--- a/templates/raport-pengasuhan.docx
+++ b/templates/raport-pengasuhan.docx
@@ -13,12 +13,12 @@
         <w:tblLook w:val="04A0" w:firstRow="1" w:lastRow="0" w:firstColumn="1" w:lastColumn="0" w:noHBand="0" w:noVBand="1"/>
       </w:tblPr>
       <w:tblGrid>
-        <w:gridCol w:w="519"/>
-        <w:gridCol w:w="767"/>
-        <w:gridCol w:w="185"/>
+        <w:gridCol w:w="518"/>
+        <w:gridCol w:w="766"/>
+        <w:gridCol w:w="184"/>
         <w:gridCol w:w="509"/>
         <w:gridCol w:w="283"/>
-        <w:gridCol w:w="1416"/>
+        <w:gridCol w:w="1415"/>
         <w:gridCol w:w="143"/>
         <w:gridCol w:w="283"/>
         <w:gridCol w:w="566"/>
@@ -26,14 +26,15 @@
         <w:gridCol w:w="988"/>
         <w:gridCol w:w="850"/>
         <w:gridCol w:w="284"/>
-        <w:gridCol w:w="425"/>
-        <w:gridCol w:w="1109"/>
-        <w:gridCol w:w="26"/>
-        <w:gridCol w:w="130"/>
-        <w:gridCol w:w="295"/>
-        <w:gridCol w:w="974"/>
+        <w:gridCol w:w="150"/>
+        <w:gridCol w:w="280"/>
+        <w:gridCol w:w="1103"/>
+        <w:gridCol w:w="31"/>
+        <w:gridCol w:w="125"/>
+        <w:gridCol w:w="300"/>
+        <w:gridCol w:w="969"/>
         <w:gridCol w:w="23"/>
-        <w:gridCol w:w="419"/>
+        <w:gridCol w:w="424"/>
         <w:gridCol w:w="34"/>
       </w:tblGrid>
       <w:tr>
@@ -43,7 +44,7 @@
         <w:tc>
           <w:tcPr>
             <w:tcW w:w="11227" w:type="dxa"/>
-            <w:gridSpan w:val="22"/>
+            <w:gridSpan w:val="23"/>
             <w:shd w:val="clear" w:color="auto" w:fill="auto"/>
           </w:tcPr>
           <w:p>
@@ -496,7 +497,7 @@
         <w:tc>
           <w:tcPr>
             <w:tcW w:w="11227" w:type="dxa"/>
-            <w:gridSpan w:val="22"/>
+            <w:gridSpan w:val="23"/>
             <w:shd w:val="clear" w:color="auto" w:fill="auto"/>
             <w:vAlign w:val="center"/>
           </w:tcPr>
@@ -554,7 +555,7 @@
         <w:tc>
           <w:tcPr>
             <w:tcW w:w="11227" w:type="dxa"/>
-            <w:gridSpan w:val="22"/>
+            <w:gridSpan w:val="23"/>
             <w:shd w:val="clear" w:color="auto" w:fill="auto"/>
             <w:vAlign w:val="center"/>
           </w:tcPr>
@@ -568,7 +569,6 @@
                 <w:szCs w:val="28"/>
               </w:rPr>
             </w:pPr>
-            <w:proofErr w:type="spellStart"/>
             <w:r>
               <w:rPr>
                 <w:rFonts w:ascii="Arial Narrow" w:hAnsi="Arial Narrow" w:cs="Times New Roman"/>
@@ -577,9 +577,8 @@
                 <w:sz w:val="24"/>
                 <w:szCs w:val="24"/>
               </w:rPr>
-              <w:t>Pondok</w:t>
-            </w:r>
-            <w:proofErr w:type="spellEnd"/>
+              <w:t xml:space="preserve">Pondok </w:t>
+            </w:r>
             <w:r>
               <w:rPr>
                 <w:rFonts w:ascii="Arial Narrow" w:hAnsi="Arial Narrow" w:cs="Times New Roman"/>
@@ -588,9 +587,8 @@
                 <w:sz w:val="24"/>
                 <w:szCs w:val="24"/>
               </w:rPr>
-              <w:t xml:space="preserve"> </w:t>
-            </w:r>
-            <w:proofErr w:type="spellStart"/>
+              <w:t>Pesantren Muhammadiyah</w:t>
+            </w:r>
             <w:r>
               <w:rPr>
                 <w:rFonts w:ascii="Arial Narrow" w:hAnsi="Arial Narrow" w:cs="Times New Roman"/>
@@ -599,9 +597,8 @@
                 <w:sz w:val="24"/>
                 <w:szCs w:val="24"/>
               </w:rPr>
-              <w:t>Pesantren</w:t>
-            </w:r>
-            <w:proofErr w:type="spellEnd"/>
+              <w:t xml:space="preserve"> Darul Arq</w:t>
+            </w:r>
             <w:r>
               <w:rPr>
                 <w:rFonts w:ascii="Arial Narrow" w:hAnsi="Arial Narrow" w:cs="Times New Roman"/>
@@ -610,7 +607,7 @@
                 <w:sz w:val="24"/>
                 <w:szCs w:val="24"/>
               </w:rPr>
-              <w:t xml:space="preserve"> Muhammadiyah</w:t>
+              <w:t>a</w:t>
             </w:r>
             <w:r>
               <w:rPr>
@@ -620,93 +617,7 @@
                 <w:sz w:val="24"/>
                 <w:szCs w:val="24"/>
               </w:rPr>
-              <w:t xml:space="preserve"> </w:t>
-            </w:r>
-            <w:proofErr w:type="spellStart"/>
-            <w:r>
-              <w:rPr>
-                <w:rFonts w:ascii="Arial Narrow" w:hAnsi="Arial Narrow" w:cs="Times New Roman"/>
-                <w:b/>
-                <w:bCs/>
-                <w:sz w:val="24"/>
-                <w:szCs w:val="24"/>
-              </w:rPr>
-              <w:t>Darul</w:t>
-            </w:r>
-            <w:proofErr w:type="spellEnd"/>
-            <w:r>
-              <w:rPr>
-                <w:rFonts w:ascii="Arial Narrow" w:hAnsi="Arial Narrow" w:cs="Times New Roman"/>
-                <w:b/>
-                <w:bCs/>
-                <w:sz w:val="24"/>
-                <w:szCs w:val="24"/>
-              </w:rPr>
-              <w:t xml:space="preserve"> </w:t>
-            </w:r>
-            <w:proofErr w:type="spellStart"/>
-            <w:r>
-              <w:rPr>
-                <w:rFonts w:ascii="Arial Narrow" w:hAnsi="Arial Narrow" w:cs="Times New Roman"/>
-                <w:b/>
-                <w:bCs/>
-                <w:sz w:val="24"/>
-                <w:szCs w:val="24"/>
-              </w:rPr>
-              <w:t>Arq</w:t>
-            </w:r>
-            <w:r>
-              <w:rPr>
-                <w:rFonts w:ascii="Arial Narrow" w:hAnsi="Arial Narrow" w:cs="Times New Roman"/>
-                <w:b/>
-                <w:bCs/>
-                <w:sz w:val="24"/>
-                <w:szCs w:val="24"/>
-              </w:rPr>
-              <w:t>a</w:t>
-            </w:r>
-            <w:r>
-              <w:rPr>
-                <w:rFonts w:ascii="Arial Narrow" w:hAnsi="Arial Narrow" w:cs="Times New Roman"/>
-                <w:b/>
-                <w:bCs/>
-                <w:sz w:val="24"/>
-                <w:szCs w:val="24"/>
-              </w:rPr>
-              <w:t>m</w:t>
-            </w:r>
-            <w:proofErr w:type="spellEnd"/>
-            <w:r>
-              <w:rPr>
-                <w:rFonts w:ascii="Arial Narrow" w:hAnsi="Arial Narrow" w:cs="Times New Roman"/>
-                <w:b/>
-                <w:bCs/>
-                <w:sz w:val="24"/>
-                <w:szCs w:val="24"/>
-              </w:rPr>
-              <w:t xml:space="preserve"> </w:t>
-            </w:r>
-            <w:proofErr w:type="spellStart"/>
-            <w:r>
-              <w:rPr>
-                <w:rFonts w:ascii="Arial Narrow" w:hAnsi="Arial Narrow" w:cs="Times New Roman"/>
-                <w:b/>
-                <w:bCs/>
-                <w:sz w:val="24"/>
-                <w:szCs w:val="24"/>
-              </w:rPr>
-              <w:t>Patean</w:t>
-            </w:r>
-            <w:proofErr w:type="spellEnd"/>
-            <w:r>
-              <w:rPr>
-                <w:rFonts w:ascii="Arial Narrow" w:hAnsi="Arial Narrow" w:cs="Times New Roman"/>
-                <w:b/>
-                <w:bCs/>
-                <w:sz w:val="24"/>
-                <w:szCs w:val="24"/>
-              </w:rPr>
-              <w:t xml:space="preserve"> Kendal</w:t>
+              <w:t>m Patean Kendal</w:t>
             </w:r>
           </w:p>
         </w:tc>
@@ -718,7 +629,7 @@
         <w:tc>
           <w:tcPr>
             <w:tcW w:w="11227" w:type="dxa"/>
-            <w:gridSpan w:val="22"/>
+            <w:gridSpan w:val="23"/>
             <w:shd w:val="clear" w:color="auto" w:fill="auto"/>
             <w:vAlign w:val="center"/>
           </w:tcPr>
@@ -746,7 +657,6 @@
               </w:rPr>
               <w:t xml:space="preserve">Tahun </w:t>
             </w:r>
-            <w:proofErr w:type="spellStart"/>
             <w:r>
               <w:rPr>
                 <w:rFonts w:ascii="Arial Narrow" w:hAnsi="Arial Narrow" w:cs="Times New Roman"/>
@@ -757,7 +667,6 @@
               </w:rPr>
               <w:t>Ajaran</w:t>
             </w:r>
-            <w:proofErr w:type="spellEnd"/>
             <w:r>
               <w:rPr>
                 <w:rFonts w:ascii="Arial Narrow" w:hAnsi="Arial Narrow" w:cs="Times New Roman"/>
@@ -776,29 +685,7 @@
                 <w:sz w:val="24"/>
                 <w:szCs w:val="24"/>
               </w:rPr>
-              <w:t>${</w:t>
-            </w:r>
-            <w:proofErr w:type="spellStart"/>
-            <w:r>
-              <w:rPr>
-                <w:rFonts w:ascii="Arial Narrow" w:hAnsi="Arial Narrow" w:cs="Times New Roman"/>
-                <w:b/>
-                <w:bCs/>
-                <w:sz w:val="24"/>
-                <w:szCs w:val="24"/>
-              </w:rPr>
-              <w:t>tahun_ajaran</w:t>
-            </w:r>
-            <w:proofErr w:type="spellEnd"/>
-            <w:r>
-              <w:rPr>
-                <w:rFonts w:ascii="Arial Narrow" w:hAnsi="Arial Narrow" w:cs="Times New Roman"/>
-                <w:b/>
-                <w:bCs/>
-                <w:sz w:val="24"/>
-                <w:szCs w:val="24"/>
-              </w:rPr>
-              <w:t>}</w:t>
+              <w:t>${tahun_ajaran}</w:t>
             </w:r>
           </w:p>
         </w:tc>
@@ -822,7 +709,7 @@
         </w:trPr>
         <w:tc>
           <w:tcPr>
-            <w:tcW w:w="1286" w:type="dxa"/>
+            <w:tcW w:w="1284" w:type="dxa"/>
             <w:gridSpan w:val="2"/>
             <w:tcBorders>
               <w:top w:val="double" w:sz="6" w:space="0" w:color="auto"/>
@@ -848,7 +735,7 @@
         </w:tc>
         <w:tc>
           <w:tcPr>
-            <w:tcW w:w="185" w:type="dxa"/>
+            <w:tcW w:w="184" w:type="dxa"/>
             <w:tcBorders>
               <w:top w:val="double" w:sz="6" w:space="0" w:color="auto"/>
               <w:left w:val="nil"/>
@@ -873,7 +760,7 @@
         </w:tc>
         <w:tc>
           <w:tcPr>
-            <w:tcW w:w="4199" w:type="dxa"/>
+            <w:tcW w:w="4198" w:type="dxa"/>
             <w:gridSpan w:val="7"/>
             <w:tcBorders>
               <w:top w:val="double" w:sz="6" w:space="0" w:color="auto"/>
@@ -896,30 +783,14 @@
                 <w:b/>
                 <w:lang w:val="en-US"/>
               </w:rPr>
-              <w:t>${</w:t>
-            </w:r>
-            <w:proofErr w:type="spellStart"/>
-            <w:r>
-              <w:rPr>
-                <w:b/>
-                <w:lang w:val="en-US"/>
-              </w:rPr>
-              <w:t>nama</w:t>
-            </w:r>
-            <w:proofErr w:type="spellEnd"/>
-            <w:r>
-              <w:rPr>
-                <w:b/>
-                <w:lang w:val="en-US"/>
-              </w:rPr>
-              <w:t>}</w:t>
-            </w:r>
-          </w:p>
-        </w:tc>
-        <w:tc>
-          <w:tcPr>
-            <w:tcW w:w="3656" w:type="dxa"/>
-            <w:gridSpan w:val="5"/>
+              <w:t>${nama}</w:t>
+            </w:r>
+          </w:p>
+        </w:tc>
+        <w:tc>
+          <w:tcPr>
+            <w:tcW w:w="3655" w:type="dxa"/>
+            <w:gridSpan w:val="6"/>
             <w:tcBorders>
               <w:top w:val="double" w:sz="6" w:space="0" w:color="auto"/>
               <w:left w:val="double" w:sz="6" w:space="0" w:color="auto"/>
@@ -932,29 +803,17 @@
               <w:pStyle w:val="TableParagraph"/>
               <w:bidi/>
               <w:spacing w:line="276" w:lineRule="auto"/>
-            </w:pPr>
-            <w:r>
-              <w:rPr>
+              <w:rPr>
+                <w:rFonts w:asciiTheme="minorBidi" w:hAnsiTheme="minorBidi" w:cstheme="minorBidi"/>
+              </w:rPr>
+            </w:pPr>
+            <w:r>
+              <w:rPr>
+                <w:rFonts w:asciiTheme="minorBidi" w:hAnsiTheme="minorBidi" w:cstheme="minorBidi"/>
                 <w:b/>
                 <w:lang w:val="en-US"/>
               </w:rPr>
-              <w:t>${</w:t>
-            </w:r>
-            <w:proofErr w:type="spellStart"/>
-            <w:r>
-              <w:rPr>
-                <w:b/>
-                <w:lang w:val="en-US"/>
-              </w:rPr>
-              <w:t>nama_arab</w:t>
-            </w:r>
-            <w:proofErr w:type="spellEnd"/>
-            <w:r>
-              <w:rPr>
-                <w:b/>
-                <w:lang w:val="en-US"/>
-              </w:rPr>
-              <w:t>}</w:t>
+              <w:t>${nama_arab}</w:t>
             </w:r>
           </w:p>
         </w:tc>
@@ -975,11 +834,13 @@
               <w:spacing w:line="276" w:lineRule="auto"/>
               <w:jc w:val="center"/>
               <w:rPr>
+                <w:rFonts w:asciiTheme="minorBidi" w:hAnsiTheme="minorBidi" w:cstheme="minorBidi"/>
                 <w:lang w:val="en-US"/>
               </w:rPr>
             </w:pPr>
             <w:r>
               <w:rPr>
+                <w:rFonts w:asciiTheme="minorBidi" w:hAnsiTheme="minorBidi" w:cstheme="minorBidi"/>
                 <w:lang w:val="en-US"/>
               </w:rPr>
               <w:t>:</w:t>
@@ -988,7 +849,7 @@
         </w:tc>
         <w:tc>
           <w:tcPr>
-            <w:tcW w:w="1711" w:type="dxa"/>
+            <w:tcW w:w="1716" w:type="dxa"/>
             <w:gridSpan w:val="4"/>
             <w:tcBorders>
               <w:top w:val="double" w:sz="6" w:space="0" w:color="auto"/>
@@ -1004,12 +865,12 @@
               <w:spacing w:line="276" w:lineRule="auto"/>
               <w:ind w:left="236"/>
               <w:rPr>
-                <w:rFonts w:cstheme="minorBidi"/>
-              </w:rPr>
-            </w:pPr>
-            <w:r>
-              <w:rPr>
-                <w:rFonts w:cstheme="minorBidi"/>
+                <w:rFonts w:asciiTheme="minorBidi" w:hAnsiTheme="minorBidi" w:cstheme="minorBidi"/>
+              </w:rPr>
+            </w:pPr>
+            <w:r>
+              <w:rPr>
+                <w:rFonts w:asciiTheme="minorBidi" w:hAnsiTheme="minorBidi" w:cstheme="minorBidi"/>
                 <w:rtl/>
               </w:rPr>
               <w:t>الاسمُ</w:t>
@@ -1036,7 +897,7 @@
         </w:trPr>
         <w:tc>
           <w:tcPr>
-            <w:tcW w:w="1286" w:type="dxa"/>
+            <w:tcW w:w="1284" w:type="dxa"/>
             <w:gridSpan w:val="2"/>
             <w:tcBorders>
               <w:top w:val="nil"/>
@@ -1071,7 +932,7 @@
         </w:tc>
         <w:tc>
           <w:tcPr>
-            <w:tcW w:w="185" w:type="dxa"/>
+            <w:tcW w:w="184" w:type="dxa"/>
             <w:tcBorders>
               <w:top w:val="nil"/>
               <w:left w:val="nil"/>
@@ -1096,7 +957,7 @@
         </w:tc>
         <w:tc>
           <w:tcPr>
-            <w:tcW w:w="4199" w:type="dxa"/>
+            <w:tcW w:w="4198" w:type="dxa"/>
             <w:gridSpan w:val="7"/>
             <w:tcBorders>
               <w:top w:val="single" w:sz="8" w:space="0" w:color="000000"/>
@@ -1119,30 +980,14 @@
                 <w:spacing w:val="-4"/>
                 <w:lang w:val="en-US"/>
               </w:rPr>
-              <w:t>${</w:t>
-            </w:r>
-            <w:proofErr w:type="spellStart"/>
-            <w:r>
-              <w:rPr>
-                <w:spacing w:val="-4"/>
-                <w:lang w:val="en-US"/>
-              </w:rPr>
-              <w:t>stb</w:t>
-            </w:r>
-            <w:proofErr w:type="spellEnd"/>
-            <w:r>
-              <w:rPr>
-                <w:spacing w:val="-4"/>
-                <w:lang w:val="en-US"/>
-              </w:rPr>
-              <w:t>}</w:t>
-            </w:r>
-          </w:p>
-        </w:tc>
-        <w:tc>
-          <w:tcPr>
-            <w:tcW w:w="3656" w:type="dxa"/>
-            <w:gridSpan w:val="5"/>
+              <w:t>${stb}</w:t>
+            </w:r>
+          </w:p>
+        </w:tc>
+        <w:tc>
+          <w:tcPr>
+            <w:tcW w:w="3655" w:type="dxa"/>
+            <w:gridSpan w:val="6"/>
             <w:tcBorders>
               <w:top w:val="single" w:sz="8" w:space="0" w:color="000000"/>
               <w:left w:val="double" w:sz="6" w:space="0" w:color="auto"/>
@@ -1155,29 +1000,17 @@
               <w:pStyle w:val="TableParagraph"/>
               <w:bidi/>
               <w:spacing w:line="276" w:lineRule="auto"/>
-            </w:pPr>
-            <w:r>
-              <w:rPr>
+              <w:rPr>
+                <w:rFonts w:asciiTheme="minorBidi" w:hAnsiTheme="minorBidi" w:cstheme="minorBidi"/>
+              </w:rPr>
+            </w:pPr>
+            <w:r>
+              <w:rPr>
+                <w:rFonts w:asciiTheme="minorBidi" w:hAnsiTheme="minorBidi" w:cstheme="minorBidi"/>
                 <w:spacing w:val="-4"/>
                 <w:lang w:val="en-US"/>
               </w:rPr>
-              <w:t>${</w:t>
-            </w:r>
-            <w:proofErr w:type="spellStart"/>
-            <w:r>
-              <w:rPr>
-                <w:spacing w:val="-4"/>
-                <w:lang w:val="en-US"/>
-              </w:rPr>
-              <w:t>stb_arab</w:t>
-            </w:r>
-            <w:proofErr w:type="spellEnd"/>
-            <w:r>
-              <w:rPr>
-                <w:spacing w:val="-4"/>
-                <w:lang w:val="en-US"/>
-              </w:rPr>
-              <w:t>}</w:t>
+              <w:t>${stb_arab}</w:t>
             </w:r>
           </w:p>
         </w:tc>
@@ -1198,11 +1031,13 @@
               <w:spacing w:line="276" w:lineRule="auto"/>
               <w:jc w:val="center"/>
               <w:rPr>
+                <w:rFonts w:asciiTheme="minorBidi" w:hAnsiTheme="minorBidi" w:cstheme="minorBidi"/>
                 <w:lang w:val="en-US"/>
               </w:rPr>
             </w:pPr>
             <w:r>
               <w:rPr>
+                <w:rFonts w:asciiTheme="minorBidi" w:hAnsiTheme="minorBidi" w:cstheme="minorBidi"/>
                 <w:lang w:val="en-US"/>
               </w:rPr>
               <w:t>:</w:t>
@@ -1211,7 +1046,7 @@
         </w:tc>
         <w:tc>
           <w:tcPr>
-            <w:tcW w:w="1711" w:type="dxa"/>
+            <w:tcW w:w="1716" w:type="dxa"/>
             <w:gridSpan w:val="4"/>
             <w:tcBorders>
               <w:top w:val="nil"/>
@@ -1227,15 +1062,15 @@
               <w:spacing w:line="276" w:lineRule="auto"/>
               <w:ind w:left="236"/>
               <w:rPr>
-                <w:rFonts w:cstheme="minorBidi"/>
-              </w:rPr>
-            </w:pPr>
-            <w:r>
-              <w:rPr>
-                <w:rFonts w:cs="Arial"/>
-                <w:rtl/>
-              </w:rPr>
-              <w:t>رَقْمُ الحُضُورِ</w:t>
+                <w:rFonts w:asciiTheme="minorBidi" w:hAnsiTheme="minorBidi" w:cstheme="minorBidi"/>
+              </w:rPr>
+            </w:pPr>
+            <w:r>
+              <w:rPr>
+                <w:rFonts w:asciiTheme="minorBidi" w:hAnsiTheme="minorBidi" w:cstheme="minorBidi"/>
+                <w:rtl/>
+              </w:rPr>
+              <w:t>رَقْمُ دَفْتَرِ الْقَيْدِ</w:t>
             </w:r>
           </w:p>
         </w:tc>
@@ -1259,7 +1094,7 @@
         </w:trPr>
         <w:tc>
           <w:tcPr>
-            <w:tcW w:w="1286" w:type="dxa"/>
+            <w:tcW w:w="1284" w:type="dxa"/>
             <w:gridSpan w:val="2"/>
             <w:tcBorders>
               <w:top w:val="nil"/>
@@ -1289,7 +1124,7 @@
         </w:tc>
         <w:tc>
           <w:tcPr>
-            <w:tcW w:w="185" w:type="dxa"/>
+            <w:tcW w:w="184" w:type="dxa"/>
             <w:tcBorders>
               <w:top w:val="nil"/>
               <w:left w:val="nil"/>
@@ -1317,7 +1152,7 @@
         </w:tc>
         <w:tc>
           <w:tcPr>
-            <w:tcW w:w="4199" w:type="dxa"/>
+            <w:tcW w:w="4198" w:type="dxa"/>
             <w:gridSpan w:val="7"/>
             <w:tcBorders>
               <w:top w:val="single" w:sz="8" w:space="0" w:color="000000"/>
@@ -1341,46 +1176,14 @@
                 <w:spacing w:val="-2"/>
                 <w:lang w:val="en-US"/>
               </w:rPr>
-              <w:t>${</w:t>
-            </w:r>
-            <w:proofErr w:type="spellStart"/>
-            <w:r>
-              <w:rPr>
-                <w:spacing w:val="-2"/>
-                <w:lang w:val="en-US"/>
-              </w:rPr>
-              <w:t>kelas</w:t>
-            </w:r>
-            <w:proofErr w:type="spellEnd"/>
-            <w:r>
-              <w:rPr>
-                <w:spacing w:val="-2"/>
-                <w:lang w:val="en-US"/>
-              </w:rPr>
-              <w:t>} / ${</w:t>
-            </w:r>
-            <w:proofErr w:type="spellStart"/>
-            <w:r>
-              <w:rPr>
-                <w:spacing w:val="-2"/>
-                <w:lang w:val="en-US"/>
-              </w:rPr>
-              <w:t>semester_small</w:t>
-            </w:r>
-            <w:proofErr w:type="spellEnd"/>
-            <w:r>
-              <w:rPr>
-                <w:spacing w:val="-2"/>
-                <w:lang w:val="en-US"/>
-              </w:rPr>
-              <w:t>}</w:t>
-            </w:r>
-          </w:p>
-        </w:tc>
-        <w:tc>
-          <w:tcPr>
-            <w:tcW w:w="3656" w:type="dxa"/>
-            <w:gridSpan w:val="5"/>
+              <w:t>${kelas} / ${semester_small}</w:t>
+            </w:r>
+          </w:p>
+        </w:tc>
+        <w:tc>
+          <w:tcPr>
+            <w:tcW w:w="3655" w:type="dxa"/>
+            <w:gridSpan w:val="6"/>
             <w:tcBorders>
               <w:top w:val="single" w:sz="8" w:space="0" w:color="000000"/>
               <w:left w:val="double" w:sz="6" w:space="0" w:color="auto"/>
@@ -1394,141 +1197,66 @@
               <w:bidi/>
               <w:spacing w:line="276" w:lineRule="auto"/>
               <w:rPr>
+                <w:rFonts w:asciiTheme="minorBidi" w:hAnsiTheme="minorBidi" w:cstheme="minorBidi"/>
                 <w:spacing w:val="-2"/>
                 <w:lang w:val="en-US"/>
               </w:rPr>
             </w:pPr>
             <w:r>
               <w:rPr>
+                <w:rFonts w:asciiTheme="minorBidi" w:hAnsiTheme="minorBidi" w:cstheme="minorBidi"/>
                 <w:spacing w:val="-2"/>
                 <w:lang w:val="en-US"/>
               </w:rPr>
-              <w:t>${</w:t>
-            </w:r>
-            <w:proofErr w:type="spellStart"/>
-            <w:r>
-              <w:rPr>
+              <w:t>${semester_small_arab}</w:t>
+            </w:r>
+            <w:r>
+              <w:rPr>
+                <w:rFonts w:asciiTheme="minorBidi" w:hAnsiTheme="minorBidi" w:cstheme="minorBidi"/>
                 <w:spacing w:val="-2"/>
                 <w:lang w:val="en-US"/>
               </w:rPr>
-              <w:t>semester_small_arab</w:t>
-            </w:r>
-            <w:proofErr w:type="spellEnd"/>
-            <w:r>
-              <w:rPr>
+              <w:t xml:space="preserve"> </w:t>
+            </w:r>
+            <w:r>
+              <w:rPr>
+                <w:rFonts w:asciiTheme="minorBidi" w:hAnsiTheme="minorBidi" w:cstheme="minorBidi"/>
                 <w:spacing w:val="-2"/>
                 <w:lang w:val="en-US"/>
               </w:rPr>
-              <w:t>}</w:t>
-            </w:r>
-            <w:r>
-              <w:rPr>
+              <w:t>/</w:t>
+            </w:r>
+            <w:r>
+              <w:rPr>
+                <w:rFonts w:asciiTheme="minorBidi" w:hAnsiTheme="minorBidi" w:cstheme="minorBidi"/>
                 <w:spacing w:val="-2"/>
                 <w:lang w:val="en-US"/>
               </w:rPr>
-              <w:t xml:space="preserve"> </w:t>
-            </w:r>
-            <w:r>
-              <w:rPr>
+              <w:t xml:space="preserve"> “${kelas_arab}”</w:t>
+            </w:r>
+            <w:r>
+              <w:rPr>
+                <w:rFonts w:asciiTheme="minorBidi" w:hAnsiTheme="minorBidi" w:cstheme="minorBidi"/>
                 <w:spacing w:val="-2"/>
                 <w:lang w:val="en-US"/>
               </w:rPr>
-              <w:t>/</w:t>
-            </w:r>
-            <w:r>
-              <w:rPr>
+              <w:t xml:space="preserve"> ${kelas_</w:t>
+            </w:r>
+            <w:r>
+              <w:rPr>
+                <w:rFonts w:asciiTheme="minorBidi" w:hAnsiTheme="minorBidi" w:cstheme="minorBidi"/>
                 <w:spacing w:val="-2"/>
                 <w:lang w:val="en-US"/>
               </w:rPr>
-              <w:t xml:space="preserve"> “</w:t>
-            </w:r>
-            <w:r>
-              <w:rPr>
+              <w:t>huruf_</w:t>
+            </w:r>
+            <w:r>
+              <w:rPr>
+                <w:rFonts w:asciiTheme="minorBidi" w:hAnsiTheme="minorBidi" w:cstheme="minorBidi"/>
                 <w:spacing w:val="-2"/>
                 <w:lang w:val="en-US"/>
               </w:rPr>
-              <w:t>${</w:t>
-            </w:r>
-            <w:proofErr w:type="spellStart"/>
-            <w:r>
-              <w:rPr>
-                <w:spacing w:val="-2"/>
-                <w:lang w:val="en-US"/>
-              </w:rPr>
-              <w:t>kelas</w:t>
-            </w:r>
-            <w:r>
-              <w:rPr>
-                <w:spacing w:val="-2"/>
-                <w:lang w:val="en-US"/>
-              </w:rPr>
-              <w:t>_</w:t>
-            </w:r>
-            <w:r>
-              <w:rPr>
-                <w:spacing w:val="-2"/>
-                <w:lang w:val="en-US"/>
-              </w:rPr>
-              <w:t>arab</w:t>
-            </w:r>
-            <w:proofErr w:type="spellEnd"/>
-            <w:r>
-              <w:rPr>
-                <w:spacing w:val="-2"/>
-                <w:lang w:val="en-US"/>
-              </w:rPr>
-              <w:t>}</w:t>
-            </w:r>
-            <w:r>
-              <w:rPr>
-                <w:spacing w:val="-2"/>
-                <w:lang w:val="en-US"/>
-              </w:rPr>
-              <w:t>”</w:t>
-            </w:r>
-            <w:r>
-              <w:rPr>
-                <w:spacing w:val="-2"/>
-                <w:lang w:val="en-US"/>
-              </w:rPr>
-              <w:t xml:space="preserve"> </w:t>
-            </w:r>
-            <w:r>
-              <w:rPr>
-                <w:spacing w:val="-2"/>
-                <w:lang w:val="en-US"/>
-              </w:rPr>
-              <w:t>${</w:t>
-            </w:r>
-            <w:proofErr w:type="spellStart"/>
-            <w:r>
-              <w:rPr>
-                <w:spacing w:val="-2"/>
-                <w:lang w:val="en-US"/>
-              </w:rPr>
-              <w:t>kelas_</w:t>
-            </w:r>
-            <w:r>
-              <w:rPr>
-                <w:spacing w:val="-2"/>
-                <w:lang w:val="en-US"/>
-              </w:rPr>
-              <w:t>huruf_</w:t>
-            </w:r>
-            <w:r>
-              <w:rPr>
-                <w:spacing w:val="-2"/>
-                <w:lang w:val="en-US"/>
-              </w:rPr>
-              <w:t>arab</w:t>
-            </w:r>
-            <w:proofErr w:type="spellEnd"/>
-            <w:r>
-              <w:rPr>
-                <w:spacing w:val="-2"/>
-                <w:lang w:val="en-US"/>
-              </w:rPr>
-              <w:t>}</w:t>
+              <w:t>arab}</w:t>
             </w:r>
           </w:p>
         </w:tc>
@@ -1549,11 +1277,13 @@
               <w:spacing w:line="276" w:lineRule="auto"/>
               <w:jc w:val="center"/>
               <w:rPr>
+                <w:rFonts w:asciiTheme="minorBidi" w:hAnsiTheme="minorBidi" w:cstheme="minorBidi"/>
                 <w:lang w:val="en-US"/>
               </w:rPr>
             </w:pPr>
             <w:r>
               <w:rPr>
+                <w:rFonts w:asciiTheme="minorBidi" w:hAnsiTheme="minorBidi" w:cstheme="minorBidi"/>
                 <w:lang w:val="en-US"/>
               </w:rPr>
               <w:t>:</w:t>
@@ -1562,7 +1292,7 @@
         </w:tc>
         <w:tc>
           <w:tcPr>
-            <w:tcW w:w="1711" w:type="dxa"/>
+            <w:tcW w:w="1716" w:type="dxa"/>
             <w:gridSpan w:val="4"/>
             <w:tcBorders>
               <w:top w:val="nil"/>
@@ -1578,13 +1308,13 @@
               <w:spacing w:line="276" w:lineRule="auto"/>
               <w:ind w:left="236"/>
               <w:rPr>
-                <w:rFonts w:cs="Times New Roman"/>
-                <w:rtl/>
-              </w:rPr>
-            </w:pPr>
-            <w:r>
-              <w:rPr>
-                <w:rFonts w:cs="Times New Roman"/>
+                <w:rFonts w:asciiTheme="minorBidi" w:hAnsiTheme="minorBidi" w:cstheme="minorBidi"/>
+                <w:rtl/>
+              </w:rPr>
+            </w:pPr>
+            <w:r>
+              <w:rPr>
+                <w:rFonts w:asciiTheme="minorBidi" w:hAnsiTheme="minorBidi" w:cstheme="minorBidi"/>
                 <w:rtl/>
               </w:rPr>
               <w:t>الصَّفُّ</w:t>
@@ -1611,7 +1341,7 @@
         </w:trPr>
         <w:tc>
           <w:tcPr>
-            <w:tcW w:w="1286" w:type="dxa"/>
+            <w:tcW w:w="1284" w:type="dxa"/>
             <w:gridSpan w:val="2"/>
             <w:tcBorders>
               <w:top w:val="nil"/>
@@ -1627,7 +1357,6 @@
               <w:spacing w:line="276" w:lineRule="auto"/>
               <w:ind w:left="165"/>
             </w:pPr>
-            <w:proofErr w:type="spellStart"/>
             <w:r>
               <w:rPr>
                 <w:spacing w:val="-2"/>
@@ -1635,12 +1364,11 @@
               </w:rPr>
               <w:t>Kamar</w:t>
             </w:r>
-            <w:proofErr w:type="spellEnd"/>
-          </w:p>
-        </w:tc>
-        <w:tc>
-          <w:tcPr>
-            <w:tcW w:w="185" w:type="dxa"/>
+          </w:p>
+        </w:tc>
+        <w:tc>
+          <w:tcPr>
+            <w:tcW w:w="184" w:type="dxa"/>
             <w:tcBorders>
               <w:top w:val="nil"/>
               <w:left w:val="nil"/>
@@ -1665,7 +1393,7 @@
         </w:tc>
         <w:tc>
           <w:tcPr>
-            <w:tcW w:w="4199" w:type="dxa"/>
+            <w:tcW w:w="4198" w:type="dxa"/>
             <w:gridSpan w:val="7"/>
             <w:tcBorders>
               <w:top w:val="single" w:sz="8" w:space="0" w:color="000000"/>
@@ -1688,30 +1416,14 @@
                 <w:spacing w:val="-2"/>
                 <w:lang w:val="en-US"/>
               </w:rPr>
-              <w:t>${</w:t>
-            </w:r>
-            <w:proofErr w:type="spellStart"/>
-            <w:r>
-              <w:rPr>
-                <w:spacing w:val="-2"/>
-                <w:lang w:val="en-US"/>
-              </w:rPr>
-              <w:t>kamar</w:t>
-            </w:r>
-            <w:proofErr w:type="spellEnd"/>
-            <w:r>
-              <w:rPr>
-                <w:spacing w:val="-2"/>
-                <w:lang w:val="en-US"/>
-              </w:rPr>
-              <w:t>}</w:t>
-            </w:r>
-          </w:p>
-        </w:tc>
-        <w:tc>
-          <w:tcPr>
-            <w:tcW w:w="3656" w:type="dxa"/>
-            <w:gridSpan w:val="5"/>
+              <w:t>${kamar}</w:t>
+            </w:r>
+          </w:p>
+        </w:tc>
+        <w:tc>
+          <w:tcPr>
+            <w:tcW w:w="3655" w:type="dxa"/>
+            <w:gridSpan w:val="6"/>
             <w:tcBorders>
               <w:top w:val="single" w:sz="8" w:space="0" w:color="000000"/>
               <w:left w:val="double" w:sz="6" w:space="0" w:color="auto"/>
@@ -1724,29 +1436,17 @@
               <w:pStyle w:val="TableParagraph"/>
               <w:bidi/>
               <w:spacing w:line="276" w:lineRule="auto"/>
-            </w:pPr>
-            <w:r>
-              <w:rPr>
+              <w:rPr>
+                <w:rFonts w:asciiTheme="minorBidi" w:hAnsiTheme="minorBidi" w:cstheme="minorBidi"/>
+              </w:rPr>
+            </w:pPr>
+            <w:r>
+              <w:rPr>
+                <w:rFonts w:asciiTheme="minorBidi" w:hAnsiTheme="minorBidi" w:cstheme="minorBidi"/>
                 <w:spacing w:val="-2"/>
                 <w:lang w:val="en-US"/>
               </w:rPr>
-              <w:t>${</w:t>
-            </w:r>
-            <w:proofErr w:type="spellStart"/>
-            <w:r>
-              <w:rPr>
-                <w:spacing w:val="-2"/>
-                <w:lang w:val="en-US"/>
-              </w:rPr>
-              <w:t>kamar_arab</w:t>
-            </w:r>
-            <w:proofErr w:type="spellEnd"/>
-            <w:r>
-              <w:rPr>
-                <w:spacing w:val="-2"/>
-                <w:lang w:val="en-US"/>
-              </w:rPr>
-              <w:t>}</w:t>
+              <w:t>${kamar_arab}</w:t>
             </w:r>
           </w:p>
         </w:tc>
@@ -1767,11 +1467,13 @@
               <w:spacing w:line="276" w:lineRule="auto"/>
               <w:jc w:val="center"/>
               <w:rPr>
+                <w:rFonts w:asciiTheme="minorBidi" w:hAnsiTheme="minorBidi" w:cstheme="minorBidi"/>
                 <w:lang w:val="en-US"/>
               </w:rPr>
             </w:pPr>
             <w:r>
               <w:rPr>
+                <w:rFonts w:asciiTheme="minorBidi" w:hAnsiTheme="minorBidi" w:cstheme="minorBidi"/>
                 <w:lang w:val="en-US"/>
               </w:rPr>
               <w:t>:</w:t>
@@ -1780,7 +1482,7 @@
         </w:tc>
         <w:tc>
           <w:tcPr>
-            <w:tcW w:w="1711" w:type="dxa"/>
+            <w:tcW w:w="1716" w:type="dxa"/>
             <w:gridSpan w:val="4"/>
             <w:tcBorders>
               <w:top w:val="nil"/>
@@ -1795,10 +1497,13 @@
               <w:bidi/>
               <w:spacing w:line="276" w:lineRule="auto"/>
               <w:ind w:left="236"/>
-            </w:pPr>
-            <w:r>
-              <w:rPr>
-                <w:rFonts w:cs="Times New Roman"/>
+              <w:rPr>
+                <w:rFonts w:asciiTheme="minorBidi" w:hAnsiTheme="minorBidi" w:cstheme="minorBidi"/>
+              </w:rPr>
+            </w:pPr>
+            <w:r>
+              <w:rPr>
+                <w:rFonts w:asciiTheme="minorBidi" w:hAnsiTheme="minorBidi" w:cstheme="minorBidi"/>
                 <w:rtl/>
               </w:rPr>
               <w:t>الحجرة</w:t>
@@ -1813,7 +1518,7 @@
         <w:tc>
           <w:tcPr>
             <w:tcW w:w="11227" w:type="dxa"/>
-            <w:gridSpan w:val="22"/>
+            <w:gridSpan w:val="23"/>
             <w:tcBorders>
               <w:top w:val="double" w:sz="6" w:space="0" w:color="auto"/>
             </w:tcBorders>
@@ -1845,7 +1550,7 @@
         </w:trPr>
         <w:tc>
           <w:tcPr>
-            <w:tcW w:w="519" w:type="dxa"/>
+            <w:tcW w:w="518" w:type="dxa"/>
             <w:tcBorders>
               <w:top w:val="double" w:sz="6" w:space="0" w:color="auto"/>
               <w:left w:val="double" w:sz="6" w:space="0" w:color="auto"/>
@@ -1878,7 +1583,7 @@
         </w:tc>
         <w:tc>
           <w:tcPr>
-            <w:tcW w:w="4152" w:type="dxa"/>
+            <w:tcW w:w="4149" w:type="dxa"/>
             <w:gridSpan w:val="8"/>
             <w:tcBorders>
               <w:top w:val="double" w:sz="6" w:space="0" w:color="auto"/>
@@ -1968,15 +1673,15 @@
               <w:spacing w:after="0" w:line="240" w:lineRule="auto"/>
               <w:jc w:val="center"/>
               <w:rPr>
-                <w:rFonts w:ascii="Arial Narrow" w:hAnsi="Arial Narrow" w:cs="Traditional Arabic"/>
-                <w:b/>
-                <w:bCs/>
-                <w:rtl/>
-              </w:rPr>
-            </w:pPr>
-            <w:r>
-              <w:rPr>
-                <w:rFonts w:ascii="Arial Narrow" w:hAnsi="Arial Narrow" w:cs="Traditional Arabic"/>
+                <w:rFonts w:asciiTheme="minorBidi" w:hAnsiTheme="minorBidi" w:cstheme="minorBidi"/>
+                <w:b/>
+                <w:bCs/>
+                <w:rtl/>
+              </w:rPr>
+            </w:pPr>
+            <w:r>
+              <w:rPr>
+                <w:rFonts w:asciiTheme="minorBidi" w:hAnsiTheme="minorBidi" w:cstheme="minorBidi"/>
                 <w:b/>
                 <w:bCs/>
                 <w:rtl/>
@@ -1987,8 +1692,8 @@
         </w:tc>
         <w:tc>
           <w:tcPr>
-            <w:tcW w:w="4116" w:type="dxa"/>
-            <w:gridSpan w:val="9"/>
+            <w:tcW w:w="4115" w:type="dxa"/>
+            <w:gridSpan w:val="10"/>
             <w:tcBorders>
               <w:top w:val="double" w:sz="6" w:space="0" w:color="auto"/>
               <w:left w:val="single" w:sz="4" w:space="0" w:color="auto"/>
@@ -2003,15 +1708,15 @@
               <w:spacing w:after="0" w:line="240" w:lineRule="auto"/>
               <w:jc w:val="center"/>
               <w:rPr>
-                <w:rFonts w:ascii="Arial Narrow" w:hAnsi="Arial Narrow" w:cs="Traditional Arabic"/>
-                <w:b/>
-                <w:bCs/>
-                <w:rtl/>
-              </w:rPr>
-            </w:pPr>
-            <w:r>
-              <w:rPr>
-                <w:rFonts w:ascii="Arial Narrow" w:hAnsi="Arial Narrow" w:cs="Times New Roman"/>
+                <w:rFonts w:asciiTheme="minorBidi" w:hAnsiTheme="minorBidi" w:cstheme="minorBidi"/>
+                <w:b/>
+                <w:bCs/>
+                <w:rtl/>
+              </w:rPr>
+            </w:pPr>
+            <w:r>
+              <w:rPr>
+                <w:rFonts w:asciiTheme="minorBidi" w:hAnsiTheme="minorBidi" w:cstheme="minorBidi"/>
                 <w:b/>
                 <w:bCs/>
               </w:rPr>
@@ -2019,7 +1724,7 @@
             </w:r>
             <w:r>
               <w:rPr>
-                <w:rFonts w:ascii="Arial Narrow" w:hAnsi="Arial Narrow" w:cs="Traditional Arabic"/>
+                <w:rFonts w:asciiTheme="minorBidi" w:hAnsiTheme="minorBidi" w:cstheme="minorBidi"/>
                 <w:b/>
                 <w:bCs/>
                 <w:rtl/>
@@ -2030,7 +1735,7 @@
         </w:tc>
         <w:tc>
           <w:tcPr>
-            <w:tcW w:w="419" w:type="dxa"/>
+            <w:tcW w:w="424" w:type="dxa"/>
             <w:tcBorders>
               <w:top w:val="double" w:sz="6" w:space="0" w:color="auto"/>
               <w:left w:val="single" w:sz="4" w:space="0" w:color="auto"/>
@@ -2045,15 +1750,15 @@
               <w:spacing w:after="0" w:line="240" w:lineRule="auto"/>
               <w:jc w:val="center"/>
               <w:rPr>
-                <w:rFonts w:ascii="Arial Narrow" w:hAnsi="Arial Narrow" w:cs="Traditional Arabic"/>
-                <w:b/>
-                <w:bCs/>
-                <w:rtl/>
-              </w:rPr>
-            </w:pPr>
-            <w:r>
-              <w:rPr>
-                <w:rFonts w:ascii="Arial Narrow" w:hAnsi="Arial Narrow" w:cs="Traditional Arabic"/>
+                <w:rFonts w:asciiTheme="minorBidi" w:hAnsiTheme="minorBidi" w:cstheme="minorBidi"/>
+                <w:b/>
+                <w:bCs/>
+                <w:rtl/>
+              </w:rPr>
+            </w:pPr>
+            <w:r>
+              <w:rPr>
+                <w:rFonts w:asciiTheme="minorBidi" w:hAnsiTheme="minorBidi" w:cstheme="minorBidi"/>
                 <w:b/>
                 <w:bCs/>
                 <w:rtl/>
@@ -2071,7 +1776,7 @@
         </w:trPr>
         <w:tc>
           <w:tcPr>
-            <w:tcW w:w="519" w:type="dxa"/>
+            <w:tcW w:w="518" w:type="dxa"/>
             <w:tcBorders>
               <w:top w:val="double" w:sz="6" w:space="0" w:color="auto"/>
               <w:left w:val="double" w:sz="6" w:space="0" w:color="auto"/>
@@ -2101,7 +1806,7 @@
         </w:tc>
         <w:tc>
           <w:tcPr>
-            <w:tcW w:w="4152" w:type="dxa"/>
+            <w:tcW w:w="4149" w:type="dxa"/>
             <w:gridSpan w:val="8"/>
             <w:tcBorders>
               <w:top w:val="double" w:sz="6" w:space="0" w:color="auto"/>
@@ -2175,16 +1880,16 @@
               <w:spacing w:after="0" w:line="240" w:lineRule="auto"/>
               <w:jc w:val="center"/>
               <w:rPr>
-                <w:rFonts w:ascii="Arial Narrow" w:hAnsi="Arial Narrow" w:cs="Times New Roman"/>
-                <w:rtl/>
-              </w:rPr>
-            </w:pPr>
-          </w:p>
-        </w:tc>
-        <w:tc>
-          <w:tcPr>
-            <w:tcW w:w="4116" w:type="dxa"/>
-            <w:gridSpan w:val="9"/>
+                <w:rFonts w:asciiTheme="minorBidi" w:hAnsiTheme="minorBidi" w:cstheme="minorBidi"/>
+                <w:rtl/>
+              </w:rPr>
+            </w:pPr>
+          </w:p>
+        </w:tc>
+        <w:tc>
+          <w:tcPr>
+            <w:tcW w:w="4115" w:type="dxa"/>
+            <w:gridSpan w:val="10"/>
             <w:tcBorders>
               <w:top w:val="double" w:sz="6" w:space="0" w:color="auto"/>
               <w:left w:val="single" w:sz="4" w:space="0" w:color="auto"/>
@@ -2200,13 +1905,13 @@
               <w:spacing w:after="0" w:line="240" w:lineRule="auto"/>
               <w:ind w:left="138" w:right="148"/>
               <w:rPr>
-                <w:rFonts w:ascii="Arial Narrow" w:hAnsi="Arial Narrow" w:cs="Traditional Arabic"/>
-                <w:lang w:val="id-ID"/>
-              </w:rPr>
-            </w:pPr>
-            <w:r>
-              <w:rPr>
-                <w:rFonts w:ascii="Arial Narrow" w:hAnsi="Arial Narrow" w:cs="Traditional Arabic"/>
+                <w:rFonts w:asciiTheme="minorBidi" w:hAnsiTheme="minorBidi" w:cstheme="minorBidi"/>
+                <w:lang w:val="id-ID"/>
+              </w:rPr>
+            </w:pPr>
+            <w:r>
+              <w:rPr>
+                <w:rFonts w:asciiTheme="minorBidi" w:hAnsiTheme="minorBidi" w:cstheme="minorBidi"/>
                 <w:b/>
                 <w:bCs/>
                 <w:rtl/>
@@ -2218,7 +1923,7 @@
         </w:tc>
         <w:tc>
           <w:tcPr>
-            <w:tcW w:w="419" w:type="dxa"/>
+            <w:tcW w:w="424" w:type="dxa"/>
             <w:tcBorders>
               <w:top w:val="double" w:sz="6" w:space="0" w:color="auto"/>
               <w:left w:val="single" w:sz="4" w:space="0" w:color="auto"/>
@@ -2233,15 +1938,15 @@
               <w:spacing w:after="0" w:line="240" w:lineRule="auto"/>
               <w:jc w:val="center"/>
               <w:rPr>
-                <w:rFonts w:ascii="Arial Narrow" w:hAnsi="Arial Narrow" w:cs="Traditional Arabic"/>
-                <w:b/>
-                <w:bCs/>
-                <w:rtl/>
-              </w:rPr>
-            </w:pPr>
-            <w:r>
-              <w:rPr>
-                <w:rFonts w:ascii="Arial Narrow" w:hAnsi="Arial Narrow" w:cs="Traditional Arabic"/>
+                <w:rFonts w:asciiTheme="minorBidi" w:hAnsiTheme="minorBidi" w:cstheme="minorBidi"/>
+                <w:b/>
+                <w:bCs/>
+                <w:rtl/>
+              </w:rPr>
+            </w:pPr>
+            <w:r>
+              <w:rPr>
+                <w:rFonts w:asciiTheme="minorBidi" w:hAnsiTheme="minorBidi" w:cstheme="minorBidi"/>
                 <w:b/>
                 <w:bCs/>
                 <w:rtl/>
@@ -2259,7 +1964,7 @@
         </w:trPr>
         <w:tc>
           <w:tcPr>
-            <w:tcW w:w="519" w:type="dxa"/>
+            <w:tcW w:w="518" w:type="dxa"/>
             <w:tcBorders>
               <w:top w:val="single" w:sz="12" w:space="0" w:color="auto"/>
               <w:left w:val="double" w:sz="6" w:space="0" w:color="auto"/>
@@ -2280,7 +1985,7 @@
         </w:tc>
         <w:tc>
           <w:tcPr>
-            <w:tcW w:w="4152" w:type="dxa"/>
+            <w:tcW w:w="4149" w:type="dxa"/>
             <w:gridSpan w:val="8"/>
             <w:tcBorders>
               <w:top w:val="single" w:sz="12" w:space="0" w:color="auto"/>
@@ -2364,14 +2069,14 @@
               <w:spacing w:after="0" w:line="240" w:lineRule="auto"/>
               <w:jc w:val="center"/>
               <w:rPr>
-                <w:rFonts w:ascii="Arial Narrow" w:hAnsi="Arial Narrow" w:cs="Traditional Arabic"/>
-                <w:b/>
-                <w:bCs/>
-              </w:rPr>
-            </w:pPr>
-            <w:r>
-              <w:rPr>
-                <w:rFonts w:ascii="Arial Narrow" w:hAnsi="Arial Narrow" w:cs="Times New Roman"/>
+                <w:rFonts w:asciiTheme="minorBidi" w:hAnsiTheme="minorBidi" w:cstheme="minorBidi"/>
+                <w:b/>
+                <w:bCs/>
+              </w:rPr>
+            </w:pPr>
+            <w:r>
+              <w:rPr>
+                <w:rFonts w:asciiTheme="minorBidi" w:hAnsiTheme="minorBidi" w:cstheme="minorBidi"/>
                 <w:b/>
                 <w:bCs/>
               </w:rPr>
@@ -2381,8 +2086,8 @@
         </w:tc>
         <w:tc>
           <w:tcPr>
-            <w:tcW w:w="4116" w:type="dxa"/>
-            <w:gridSpan w:val="9"/>
+            <w:tcW w:w="4115" w:type="dxa"/>
+            <w:gridSpan w:val="10"/>
             <w:tcBorders>
               <w:top w:val="single" w:sz="12" w:space="0" w:color="auto"/>
               <w:left w:val="single" w:sz="4" w:space="0" w:color="auto"/>
@@ -2403,15 +2108,15 @@
               <w:spacing w:after="0" w:line="240" w:lineRule="auto"/>
               <w:ind w:left="280" w:right="148" w:hanging="142"/>
               <w:rPr>
-                <w:rFonts w:ascii="Arial Narrow" w:hAnsi="Arial Narrow" w:cs="Traditional Arabic"/>
-                <w:b/>
-                <w:bCs/>
-                <w:lang w:val="id-ID"/>
-              </w:rPr>
-            </w:pPr>
-            <w:r>
-              <w:rPr>
-                <w:rFonts w:ascii="Arial Narrow" w:hAnsi="Arial Narrow" w:cs="Traditional Arabic"/>
+                <w:rFonts w:asciiTheme="minorBidi" w:hAnsiTheme="minorBidi" w:cstheme="minorBidi"/>
+                <w:b/>
+                <w:bCs/>
+                <w:lang w:val="id-ID"/>
+              </w:rPr>
+            </w:pPr>
+            <w:r>
+              <w:rPr>
+                <w:rFonts w:asciiTheme="minorBidi" w:hAnsiTheme="minorBidi" w:cstheme="minorBidi"/>
                 <w:b/>
                 <w:bCs/>
                 <w:rtl/>
@@ -2423,7 +2128,7 @@
         </w:tc>
         <w:tc>
           <w:tcPr>
-            <w:tcW w:w="419" w:type="dxa"/>
+            <w:tcW w:w="424" w:type="dxa"/>
             <w:tcBorders>
               <w:top w:val="single" w:sz="12" w:space="0" w:color="auto"/>
               <w:left w:val="single" w:sz="4" w:space="0" w:color="auto"/>
@@ -2438,7 +2143,7 @@
               <w:spacing w:after="0" w:line="240" w:lineRule="auto"/>
               <w:jc w:val="center"/>
               <w:rPr>
-                <w:rFonts w:ascii="Arial Narrow" w:hAnsi="Arial Narrow" w:cs="Traditional Arabic"/>
+                <w:rFonts w:asciiTheme="minorBidi" w:hAnsiTheme="minorBidi" w:cstheme="minorBidi"/>
                 <w:b/>
                 <w:bCs/>
               </w:rPr>
@@ -2454,7 +2159,7 @@
         </w:trPr>
         <w:tc>
           <w:tcPr>
-            <w:tcW w:w="519" w:type="dxa"/>
+            <w:tcW w:w="518" w:type="dxa"/>
             <w:tcBorders>
               <w:top w:val="single" w:sz="4" w:space="0" w:color="auto"/>
               <w:left w:val="double" w:sz="6" w:space="0" w:color="auto"/>
@@ -2475,7 +2180,7 @@
         </w:tc>
         <w:tc>
           <w:tcPr>
-            <w:tcW w:w="4152" w:type="dxa"/>
+            <w:tcW w:w="4149" w:type="dxa"/>
             <w:gridSpan w:val="8"/>
             <w:tcBorders>
               <w:top w:val="single" w:sz="4" w:space="0" w:color="auto"/>
@@ -2559,14 +2264,14 @@
               <w:spacing w:after="0" w:line="240" w:lineRule="auto"/>
               <w:jc w:val="center"/>
               <w:rPr>
-                <w:rFonts w:ascii="Arial Narrow" w:hAnsi="Arial Narrow" w:cs="Traditional Arabic"/>
-                <w:b/>
-                <w:bCs/>
-              </w:rPr>
-            </w:pPr>
-            <w:r>
-              <w:rPr>
-                <w:rFonts w:ascii="Arial Narrow" w:hAnsi="Arial Narrow" w:cs="Times New Roman"/>
+                <w:rFonts w:asciiTheme="minorBidi" w:hAnsiTheme="minorBidi" w:cstheme="minorBidi"/>
+                <w:b/>
+                <w:bCs/>
+              </w:rPr>
+            </w:pPr>
+            <w:r>
+              <w:rPr>
+                <w:rFonts w:asciiTheme="minorBidi" w:hAnsiTheme="minorBidi" w:cstheme="minorBidi"/>
                 <w:b/>
                 <w:bCs/>
               </w:rPr>
@@ -2576,8 +2281,8 @@
         </w:tc>
         <w:tc>
           <w:tcPr>
-            <w:tcW w:w="4116" w:type="dxa"/>
-            <w:gridSpan w:val="9"/>
+            <w:tcW w:w="4115" w:type="dxa"/>
+            <w:gridSpan w:val="10"/>
             <w:tcBorders>
               <w:top w:val="single" w:sz="4" w:space="0" w:color="auto"/>
               <w:left w:val="single" w:sz="4" w:space="0" w:color="auto"/>
@@ -2598,15 +2303,15 @@
               <w:spacing w:after="0" w:line="240" w:lineRule="auto"/>
               <w:ind w:left="280" w:right="148" w:hanging="142"/>
               <w:rPr>
-                <w:rFonts w:ascii="Arial Narrow" w:hAnsi="Arial Narrow" w:cs="Traditional Arabic"/>
-                <w:b/>
-                <w:bCs/>
-                <w:lang w:val="id-ID"/>
-              </w:rPr>
-            </w:pPr>
-            <w:r>
-              <w:rPr>
-                <w:rFonts w:ascii="Arial Narrow" w:hAnsi="Arial Narrow" w:cs="Traditional Arabic"/>
+                <w:rFonts w:asciiTheme="minorBidi" w:hAnsiTheme="minorBidi" w:cstheme="minorBidi"/>
+                <w:b/>
+                <w:bCs/>
+                <w:lang w:val="id-ID"/>
+              </w:rPr>
+            </w:pPr>
+            <w:r>
+              <w:rPr>
+                <w:rFonts w:asciiTheme="minorBidi" w:hAnsiTheme="minorBidi" w:cstheme="minorBidi"/>
                 <w:b/>
                 <w:bCs/>
                 <w:rtl/>
@@ -2618,7 +2323,7 @@
         </w:tc>
         <w:tc>
           <w:tcPr>
-            <w:tcW w:w="419" w:type="dxa"/>
+            <w:tcW w:w="424" w:type="dxa"/>
             <w:tcBorders>
               <w:top w:val="single" w:sz="4" w:space="0" w:color="auto"/>
               <w:left w:val="single" w:sz="4" w:space="0" w:color="auto"/>
@@ -2633,7 +2338,7 @@
               <w:spacing w:after="0" w:line="240" w:lineRule="auto"/>
               <w:jc w:val="center"/>
               <w:rPr>
-                <w:rFonts w:ascii="Arial Narrow" w:hAnsi="Arial Narrow" w:cs="Traditional Arabic"/>
+                <w:rFonts w:asciiTheme="minorBidi" w:hAnsiTheme="minorBidi" w:cstheme="minorBidi"/>
                 <w:b/>
                 <w:bCs/>
               </w:rPr>
@@ -2649,7 +2354,7 @@
         </w:trPr>
         <w:tc>
           <w:tcPr>
-            <w:tcW w:w="519" w:type="dxa"/>
+            <w:tcW w:w="518" w:type="dxa"/>
             <w:tcBorders>
               <w:top w:val="single" w:sz="4" w:space="0" w:color="auto"/>
               <w:left w:val="double" w:sz="6" w:space="0" w:color="auto"/>
@@ -2672,7 +2377,7 @@
         </w:tc>
         <w:tc>
           <w:tcPr>
-            <w:tcW w:w="4152" w:type="dxa"/>
+            <w:tcW w:w="4149" w:type="dxa"/>
             <w:gridSpan w:val="8"/>
             <w:tcBorders>
               <w:top w:val="single" w:sz="4" w:space="0" w:color="auto"/>
@@ -2758,14 +2463,14 @@
               <w:spacing w:after="0" w:line="240" w:lineRule="auto"/>
               <w:jc w:val="center"/>
               <w:rPr>
-                <w:rFonts w:ascii="Arial Narrow" w:hAnsi="Arial Narrow" w:cs="Traditional Arabic"/>
-                <w:b/>
-                <w:bCs/>
-              </w:rPr>
-            </w:pPr>
-            <w:r>
-              <w:rPr>
-                <w:rFonts w:ascii="Arial Narrow" w:hAnsi="Arial Narrow" w:cs="Times New Roman"/>
+                <w:rFonts w:asciiTheme="minorBidi" w:hAnsiTheme="minorBidi" w:cstheme="minorBidi"/>
+                <w:b/>
+                <w:bCs/>
+              </w:rPr>
+            </w:pPr>
+            <w:r>
+              <w:rPr>
+                <w:rFonts w:asciiTheme="minorBidi" w:hAnsiTheme="minorBidi" w:cstheme="minorBidi"/>
                 <w:b/>
                 <w:bCs/>
               </w:rPr>
@@ -2775,8 +2480,8 @@
         </w:tc>
         <w:tc>
           <w:tcPr>
-            <w:tcW w:w="4116" w:type="dxa"/>
-            <w:gridSpan w:val="9"/>
+            <w:tcW w:w="4115" w:type="dxa"/>
+            <w:gridSpan w:val="10"/>
             <w:tcBorders>
               <w:top w:val="single" w:sz="4" w:space="0" w:color="auto"/>
               <w:left w:val="single" w:sz="4" w:space="0" w:color="auto"/>
@@ -2797,15 +2502,15 @@
               <w:spacing w:after="0" w:line="240" w:lineRule="auto"/>
               <w:ind w:left="280" w:right="148" w:hanging="142"/>
               <w:rPr>
-                <w:rFonts w:ascii="Arial Narrow" w:hAnsi="Arial Narrow" w:cs="Traditional Arabic"/>
-                <w:b/>
-                <w:bCs/>
-                <w:lang w:val="id-ID"/>
-              </w:rPr>
-            </w:pPr>
-            <w:r>
-              <w:rPr>
-                <w:rFonts w:ascii="Arial Narrow" w:hAnsi="Arial Narrow" w:cs="Traditional Arabic"/>
+                <w:rFonts w:asciiTheme="minorBidi" w:hAnsiTheme="minorBidi" w:cstheme="minorBidi"/>
+                <w:b/>
+                <w:bCs/>
+                <w:lang w:val="id-ID"/>
+              </w:rPr>
+            </w:pPr>
+            <w:r>
+              <w:rPr>
+                <w:rFonts w:asciiTheme="minorBidi" w:hAnsiTheme="minorBidi" w:cstheme="minorBidi"/>
                 <w:b/>
                 <w:bCs/>
                 <w:rtl/>
@@ -2817,7 +2522,7 @@
         </w:tc>
         <w:tc>
           <w:tcPr>
-            <w:tcW w:w="419" w:type="dxa"/>
+            <w:tcW w:w="424" w:type="dxa"/>
             <w:tcBorders>
               <w:top w:val="single" w:sz="4" w:space="0" w:color="auto"/>
               <w:left w:val="single" w:sz="4" w:space="0" w:color="auto"/>
@@ -2832,7 +2537,7 @@
               <w:spacing w:after="0" w:line="240" w:lineRule="auto"/>
               <w:jc w:val="center"/>
               <w:rPr>
-                <w:rFonts w:ascii="Arial Narrow" w:hAnsi="Arial Narrow" w:cs="Traditional Arabic"/>
+                <w:rFonts w:asciiTheme="minorBidi" w:hAnsiTheme="minorBidi" w:cstheme="minorBidi"/>
                 <w:b/>
                 <w:bCs/>
               </w:rPr>
@@ -2848,7 +2553,7 @@
         </w:trPr>
         <w:tc>
           <w:tcPr>
-            <w:tcW w:w="519" w:type="dxa"/>
+            <w:tcW w:w="518" w:type="dxa"/>
             <w:tcBorders>
               <w:top w:val="single" w:sz="12" w:space="0" w:color="auto"/>
               <w:left w:val="double" w:sz="6" w:space="0" w:color="auto"/>
@@ -2877,7 +2582,7 @@
         </w:tc>
         <w:tc>
           <w:tcPr>
-            <w:tcW w:w="4152" w:type="dxa"/>
+            <w:tcW w:w="4149" w:type="dxa"/>
             <w:gridSpan w:val="8"/>
             <w:tcBorders>
               <w:top w:val="single" w:sz="12" w:space="0" w:color="auto"/>
@@ -2950,17 +2655,17 @@
               <w:spacing w:after="0" w:line="240" w:lineRule="auto"/>
               <w:jc w:val="center"/>
               <w:rPr>
-                <w:rFonts w:ascii="Arial Narrow" w:hAnsi="Arial Narrow" w:cs="Traditional Arabic"/>
-                <w:b/>
-                <w:bCs/>
-              </w:rPr>
-            </w:pPr>
-          </w:p>
-        </w:tc>
-        <w:tc>
-          <w:tcPr>
-            <w:tcW w:w="4116" w:type="dxa"/>
-            <w:gridSpan w:val="9"/>
+                <w:rFonts w:asciiTheme="minorBidi" w:hAnsiTheme="minorBidi" w:cstheme="minorBidi"/>
+                <w:b/>
+                <w:bCs/>
+              </w:rPr>
+            </w:pPr>
+          </w:p>
+        </w:tc>
+        <w:tc>
+          <w:tcPr>
+            <w:tcW w:w="4115" w:type="dxa"/>
+            <w:gridSpan w:val="10"/>
             <w:tcBorders>
               <w:top w:val="single" w:sz="12" w:space="0" w:color="auto"/>
               <w:left w:val="single" w:sz="4" w:space="0" w:color="auto"/>
@@ -2976,15 +2681,15 @@
               <w:spacing w:after="0" w:line="240" w:lineRule="auto"/>
               <w:ind w:left="138" w:right="148"/>
               <w:rPr>
-                <w:rFonts w:ascii="Arial Narrow" w:hAnsi="Arial Narrow" w:cs="Traditional Arabic"/>
-                <w:b/>
-                <w:bCs/>
-                <w:lang w:val="id-ID"/>
-              </w:rPr>
-            </w:pPr>
-            <w:r>
-              <w:rPr>
-                <w:rFonts w:ascii="Arial Narrow" w:hAnsi="Arial Narrow" w:cs="Traditional Arabic"/>
+                <w:rFonts w:asciiTheme="minorBidi" w:hAnsiTheme="minorBidi" w:cstheme="minorBidi"/>
+                <w:b/>
+                <w:bCs/>
+                <w:lang w:val="id-ID"/>
+              </w:rPr>
+            </w:pPr>
+            <w:r>
+              <w:rPr>
+                <w:rFonts w:asciiTheme="minorBidi" w:hAnsiTheme="minorBidi" w:cstheme="minorBidi"/>
                 <w:b/>
                 <w:bCs/>
                 <w:rtl/>
@@ -2996,7 +2701,7 @@
         </w:tc>
         <w:tc>
           <w:tcPr>
-            <w:tcW w:w="419" w:type="dxa"/>
+            <w:tcW w:w="424" w:type="dxa"/>
             <w:tcBorders>
               <w:top w:val="single" w:sz="12" w:space="0" w:color="auto"/>
               <w:left w:val="single" w:sz="4" w:space="0" w:color="auto"/>
@@ -3011,14 +2716,14 @@
               <w:spacing w:after="0" w:line="240" w:lineRule="auto"/>
               <w:jc w:val="center"/>
               <w:rPr>
-                <w:rFonts w:ascii="Arial Narrow" w:hAnsi="Arial Narrow" w:cs="Traditional Arabic"/>
-                <w:b/>
-                <w:bCs/>
-              </w:rPr>
-            </w:pPr>
-            <w:r>
-              <w:rPr>
-                <w:rFonts w:ascii="Arial Narrow" w:hAnsi="Arial Narrow" w:cs="Traditional Arabic"/>
+                <w:rFonts w:asciiTheme="minorBidi" w:hAnsiTheme="minorBidi" w:cstheme="minorBidi"/>
+                <w:b/>
+                <w:bCs/>
+              </w:rPr>
+            </w:pPr>
+            <w:r>
+              <w:rPr>
+                <w:rFonts w:asciiTheme="minorBidi" w:hAnsiTheme="minorBidi" w:cstheme="minorBidi"/>
                 <w:b/>
                 <w:bCs/>
                 <w:rtl/>
@@ -3036,7 +2741,7 @@
         </w:trPr>
         <w:tc>
           <w:tcPr>
-            <w:tcW w:w="519" w:type="dxa"/>
+            <w:tcW w:w="518" w:type="dxa"/>
             <w:tcBorders>
               <w:top w:val="single" w:sz="12" w:space="0" w:color="auto"/>
               <w:left w:val="double" w:sz="6" w:space="0" w:color="auto"/>
@@ -3058,7 +2763,7 @@
         </w:tc>
         <w:tc>
           <w:tcPr>
-            <w:tcW w:w="4152" w:type="dxa"/>
+            <w:tcW w:w="4149" w:type="dxa"/>
             <w:gridSpan w:val="8"/>
             <w:tcBorders>
               <w:top w:val="single" w:sz="12" w:space="0" w:color="auto"/>
@@ -3142,14 +2847,14 @@
               <w:spacing w:after="0" w:line="240" w:lineRule="auto"/>
               <w:jc w:val="center"/>
               <w:rPr>
-                <w:rFonts w:ascii="Arial Narrow" w:hAnsi="Arial Narrow" w:cs="Traditional Arabic"/>
-                <w:b/>
-                <w:bCs/>
-              </w:rPr>
-            </w:pPr>
-            <w:r>
-              <w:rPr>
-                <w:rFonts w:ascii="Arial Narrow" w:hAnsi="Arial Narrow" w:cs="Times New Roman"/>
+                <w:rFonts w:asciiTheme="minorBidi" w:hAnsiTheme="minorBidi" w:cstheme="minorBidi"/>
+                <w:b/>
+                <w:bCs/>
+              </w:rPr>
+            </w:pPr>
+            <w:r>
+              <w:rPr>
+                <w:rFonts w:asciiTheme="minorBidi" w:hAnsiTheme="minorBidi" w:cstheme="minorBidi"/>
                 <w:b/>
                 <w:bCs/>
               </w:rPr>
@@ -3159,8 +2864,8 @@
         </w:tc>
         <w:tc>
           <w:tcPr>
-            <w:tcW w:w="4116" w:type="dxa"/>
-            <w:gridSpan w:val="9"/>
+            <w:tcW w:w="4115" w:type="dxa"/>
+            <w:gridSpan w:val="10"/>
             <w:tcBorders>
               <w:top w:val="single" w:sz="12" w:space="0" w:color="auto"/>
               <w:left w:val="single" w:sz="4" w:space="0" w:color="auto"/>
@@ -3181,16 +2886,16 @@
               <w:spacing w:after="0" w:line="240" w:lineRule="auto"/>
               <w:ind w:left="280" w:right="148" w:hanging="142"/>
               <w:rPr>
-                <w:rFonts w:ascii="Arial Narrow" w:hAnsi="Arial Narrow" w:cs="Traditional Arabic"/>
-                <w:b/>
-                <w:bCs/>
-                <w:rtl/>
-                <w:lang w:val="id-ID"/>
-              </w:rPr>
-            </w:pPr>
-            <w:r>
-              <w:rPr>
-                <w:rFonts w:ascii="Arial Narrow" w:hAnsi="Arial Narrow" w:cs="Traditional Arabic"/>
+                <w:rFonts w:asciiTheme="minorBidi" w:hAnsiTheme="minorBidi" w:cstheme="minorBidi"/>
+                <w:b/>
+                <w:bCs/>
+                <w:rtl/>
+                <w:lang w:val="id-ID"/>
+              </w:rPr>
+            </w:pPr>
+            <w:r>
+              <w:rPr>
+                <w:rFonts w:asciiTheme="minorBidi" w:hAnsiTheme="minorBidi" w:cstheme="minorBidi"/>
                 <w:b/>
                 <w:bCs/>
                 <w:rtl/>
@@ -3202,7 +2907,7 @@
         </w:tc>
         <w:tc>
           <w:tcPr>
-            <w:tcW w:w="419" w:type="dxa"/>
+            <w:tcW w:w="424" w:type="dxa"/>
             <w:tcBorders>
               <w:top w:val="single" w:sz="12" w:space="0" w:color="auto"/>
               <w:left w:val="single" w:sz="4" w:space="0" w:color="auto"/>
@@ -3217,7 +2922,7 @@
               <w:spacing w:after="0" w:line="240" w:lineRule="auto"/>
               <w:jc w:val="center"/>
               <w:rPr>
-                <w:rFonts w:ascii="Arial Narrow" w:hAnsi="Arial Narrow" w:cs="Traditional Arabic"/>
+                <w:rFonts w:asciiTheme="minorBidi" w:hAnsiTheme="minorBidi" w:cstheme="minorBidi"/>
                 <w:b/>
                 <w:bCs/>
               </w:rPr>
@@ -3233,7 +2938,7 @@
         </w:trPr>
         <w:tc>
           <w:tcPr>
-            <w:tcW w:w="519" w:type="dxa"/>
+            <w:tcW w:w="518" w:type="dxa"/>
             <w:tcBorders>
               <w:top w:val="single" w:sz="4" w:space="0" w:color="auto"/>
               <w:left w:val="double" w:sz="6" w:space="0" w:color="auto"/>
@@ -3255,7 +2960,7 @@
         </w:tc>
         <w:tc>
           <w:tcPr>
-            <w:tcW w:w="4152" w:type="dxa"/>
+            <w:tcW w:w="4149" w:type="dxa"/>
             <w:gridSpan w:val="8"/>
             <w:tcBorders>
               <w:top w:val="single" w:sz="4" w:space="0" w:color="auto"/>
@@ -3339,14 +3044,14 @@
               <w:spacing w:after="0" w:line="240" w:lineRule="auto"/>
               <w:jc w:val="center"/>
               <w:rPr>
-                <w:rFonts w:ascii="Arial Narrow" w:hAnsi="Arial Narrow" w:cs="Traditional Arabic"/>
-                <w:b/>
-                <w:bCs/>
-              </w:rPr>
-            </w:pPr>
-            <w:r>
-              <w:rPr>
-                <w:rFonts w:ascii="Arial Narrow" w:hAnsi="Arial Narrow" w:cs="Times New Roman"/>
+                <w:rFonts w:asciiTheme="minorBidi" w:hAnsiTheme="minorBidi" w:cstheme="minorBidi"/>
+                <w:b/>
+                <w:bCs/>
+              </w:rPr>
+            </w:pPr>
+            <w:r>
+              <w:rPr>
+                <w:rFonts w:asciiTheme="minorBidi" w:hAnsiTheme="minorBidi" w:cstheme="minorBidi"/>
                 <w:b/>
                 <w:bCs/>
               </w:rPr>
@@ -3356,8 +3061,8 @@
         </w:tc>
         <w:tc>
           <w:tcPr>
-            <w:tcW w:w="4116" w:type="dxa"/>
-            <w:gridSpan w:val="9"/>
+            <w:tcW w:w="4115" w:type="dxa"/>
+            <w:gridSpan w:val="10"/>
             <w:tcBorders>
               <w:top w:val="single" w:sz="4" w:space="0" w:color="auto"/>
               <w:left w:val="single" w:sz="4" w:space="0" w:color="auto"/>
@@ -3378,15 +3083,15 @@
               <w:spacing w:after="0" w:line="240" w:lineRule="auto"/>
               <w:ind w:left="280" w:right="148" w:hanging="142"/>
               <w:rPr>
-                <w:rFonts w:ascii="Arial Narrow" w:hAnsi="Arial Narrow" w:cs="Traditional Arabic"/>
-                <w:b/>
-                <w:bCs/>
-                <w:lang w:val="id-ID"/>
-              </w:rPr>
-            </w:pPr>
-            <w:r>
-              <w:rPr>
-                <w:rFonts w:ascii="Arial Narrow" w:hAnsi="Arial Narrow" w:cs="Traditional Arabic"/>
+                <w:rFonts w:asciiTheme="minorBidi" w:hAnsiTheme="minorBidi" w:cstheme="minorBidi"/>
+                <w:b/>
+                <w:bCs/>
+                <w:lang w:val="id-ID"/>
+              </w:rPr>
+            </w:pPr>
+            <w:r>
+              <w:rPr>
+                <w:rFonts w:asciiTheme="minorBidi" w:hAnsiTheme="minorBidi" w:cstheme="minorBidi"/>
                 <w:b/>
                 <w:bCs/>
                 <w:rtl/>
@@ -3398,7 +3103,7 @@
         </w:tc>
         <w:tc>
           <w:tcPr>
-            <w:tcW w:w="419" w:type="dxa"/>
+            <w:tcW w:w="424" w:type="dxa"/>
             <w:tcBorders>
               <w:top w:val="single" w:sz="4" w:space="0" w:color="auto"/>
               <w:left w:val="single" w:sz="4" w:space="0" w:color="auto"/>
@@ -3413,7 +3118,7 @@
               <w:spacing w:after="0" w:line="240" w:lineRule="auto"/>
               <w:jc w:val="center"/>
               <w:rPr>
-                <w:rFonts w:ascii="Arial Narrow" w:hAnsi="Arial Narrow" w:cs="Traditional Arabic"/>
+                <w:rFonts w:asciiTheme="minorBidi" w:hAnsiTheme="minorBidi" w:cstheme="minorBidi"/>
                 <w:b/>
                 <w:bCs/>
                 <w:rtl/>
@@ -3430,7 +3135,7 @@
         </w:trPr>
         <w:tc>
           <w:tcPr>
-            <w:tcW w:w="519" w:type="dxa"/>
+            <w:tcW w:w="518" w:type="dxa"/>
             <w:tcBorders>
               <w:top w:val="single" w:sz="4" w:space="0" w:color="auto"/>
               <w:left w:val="double" w:sz="6" w:space="0" w:color="auto"/>
@@ -3452,7 +3157,7 @@
         </w:tc>
         <w:tc>
           <w:tcPr>
-            <w:tcW w:w="4152" w:type="dxa"/>
+            <w:tcW w:w="4149" w:type="dxa"/>
             <w:gridSpan w:val="8"/>
             <w:tcBorders>
               <w:top w:val="single" w:sz="4" w:space="0" w:color="auto"/>
@@ -3538,14 +3243,14 @@
               <w:spacing w:after="0" w:line="240" w:lineRule="auto"/>
               <w:jc w:val="center"/>
               <w:rPr>
-                <w:rFonts w:ascii="Arial Narrow" w:hAnsi="Arial Narrow" w:cs="Traditional Arabic"/>
-                <w:b/>
-                <w:bCs/>
-              </w:rPr>
-            </w:pPr>
-            <w:r>
-              <w:rPr>
-                <w:rFonts w:ascii="Arial Narrow" w:hAnsi="Arial Narrow" w:cs="Times New Roman"/>
+                <w:rFonts w:asciiTheme="minorBidi" w:hAnsiTheme="minorBidi" w:cstheme="minorBidi"/>
+                <w:b/>
+                <w:bCs/>
+              </w:rPr>
+            </w:pPr>
+            <w:r>
+              <w:rPr>
+                <w:rFonts w:asciiTheme="minorBidi" w:hAnsiTheme="minorBidi" w:cstheme="minorBidi"/>
                 <w:b/>
                 <w:bCs/>
               </w:rPr>
@@ -3555,8 +3260,8 @@
         </w:tc>
         <w:tc>
           <w:tcPr>
-            <w:tcW w:w="4116" w:type="dxa"/>
-            <w:gridSpan w:val="9"/>
+            <w:tcW w:w="4115" w:type="dxa"/>
+            <w:gridSpan w:val="10"/>
             <w:tcBorders>
               <w:top w:val="single" w:sz="4" w:space="0" w:color="auto"/>
               <w:left w:val="single" w:sz="4" w:space="0" w:color="auto"/>
@@ -3577,15 +3282,15 @@
               <w:spacing w:after="0" w:line="240" w:lineRule="auto"/>
               <w:ind w:left="280" w:right="148" w:hanging="142"/>
               <w:rPr>
-                <w:rFonts w:ascii="Arial Narrow" w:hAnsi="Arial Narrow" w:cs="Traditional Arabic"/>
-                <w:b/>
-                <w:bCs/>
-                <w:lang w:val="id-ID"/>
-              </w:rPr>
-            </w:pPr>
-            <w:r>
-              <w:rPr>
-                <w:rFonts w:ascii="Arial Narrow" w:hAnsi="Arial Narrow" w:cs="Traditional Arabic"/>
+                <w:rFonts w:asciiTheme="minorBidi" w:hAnsiTheme="minorBidi" w:cstheme="minorBidi"/>
+                <w:b/>
+                <w:bCs/>
+                <w:lang w:val="id-ID"/>
+              </w:rPr>
+            </w:pPr>
+            <w:r>
+              <w:rPr>
+                <w:rFonts w:asciiTheme="minorBidi" w:hAnsiTheme="minorBidi" w:cstheme="minorBidi"/>
                 <w:b/>
                 <w:bCs/>
                 <w:rtl/>
@@ -3597,7 +3302,7 @@
         </w:tc>
         <w:tc>
           <w:tcPr>
-            <w:tcW w:w="419" w:type="dxa"/>
+            <w:tcW w:w="424" w:type="dxa"/>
             <w:tcBorders>
               <w:top w:val="single" w:sz="4" w:space="0" w:color="auto"/>
               <w:left w:val="single" w:sz="4" w:space="0" w:color="auto"/>
@@ -3612,7 +3317,7 @@
               <w:spacing w:after="0" w:line="240" w:lineRule="auto"/>
               <w:jc w:val="center"/>
               <w:rPr>
-                <w:rFonts w:ascii="Arial Narrow" w:hAnsi="Arial Narrow" w:cs="Traditional Arabic"/>
+                <w:rFonts w:asciiTheme="minorBidi" w:hAnsiTheme="minorBidi" w:cstheme="minorBidi"/>
                 <w:b/>
                 <w:bCs/>
               </w:rPr>
@@ -3628,7 +3333,7 @@
         </w:trPr>
         <w:tc>
           <w:tcPr>
-            <w:tcW w:w="519" w:type="dxa"/>
+            <w:tcW w:w="518" w:type="dxa"/>
             <w:tcBorders>
               <w:top w:val="single" w:sz="12" w:space="0" w:color="auto"/>
               <w:left w:val="double" w:sz="6" w:space="0" w:color="auto"/>
@@ -3657,7 +3362,7 @@
         </w:tc>
         <w:tc>
           <w:tcPr>
-            <w:tcW w:w="4152" w:type="dxa"/>
+            <w:tcW w:w="4149" w:type="dxa"/>
             <w:gridSpan w:val="8"/>
             <w:tcBorders>
               <w:top w:val="single" w:sz="12" w:space="0" w:color="auto"/>
@@ -3747,17 +3452,17 @@
               <w:spacing w:after="0" w:line="240" w:lineRule="auto"/>
               <w:jc w:val="center"/>
               <w:rPr>
-                <w:rFonts w:ascii="Arial Narrow" w:hAnsi="Arial Narrow" w:cs="Traditional Arabic"/>
-                <w:b/>
-                <w:bCs/>
-              </w:rPr>
-            </w:pPr>
-          </w:p>
-        </w:tc>
-        <w:tc>
-          <w:tcPr>
-            <w:tcW w:w="4116" w:type="dxa"/>
-            <w:gridSpan w:val="9"/>
+                <w:rFonts w:asciiTheme="minorBidi" w:hAnsiTheme="minorBidi" w:cstheme="minorBidi"/>
+                <w:b/>
+                <w:bCs/>
+              </w:rPr>
+            </w:pPr>
+          </w:p>
+        </w:tc>
+        <w:tc>
+          <w:tcPr>
+            <w:tcW w:w="4115" w:type="dxa"/>
+            <w:gridSpan w:val="10"/>
             <w:tcBorders>
               <w:top w:val="single" w:sz="12" w:space="0" w:color="auto"/>
               <w:left w:val="single" w:sz="4" w:space="0" w:color="auto"/>
@@ -3773,15 +3478,15 @@
               <w:spacing w:after="0" w:line="240" w:lineRule="auto"/>
               <w:ind w:left="138" w:right="148"/>
               <w:rPr>
-                <w:rFonts w:ascii="Arial Narrow" w:hAnsi="Arial Narrow" w:cs="Traditional Arabic"/>
-                <w:b/>
-                <w:bCs/>
-                <w:lang w:val="id-ID"/>
-              </w:rPr>
-            </w:pPr>
-            <w:r>
-              <w:rPr>
-                <w:rFonts w:ascii="Arial Narrow" w:hAnsi="Arial Narrow" w:cs="Traditional Arabic" w:hint="cs"/>
+                <w:rFonts w:asciiTheme="minorBidi" w:hAnsiTheme="minorBidi" w:cstheme="minorBidi"/>
+                <w:b/>
+                <w:bCs/>
+                <w:lang w:val="id-ID"/>
+              </w:rPr>
+            </w:pPr>
+            <w:r>
+              <w:rPr>
+                <w:rFonts w:asciiTheme="minorBidi" w:hAnsiTheme="minorBidi" w:cstheme="minorBidi"/>
                 <w:b/>
                 <w:bCs/>
                 <w:rtl/>
@@ -3791,7 +3496,7 @@
             </w:r>
             <w:r>
               <w:rPr>
-                <w:rFonts w:ascii="Arial Narrow" w:hAnsi="Arial Narrow" w:cs="Traditional Arabic"/>
+                <w:rFonts w:asciiTheme="minorBidi" w:hAnsiTheme="minorBidi" w:cstheme="minorBidi"/>
                 <w:b/>
                 <w:bCs/>
               </w:rPr>
@@ -3799,7 +3504,7 @@
             </w:r>
             <w:r>
               <w:rPr>
-                <w:rFonts w:ascii="Arial Narrow" w:hAnsi="Arial Narrow" w:cs="Traditional Arabic" w:hint="cs"/>
+                <w:rFonts w:asciiTheme="minorBidi" w:hAnsiTheme="minorBidi" w:cstheme="minorBidi"/>
                 <w:b/>
                 <w:bCs/>
                 <w:rtl/>
@@ -3811,7 +3516,7 @@
         </w:tc>
         <w:tc>
           <w:tcPr>
-            <w:tcW w:w="419" w:type="dxa"/>
+            <w:tcW w:w="424" w:type="dxa"/>
             <w:tcBorders>
               <w:top w:val="single" w:sz="12" w:space="0" w:color="auto"/>
               <w:left w:val="single" w:sz="4" w:space="0" w:color="auto"/>
@@ -3826,14 +3531,14 @@
               <w:spacing w:after="0" w:line="240" w:lineRule="auto"/>
               <w:jc w:val="center"/>
               <w:rPr>
-                <w:rFonts w:ascii="Arial Narrow" w:hAnsi="Arial Narrow" w:cs="Traditional Arabic"/>
-                <w:b/>
-                <w:bCs/>
-              </w:rPr>
-            </w:pPr>
-            <w:r>
-              <w:rPr>
-                <w:rFonts w:ascii="Arial Narrow" w:hAnsi="Arial Narrow" w:cs="Traditional Arabic"/>
+                <w:rFonts w:asciiTheme="minorBidi" w:hAnsiTheme="minorBidi" w:cstheme="minorBidi"/>
+                <w:b/>
+                <w:bCs/>
+              </w:rPr>
+            </w:pPr>
+            <w:r>
+              <w:rPr>
+                <w:rFonts w:asciiTheme="minorBidi" w:hAnsiTheme="minorBidi" w:cstheme="minorBidi"/>
                 <w:b/>
                 <w:bCs/>
                 <w:rtl/>
@@ -3851,7 +3556,7 @@
         </w:trPr>
         <w:tc>
           <w:tcPr>
-            <w:tcW w:w="519" w:type="dxa"/>
+            <w:tcW w:w="518" w:type="dxa"/>
             <w:tcBorders>
               <w:top w:val="single" w:sz="12" w:space="0" w:color="auto"/>
               <w:left w:val="double" w:sz="6" w:space="0" w:color="auto"/>
@@ -3873,7 +3578,7 @@
         </w:tc>
         <w:tc>
           <w:tcPr>
-            <w:tcW w:w="4152" w:type="dxa"/>
+            <w:tcW w:w="4149" w:type="dxa"/>
             <w:gridSpan w:val="8"/>
             <w:tcBorders>
               <w:top w:val="single" w:sz="12" w:space="0" w:color="auto"/>
@@ -3957,14 +3662,14 @@
               <w:spacing w:after="0" w:line="240" w:lineRule="auto"/>
               <w:jc w:val="center"/>
               <w:rPr>
-                <w:rFonts w:ascii="Arial Narrow" w:hAnsi="Arial Narrow" w:cs="Traditional Arabic"/>
-                <w:b/>
-                <w:bCs/>
-              </w:rPr>
-            </w:pPr>
-            <w:r>
-              <w:rPr>
-                <w:rFonts w:ascii="Arial Narrow" w:hAnsi="Arial Narrow" w:cs="Times New Roman"/>
+                <w:rFonts w:asciiTheme="minorBidi" w:hAnsiTheme="minorBidi" w:cstheme="minorBidi"/>
+                <w:b/>
+                <w:bCs/>
+              </w:rPr>
+            </w:pPr>
+            <w:r>
+              <w:rPr>
+                <w:rFonts w:asciiTheme="minorBidi" w:hAnsiTheme="minorBidi" w:cstheme="minorBidi"/>
                 <w:b/>
                 <w:bCs/>
               </w:rPr>
@@ -3974,8 +3679,8 @@
         </w:tc>
         <w:tc>
           <w:tcPr>
-            <w:tcW w:w="4116" w:type="dxa"/>
-            <w:gridSpan w:val="9"/>
+            <w:tcW w:w="4115" w:type="dxa"/>
+            <w:gridSpan w:val="10"/>
             <w:tcBorders>
               <w:top w:val="single" w:sz="12" w:space="0" w:color="auto"/>
               <w:left w:val="single" w:sz="4" w:space="0" w:color="auto"/>
@@ -3996,15 +3701,15 @@
               <w:spacing w:after="0" w:line="240" w:lineRule="auto"/>
               <w:ind w:left="280" w:right="148" w:hanging="142"/>
               <w:rPr>
-                <w:rFonts w:ascii="Arial Narrow" w:hAnsi="Arial Narrow" w:cs="Traditional Arabic"/>
-                <w:b/>
-                <w:bCs/>
-                <w:lang w:val="id-ID"/>
-              </w:rPr>
-            </w:pPr>
-            <w:r>
-              <w:rPr>
-                <w:rFonts w:ascii="Arial Narrow" w:hAnsi="Arial Narrow" w:cs="Traditional Arabic"/>
+                <w:rFonts w:asciiTheme="minorBidi" w:hAnsiTheme="minorBidi" w:cstheme="minorBidi"/>
+                <w:b/>
+                <w:bCs/>
+                <w:lang w:val="id-ID"/>
+              </w:rPr>
+            </w:pPr>
+            <w:r>
+              <w:rPr>
+                <w:rFonts w:asciiTheme="minorBidi" w:hAnsiTheme="minorBidi" w:cstheme="minorBidi"/>
                 <w:b/>
                 <w:bCs/>
                 <w:rtl/>
@@ -4016,7 +3721,7 @@
         </w:tc>
         <w:tc>
           <w:tcPr>
-            <w:tcW w:w="419" w:type="dxa"/>
+            <w:tcW w:w="424" w:type="dxa"/>
             <w:tcBorders>
               <w:top w:val="single" w:sz="12" w:space="0" w:color="auto"/>
               <w:left w:val="single" w:sz="4" w:space="0" w:color="auto"/>
@@ -4031,7 +3736,7 @@
               <w:spacing w:after="0" w:line="240" w:lineRule="auto"/>
               <w:jc w:val="center"/>
               <w:rPr>
-                <w:rFonts w:ascii="Arial Narrow" w:hAnsi="Arial Narrow" w:cs="Traditional Arabic"/>
+                <w:rFonts w:asciiTheme="minorBidi" w:hAnsiTheme="minorBidi" w:cstheme="minorBidi"/>
                 <w:b/>
                 <w:bCs/>
               </w:rPr>
@@ -4047,7 +3752,7 @@
         </w:trPr>
         <w:tc>
           <w:tcPr>
-            <w:tcW w:w="519" w:type="dxa"/>
+            <w:tcW w:w="518" w:type="dxa"/>
             <w:tcBorders>
               <w:top w:val="single" w:sz="4" w:space="0" w:color="auto"/>
               <w:left w:val="double" w:sz="6" w:space="0" w:color="auto"/>
@@ -4069,7 +3774,7 @@
         </w:tc>
         <w:tc>
           <w:tcPr>
-            <w:tcW w:w="4152" w:type="dxa"/>
+            <w:tcW w:w="4149" w:type="dxa"/>
             <w:gridSpan w:val="8"/>
             <w:tcBorders>
               <w:top w:val="single" w:sz="4" w:space="0" w:color="auto"/>
@@ -4153,14 +3858,14 @@
               <w:spacing w:after="0" w:line="240" w:lineRule="auto"/>
               <w:jc w:val="center"/>
               <w:rPr>
-                <w:rFonts w:ascii="Arial Narrow" w:hAnsi="Arial Narrow" w:cs="Traditional Arabic"/>
-                <w:b/>
-                <w:bCs/>
-              </w:rPr>
-            </w:pPr>
-            <w:r>
-              <w:rPr>
-                <w:rFonts w:ascii="Arial Narrow" w:hAnsi="Arial Narrow" w:cs="Times New Roman"/>
+                <w:rFonts w:asciiTheme="minorBidi" w:hAnsiTheme="minorBidi" w:cstheme="minorBidi"/>
+                <w:b/>
+                <w:bCs/>
+              </w:rPr>
+            </w:pPr>
+            <w:r>
+              <w:rPr>
+                <w:rFonts w:asciiTheme="minorBidi" w:hAnsiTheme="minorBidi" w:cstheme="minorBidi"/>
                 <w:b/>
                 <w:bCs/>
               </w:rPr>
@@ -4170,8 +3875,8 @@
         </w:tc>
         <w:tc>
           <w:tcPr>
-            <w:tcW w:w="4116" w:type="dxa"/>
-            <w:gridSpan w:val="9"/>
+            <w:tcW w:w="4115" w:type="dxa"/>
+            <w:gridSpan w:val="10"/>
             <w:tcBorders>
               <w:top w:val="single" w:sz="4" w:space="0" w:color="auto"/>
               <w:left w:val="single" w:sz="4" w:space="0" w:color="auto"/>
@@ -4192,15 +3897,15 @@
               <w:spacing w:after="0" w:line="240" w:lineRule="auto"/>
               <w:ind w:left="280" w:right="148" w:hanging="142"/>
               <w:rPr>
-                <w:rFonts w:ascii="Arial Narrow" w:hAnsi="Arial Narrow" w:cs="Traditional Arabic"/>
-                <w:b/>
-                <w:bCs/>
-                <w:lang w:val="id-ID"/>
-              </w:rPr>
-            </w:pPr>
-            <w:r>
-              <w:rPr>
-                <w:rFonts w:ascii="Arial Narrow" w:hAnsi="Arial Narrow" w:cs="Traditional Arabic"/>
+                <w:rFonts w:asciiTheme="minorBidi" w:hAnsiTheme="minorBidi" w:cstheme="minorBidi"/>
+                <w:b/>
+                <w:bCs/>
+                <w:lang w:val="id-ID"/>
+              </w:rPr>
+            </w:pPr>
+            <w:r>
+              <w:rPr>
+                <w:rFonts w:asciiTheme="minorBidi" w:hAnsiTheme="minorBidi" w:cstheme="minorBidi"/>
                 <w:b/>
                 <w:bCs/>
                 <w:rtl/>
@@ -4212,7 +3917,7 @@
         </w:tc>
         <w:tc>
           <w:tcPr>
-            <w:tcW w:w="419" w:type="dxa"/>
+            <w:tcW w:w="424" w:type="dxa"/>
             <w:tcBorders>
               <w:top w:val="single" w:sz="4" w:space="0" w:color="auto"/>
               <w:left w:val="single" w:sz="4" w:space="0" w:color="auto"/>
@@ -4227,7 +3932,7 @@
               <w:spacing w:after="0" w:line="240" w:lineRule="auto"/>
               <w:jc w:val="center"/>
               <w:rPr>
-                <w:rFonts w:ascii="Arial Narrow" w:hAnsi="Arial Narrow" w:cs="Traditional Arabic"/>
+                <w:rFonts w:asciiTheme="minorBidi" w:hAnsiTheme="minorBidi" w:cstheme="minorBidi"/>
                 <w:b/>
                 <w:bCs/>
               </w:rPr>
@@ -4243,7 +3948,7 @@
         </w:trPr>
         <w:tc>
           <w:tcPr>
-            <w:tcW w:w="519" w:type="dxa"/>
+            <w:tcW w:w="518" w:type="dxa"/>
             <w:tcBorders>
               <w:top w:val="single" w:sz="4" w:space="0" w:color="auto"/>
               <w:left w:val="double" w:sz="6" w:space="0" w:color="auto"/>
@@ -4265,7 +3970,7 @@
         </w:tc>
         <w:tc>
           <w:tcPr>
-            <w:tcW w:w="4152" w:type="dxa"/>
+            <w:tcW w:w="4149" w:type="dxa"/>
             <w:gridSpan w:val="8"/>
             <w:tcBorders>
               <w:top w:val="single" w:sz="4" w:space="0" w:color="auto"/>
@@ -4351,14 +4056,14 @@
               <w:spacing w:after="0" w:line="240" w:lineRule="auto"/>
               <w:jc w:val="center"/>
               <w:rPr>
-                <w:rFonts w:ascii="Arial Narrow" w:hAnsi="Arial Narrow" w:cs="Traditional Arabic"/>
-                <w:b/>
-                <w:bCs/>
-              </w:rPr>
-            </w:pPr>
-            <w:r>
-              <w:rPr>
-                <w:rFonts w:ascii="Arial Narrow" w:hAnsi="Arial Narrow" w:cs="Times New Roman"/>
+                <w:rFonts w:asciiTheme="minorBidi" w:hAnsiTheme="minorBidi" w:cstheme="minorBidi"/>
+                <w:b/>
+                <w:bCs/>
+              </w:rPr>
+            </w:pPr>
+            <w:r>
+              <w:rPr>
+                <w:rFonts w:asciiTheme="minorBidi" w:hAnsiTheme="minorBidi" w:cstheme="minorBidi"/>
                 <w:b/>
                 <w:bCs/>
               </w:rPr>
@@ -4368,8 +4073,8 @@
         </w:tc>
         <w:tc>
           <w:tcPr>
-            <w:tcW w:w="4116" w:type="dxa"/>
-            <w:gridSpan w:val="9"/>
+            <w:tcW w:w="4115" w:type="dxa"/>
+            <w:gridSpan w:val="10"/>
             <w:tcBorders>
               <w:top w:val="single" w:sz="4" w:space="0" w:color="auto"/>
               <w:left w:val="single" w:sz="4" w:space="0" w:color="auto"/>
@@ -4390,15 +4095,15 @@
               <w:spacing w:after="0" w:line="240" w:lineRule="auto"/>
               <w:ind w:left="280" w:right="148" w:hanging="142"/>
               <w:rPr>
-                <w:rFonts w:ascii="Arial Narrow" w:hAnsi="Arial Narrow" w:cs="Traditional Arabic"/>
-                <w:b/>
-                <w:bCs/>
-                <w:lang w:val="id-ID"/>
-              </w:rPr>
-            </w:pPr>
-            <w:r>
-              <w:rPr>
-                <w:rFonts w:ascii="Arial Narrow" w:hAnsi="Arial Narrow" w:cs="Traditional Arabic"/>
+                <w:rFonts w:asciiTheme="minorBidi" w:hAnsiTheme="minorBidi" w:cstheme="minorBidi"/>
+                <w:b/>
+                <w:bCs/>
+                <w:lang w:val="id-ID"/>
+              </w:rPr>
+            </w:pPr>
+            <w:r>
+              <w:rPr>
+                <w:rFonts w:asciiTheme="minorBidi" w:hAnsiTheme="minorBidi" w:cstheme="minorBidi"/>
                 <w:b/>
                 <w:bCs/>
                 <w:rtl/>
@@ -4410,7 +4115,7 @@
         </w:tc>
         <w:tc>
           <w:tcPr>
-            <w:tcW w:w="419" w:type="dxa"/>
+            <w:tcW w:w="424" w:type="dxa"/>
             <w:tcBorders>
               <w:top w:val="single" w:sz="4" w:space="0" w:color="auto"/>
               <w:left w:val="single" w:sz="4" w:space="0" w:color="auto"/>
@@ -4425,7 +4130,7 @@
               <w:spacing w:after="0" w:line="240" w:lineRule="auto"/>
               <w:jc w:val="center"/>
               <w:rPr>
-                <w:rFonts w:ascii="Arial Narrow" w:hAnsi="Arial Narrow" w:cs="Traditional Arabic"/>
+                <w:rFonts w:asciiTheme="minorBidi" w:hAnsiTheme="minorBidi" w:cstheme="minorBidi"/>
                 <w:b/>
                 <w:bCs/>
               </w:rPr>
@@ -4441,7 +4146,7 @@
         </w:trPr>
         <w:tc>
           <w:tcPr>
-            <w:tcW w:w="519" w:type="dxa"/>
+            <w:tcW w:w="518" w:type="dxa"/>
             <w:tcBorders>
               <w:top w:val="single" w:sz="4" w:space="0" w:color="auto"/>
               <w:left w:val="double" w:sz="6" w:space="0" w:color="auto"/>
@@ -4462,7 +4167,7 @@
         </w:tc>
         <w:tc>
           <w:tcPr>
-            <w:tcW w:w="4152" w:type="dxa"/>
+            <w:tcW w:w="4149" w:type="dxa"/>
             <w:gridSpan w:val="8"/>
             <w:tcBorders>
               <w:top w:val="single" w:sz="4" w:space="0" w:color="auto"/>
@@ -4561,14 +4266,14 @@
               <w:spacing w:after="0" w:line="240" w:lineRule="auto"/>
               <w:jc w:val="center"/>
               <w:rPr>
-                <w:rFonts w:ascii="Arial Narrow" w:hAnsi="Arial Narrow" w:cs="Traditional Arabic"/>
-                <w:b/>
-                <w:bCs/>
-              </w:rPr>
-            </w:pPr>
-            <w:r>
-              <w:rPr>
-                <w:rFonts w:ascii="Arial Narrow" w:hAnsi="Arial Narrow" w:cs="Times New Roman"/>
+                <w:rFonts w:asciiTheme="minorBidi" w:hAnsiTheme="minorBidi" w:cstheme="minorBidi"/>
+                <w:b/>
+                <w:bCs/>
+              </w:rPr>
+            </w:pPr>
+            <w:r>
+              <w:rPr>
+                <w:rFonts w:asciiTheme="minorBidi" w:hAnsiTheme="minorBidi" w:cstheme="minorBidi"/>
                 <w:b/>
                 <w:bCs/>
               </w:rPr>
@@ -4578,8 +4283,8 @@
         </w:tc>
         <w:tc>
           <w:tcPr>
-            <w:tcW w:w="4116" w:type="dxa"/>
-            <w:gridSpan w:val="9"/>
+            <w:tcW w:w="4115" w:type="dxa"/>
+            <w:gridSpan w:val="10"/>
             <w:tcBorders>
               <w:top w:val="single" w:sz="4" w:space="0" w:color="auto"/>
               <w:left w:val="single" w:sz="4" w:space="0" w:color="auto"/>
@@ -4600,15 +4305,15 @@
               <w:spacing w:after="0" w:line="240" w:lineRule="auto"/>
               <w:ind w:left="280" w:right="148" w:hanging="142"/>
               <w:rPr>
-                <w:rFonts w:ascii="Arial Narrow" w:hAnsi="Arial Narrow" w:cs="Traditional Arabic"/>
-                <w:b/>
-                <w:bCs/>
-                <w:lang w:val="id-ID"/>
-              </w:rPr>
-            </w:pPr>
-            <w:r>
-              <w:rPr>
-                <w:rFonts w:ascii="Arial Narrow" w:hAnsi="Arial Narrow" w:cs="Traditional Arabic"/>
+                <w:rFonts w:asciiTheme="minorBidi" w:hAnsiTheme="minorBidi" w:cstheme="minorBidi"/>
+                <w:b/>
+                <w:bCs/>
+                <w:lang w:val="id-ID"/>
+              </w:rPr>
+            </w:pPr>
+            <w:r>
+              <w:rPr>
+                <w:rFonts w:asciiTheme="minorBidi" w:hAnsiTheme="minorBidi" w:cstheme="minorBidi"/>
                 <w:b/>
                 <w:bCs/>
                 <w:rtl/>
@@ -4620,7 +4325,7 @@
         </w:tc>
         <w:tc>
           <w:tcPr>
-            <w:tcW w:w="419" w:type="dxa"/>
+            <w:tcW w:w="424" w:type="dxa"/>
             <w:tcBorders>
               <w:top w:val="single" w:sz="4" w:space="0" w:color="auto"/>
               <w:left w:val="single" w:sz="4" w:space="0" w:color="auto"/>
@@ -4635,7 +4340,7 @@
               <w:spacing w:after="0" w:line="240" w:lineRule="auto"/>
               <w:jc w:val="center"/>
               <w:rPr>
-                <w:rFonts w:ascii="Arial Narrow" w:hAnsi="Arial Narrow" w:cs="Traditional Arabic"/>
+                <w:rFonts w:asciiTheme="minorBidi" w:hAnsiTheme="minorBidi" w:cstheme="minorBidi"/>
                 <w:b/>
                 <w:bCs/>
               </w:rPr>
@@ -4651,7 +4356,7 @@
         </w:trPr>
         <w:tc>
           <w:tcPr>
-            <w:tcW w:w="519" w:type="dxa"/>
+            <w:tcW w:w="518" w:type="dxa"/>
             <w:tcBorders>
               <w:top w:val="single" w:sz="4" w:space="0" w:color="auto"/>
               <w:left w:val="double" w:sz="6" w:space="0" w:color="auto"/>
@@ -4672,7 +4377,7 @@
         </w:tc>
         <w:tc>
           <w:tcPr>
-            <w:tcW w:w="4152" w:type="dxa"/>
+            <w:tcW w:w="4149" w:type="dxa"/>
             <w:gridSpan w:val="8"/>
             <w:tcBorders>
               <w:top w:val="single" w:sz="4" w:space="0" w:color="auto"/>
@@ -4757,15 +4462,15 @@
               <w:spacing w:after="0" w:line="240" w:lineRule="auto"/>
               <w:jc w:val="center"/>
               <w:rPr>
-                <w:rFonts w:ascii="Arial Narrow" w:hAnsi="Arial Narrow" w:cs="Traditional Arabic"/>
-                <w:b/>
-                <w:bCs/>
-                <w:rtl/>
-              </w:rPr>
-            </w:pPr>
-            <w:r>
-              <w:rPr>
-                <w:rFonts w:ascii="Arial Narrow" w:hAnsi="Arial Narrow" w:cs="Times New Roman"/>
+                <w:rFonts w:asciiTheme="minorBidi" w:hAnsiTheme="minorBidi" w:cstheme="minorBidi"/>
+                <w:b/>
+                <w:bCs/>
+                <w:rtl/>
+              </w:rPr>
+            </w:pPr>
+            <w:r>
+              <w:rPr>
+                <w:rFonts w:asciiTheme="minorBidi" w:hAnsiTheme="minorBidi" w:cstheme="minorBidi"/>
                 <w:b/>
                 <w:bCs/>
               </w:rPr>
@@ -4775,8 +4480,8 @@
         </w:tc>
         <w:tc>
           <w:tcPr>
-            <w:tcW w:w="4116" w:type="dxa"/>
-            <w:gridSpan w:val="9"/>
+            <w:tcW w:w="4115" w:type="dxa"/>
+            <w:gridSpan w:val="10"/>
             <w:tcBorders>
               <w:top w:val="single" w:sz="4" w:space="0" w:color="auto"/>
               <w:left w:val="single" w:sz="4" w:space="0" w:color="auto"/>
@@ -4797,15 +4502,15 @@
               <w:spacing w:after="0" w:line="240" w:lineRule="auto"/>
               <w:ind w:left="280" w:right="148" w:hanging="142"/>
               <w:rPr>
-                <w:rFonts w:ascii="Arial Narrow" w:hAnsi="Arial Narrow" w:cs="Traditional Arabic"/>
-                <w:b/>
-                <w:bCs/>
-                <w:lang w:val="id-ID"/>
-              </w:rPr>
-            </w:pPr>
-            <w:r>
-              <w:rPr>
-                <w:rFonts w:ascii="Arial Narrow" w:hAnsi="Arial Narrow" w:cs="Traditional Arabic"/>
+                <w:rFonts w:asciiTheme="minorBidi" w:hAnsiTheme="minorBidi" w:cstheme="minorBidi"/>
+                <w:b/>
+                <w:bCs/>
+                <w:lang w:val="id-ID"/>
+              </w:rPr>
+            </w:pPr>
+            <w:r>
+              <w:rPr>
+                <w:rFonts w:asciiTheme="minorBidi" w:hAnsiTheme="minorBidi" w:cstheme="minorBidi"/>
                 <w:b/>
                 <w:bCs/>
                 <w:rtl/>
@@ -4815,7 +4520,7 @@
             </w:r>
             <w:r>
               <w:rPr>
-                <w:rFonts w:ascii="Arial Narrow" w:hAnsi="Arial Narrow" w:cs="Traditional Arabic"/>
+                <w:rFonts w:asciiTheme="minorBidi" w:hAnsiTheme="minorBidi" w:cstheme="minorBidi"/>
                 <w:b/>
                 <w:bCs/>
                 <w:lang w:val="id-ID"/>
@@ -4826,7 +4531,7 @@
         </w:tc>
         <w:tc>
           <w:tcPr>
-            <w:tcW w:w="419" w:type="dxa"/>
+            <w:tcW w:w="424" w:type="dxa"/>
             <w:tcBorders>
               <w:top w:val="single" w:sz="4" w:space="0" w:color="auto"/>
               <w:left w:val="single" w:sz="4" w:space="0" w:color="auto"/>
@@ -4841,7 +4546,7 @@
               <w:spacing w:after="0" w:line="240" w:lineRule="auto"/>
               <w:jc w:val="center"/>
               <w:rPr>
-                <w:rFonts w:ascii="Arial Narrow" w:hAnsi="Arial Narrow" w:cs="Traditional Arabic"/>
+                <w:rFonts w:asciiTheme="minorBidi" w:hAnsiTheme="minorBidi" w:cstheme="minorBidi"/>
                 <w:b/>
                 <w:bCs/>
                 <w:rtl/>
@@ -4858,7 +4563,7 @@
         </w:trPr>
         <w:tc>
           <w:tcPr>
-            <w:tcW w:w="519" w:type="dxa"/>
+            <w:tcW w:w="518" w:type="dxa"/>
             <w:tcBorders>
               <w:top w:val="single" w:sz="12" w:space="0" w:color="auto"/>
               <w:left w:val="double" w:sz="6" w:space="0" w:color="auto"/>
@@ -4887,7 +4592,7 @@
         </w:tc>
         <w:tc>
           <w:tcPr>
-            <w:tcW w:w="4152" w:type="dxa"/>
+            <w:tcW w:w="4149" w:type="dxa"/>
             <w:gridSpan w:val="8"/>
             <w:tcBorders>
               <w:top w:val="single" w:sz="12" w:space="0" w:color="auto"/>
@@ -4960,17 +4665,17 @@
               <w:spacing w:after="0" w:line="240" w:lineRule="auto"/>
               <w:jc w:val="center"/>
               <w:rPr>
-                <w:rFonts w:ascii="Arial Narrow" w:hAnsi="Arial Narrow" w:cs="Traditional Arabic"/>
-                <w:b/>
-                <w:bCs/>
-              </w:rPr>
-            </w:pPr>
-          </w:p>
-        </w:tc>
-        <w:tc>
-          <w:tcPr>
-            <w:tcW w:w="4116" w:type="dxa"/>
-            <w:gridSpan w:val="9"/>
+                <w:rFonts w:asciiTheme="minorBidi" w:hAnsiTheme="minorBidi" w:cstheme="minorBidi"/>
+                <w:b/>
+                <w:bCs/>
+              </w:rPr>
+            </w:pPr>
+          </w:p>
+        </w:tc>
+        <w:tc>
+          <w:tcPr>
+            <w:tcW w:w="4115" w:type="dxa"/>
+            <w:gridSpan w:val="10"/>
             <w:tcBorders>
               <w:top w:val="single" w:sz="12" w:space="0" w:color="auto"/>
               <w:left w:val="single" w:sz="4" w:space="0" w:color="auto"/>
@@ -4986,15 +4691,15 @@
               <w:spacing w:after="0" w:line="240" w:lineRule="auto"/>
               <w:ind w:left="138" w:right="148"/>
               <w:rPr>
-                <w:rFonts w:ascii="Arial Narrow" w:hAnsi="Arial Narrow" w:cs="Traditional Arabic"/>
-                <w:b/>
-                <w:bCs/>
-                <w:lang w:val="id-ID"/>
-              </w:rPr>
-            </w:pPr>
-            <w:r>
-              <w:rPr>
-                <w:rFonts w:ascii="Arial Narrow" w:hAnsi="Arial Narrow" w:cs="Traditional Arabic"/>
+                <w:rFonts w:asciiTheme="minorBidi" w:hAnsiTheme="minorBidi" w:cstheme="minorBidi"/>
+                <w:b/>
+                <w:bCs/>
+                <w:lang w:val="id-ID"/>
+              </w:rPr>
+            </w:pPr>
+            <w:r>
+              <w:rPr>
+                <w:rFonts w:asciiTheme="minorBidi" w:hAnsiTheme="minorBidi" w:cstheme="minorBidi"/>
                 <w:b/>
                 <w:bCs/>
                 <w:rtl/>
@@ -5006,7 +4711,7 @@
         </w:tc>
         <w:tc>
           <w:tcPr>
-            <w:tcW w:w="419" w:type="dxa"/>
+            <w:tcW w:w="424" w:type="dxa"/>
             <w:tcBorders>
               <w:top w:val="single" w:sz="12" w:space="0" w:color="auto"/>
               <w:left w:val="single" w:sz="4" w:space="0" w:color="auto"/>
@@ -5021,14 +4726,14 @@
               <w:spacing w:after="0" w:line="240" w:lineRule="auto"/>
               <w:jc w:val="center"/>
               <w:rPr>
-                <w:rFonts w:ascii="Arial Narrow" w:hAnsi="Arial Narrow" w:cs="Traditional Arabic"/>
-                <w:b/>
-                <w:bCs/>
-              </w:rPr>
-            </w:pPr>
-            <w:r>
-              <w:rPr>
-                <w:rFonts w:ascii="Arial Narrow" w:hAnsi="Arial Narrow" w:cs="Traditional Arabic"/>
+                <w:rFonts w:asciiTheme="minorBidi" w:hAnsiTheme="minorBidi" w:cstheme="minorBidi"/>
+                <w:b/>
+                <w:bCs/>
+              </w:rPr>
+            </w:pPr>
+            <w:r>
+              <w:rPr>
+                <w:rFonts w:asciiTheme="minorBidi" w:hAnsiTheme="minorBidi" w:cstheme="minorBidi"/>
                 <w:b/>
                 <w:bCs/>
                 <w:rtl/>
@@ -5046,7 +4751,7 @@
         </w:trPr>
         <w:tc>
           <w:tcPr>
-            <w:tcW w:w="519" w:type="dxa"/>
+            <w:tcW w:w="518" w:type="dxa"/>
             <w:tcBorders>
               <w:top w:val="single" w:sz="12" w:space="0" w:color="auto"/>
               <w:left w:val="double" w:sz="6" w:space="0" w:color="auto"/>
@@ -5067,7 +4772,7 @@
         </w:tc>
         <w:tc>
           <w:tcPr>
-            <w:tcW w:w="4152" w:type="dxa"/>
+            <w:tcW w:w="4149" w:type="dxa"/>
             <w:gridSpan w:val="8"/>
             <w:tcBorders>
               <w:top w:val="single" w:sz="12" w:space="0" w:color="auto"/>
@@ -5151,14 +4856,14 @@
               <w:spacing w:after="0" w:line="240" w:lineRule="auto"/>
               <w:jc w:val="center"/>
               <w:rPr>
-                <w:rFonts w:ascii="Arial Narrow" w:hAnsi="Arial Narrow" w:cs="Traditional Arabic"/>
-                <w:b/>
-                <w:bCs/>
-              </w:rPr>
-            </w:pPr>
-            <w:r>
-              <w:rPr>
-                <w:rFonts w:ascii="Arial Narrow" w:hAnsi="Arial Narrow" w:cs="Times New Roman"/>
+                <w:rFonts w:asciiTheme="minorBidi" w:hAnsiTheme="minorBidi" w:cstheme="minorBidi"/>
+                <w:b/>
+                <w:bCs/>
+              </w:rPr>
+            </w:pPr>
+            <w:r>
+              <w:rPr>
+                <w:rFonts w:asciiTheme="minorBidi" w:hAnsiTheme="minorBidi" w:cstheme="minorBidi"/>
                 <w:b/>
                 <w:bCs/>
               </w:rPr>
@@ -5168,8 +4873,8 @@
         </w:tc>
         <w:tc>
           <w:tcPr>
-            <w:tcW w:w="4116" w:type="dxa"/>
-            <w:gridSpan w:val="9"/>
+            <w:tcW w:w="4115" w:type="dxa"/>
+            <w:gridSpan w:val="10"/>
             <w:tcBorders>
               <w:top w:val="single" w:sz="12" w:space="0" w:color="auto"/>
               <w:left w:val="single" w:sz="4" w:space="0" w:color="auto"/>
@@ -5190,15 +4895,15 @@
               <w:spacing w:after="0" w:line="240" w:lineRule="auto"/>
               <w:ind w:left="280" w:right="148" w:hanging="142"/>
               <w:rPr>
-                <w:rFonts w:ascii="Arial Narrow" w:hAnsi="Arial Narrow" w:cs="Traditional Arabic"/>
-                <w:b/>
-                <w:bCs/>
-                <w:lang w:val="id-ID"/>
-              </w:rPr>
-            </w:pPr>
-            <w:r>
-              <w:rPr>
-                <w:rFonts w:ascii="Arial Narrow" w:hAnsi="Arial Narrow" w:cs="Traditional Arabic"/>
+                <w:rFonts w:asciiTheme="minorBidi" w:hAnsiTheme="minorBidi" w:cstheme="minorBidi"/>
+                <w:b/>
+                <w:bCs/>
+                <w:lang w:val="id-ID"/>
+              </w:rPr>
+            </w:pPr>
+            <w:r>
+              <w:rPr>
+                <w:rFonts w:asciiTheme="minorBidi" w:hAnsiTheme="minorBidi" w:cstheme="minorBidi"/>
                 <w:b/>
                 <w:bCs/>
                 <w:rtl/>
@@ -5210,7 +4915,7 @@
         </w:tc>
         <w:tc>
           <w:tcPr>
-            <w:tcW w:w="419" w:type="dxa"/>
+            <w:tcW w:w="424" w:type="dxa"/>
             <w:tcBorders>
               <w:top w:val="single" w:sz="12" w:space="0" w:color="auto"/>
               <w:left w:val="single" w:sz="4" w:space="0" w:color="auto"/>
@@ -5225,7 +4930,7 @@
               <w:spacing w:after="0" w:line="240" w:lineRule="auto"/>
               <w:jc w:val="center"/>
               <w:rPr>
-                <w:rFonts w:ascii="Arial Narrow" w:hAnsi="Arial Narrow" w:cs="Traditional Arabic"/>
+                <w:rFonts w:asciiTheme="minorBidi" w:hAnsiTheme="minorBidi" w:cstheme="minorBidi"/>
                 <w:b/>
                 <w:bCs/>
               </w:rPr>
@@ -5241,7 +4946,7 @@
         </w:trPr>
         <w:tc>
           <w:tcPr>
-            <w:tcW w:w="519" w:type="dxa"/>
+            <w:tcW w:w="518" w:type="dxa"/>
             <w:tcBorders>
               <w:top w:val="single" w:sz="4" w:space="0" w:color="auto"/>
               <w:left w:val="double" w:sz="6" w:space="0" w:color="auto"/>
@@ -5262,7 +4967,7 @@
         </w:tc>
         <w:tc>
           <w:tcPr>
-            <w:tcW w:w="4152" w:type="dxa"/>
+            <w:tcW w:w="4149" w:type="dxa"/>
             <w:gridSpan w:val="8"/>
             <w:tcBorders>
               <w:top w:val="single" w:sz="4" w:space="0" w:color="auto"/>
@@ -5346,14 +5051,14 @@
               <w:spacing w:after="0" w:line="240" w:lineRule="auto"/>
               <w:jc w:val="center"/>
               <w:rPr>
-                <w:rFonts w:ascii="Arial Narrow" w:hAnsi="Arial Narrow" w:cs="Traditional Arabic"/>
-                <w:b/>
-                <w:bCs/>
-              </w:rPr>
-            </w:pPr>
-            <w:r>
-              <w:rPr>
-                <w:rFonts w:ascii="Arial Narrow" w:hAnsi="Arial Narrow" w:cs="Times New Roman"/>
+                <w:rFonts w:asciiTheme="minorBidi" w:hAnsiTheme="minorBidi" w:cstheme="minorBidi"/>
+                <w:b/>
+                <w:bCs/>
+              </w:rPr>
+            </w:pPr>
+            <w:r>
+              <w:rPr>
+                <w:rFonts w:asciiTheme="minorBidi" w:hAnsiTheme="minorBidi" w:cstheme="minorBidi"/>
                 <w:b/>
                 <w:bCs/>
               </w:rPr>
@@ -5363,8 +5068,8 @@
         </w:tc>
         <w:tc>
           <w:tcPr>
-            <w:tcW w:w="4116" w:type="dxa"/>
-            <w:gridSpan w:val="9"/>
+            <w:tcW w:w="4115" w:type="dxa"/>
+            <w:gridSpan w:val="10"/>
             <w:tcBorders>
               <w:top w:val="single" w:sz="4" w:space="0" w:color="auto"/>
               <w:left w:val="single" w:sz="4" w:space="0" w:color="auto"/>
@@ -5385,15 +5090,15 @@
               <w:spacing w:after="0" w:line="240" w:lineRule="auto"/>
               <w:ind w:left="280" w:right="148" w:hanging="142"/>
               <w:rPr>
-                <w:rFonts w:ascii="Arial Narrow" w:hAnsi="Arial Narrow" w:cs="Traditional Arabic"/>
-                <w:b/>
-                <w:bCs/>
-                <w:lang w:val="id-ID"/>
-              </w:rPr>
-            </w:pPr>
-            <w:r>
-              <w:rPr>
-                <w:rFonts w:ascii="Arial Narrow" w:hAnsi="Arial Narrow" w:cs="Traditional Arabic"/>
+                <w:rFonts w:asciiTheme="minorBidi" w:hAnsiTheme="minorBidi" w:cstheme="minorBidi"/>
+                <w:b/>
+                <w:bCs/>
+                <w:lang w:val="id-ID"/>
+              </w:rPr>
+            </w:pPr>
+            <w:r>
+              <w:rPr>
+                <w:rFonts w:asciiTheme="minorBidi" w:hAnsiTheme="minorBidi" w:cstheme="minorBidi"/>
                 <w:b/>
                 <w:bCs/>
                 <w:rtl/>
@@ -5405,7 +5110,7 @@
         </w:tc>
         <w:tc>
           <w:tcPr>
-            <w:tcW w:w="419" w:type="dxa"/>
+            <w:tcW w:w="424" w:type="dxa"/>
             <w:tcBorders>
               <w:top w:val="single" w:sz="4" w:space="0" w:color="auto"/>
               <w:left w:val="single" w:sz="4" w:space="0" w:color="auto"/>
@@ -5420,7 +5125,7 @@
               <w:spacing w:after="0" w:line="240" w:lineRule="auto"/>
               <w:jc w:val="center"/>
               <w:rPr>
-                <w:rFonts w:ascii="Arial Narrow" w:hAnsi="Arial Narrow" w:cs="Traditional Arabic"/>
+                <w:rFonts w:asciiTheme="minorBidi" w:hAnsiTheme="minorBidi" w:cstheme="minorBidi"/>
                 <w:b/>
                 <w:bCs/>
               </w:rPr>
@@ -5436,7 +5141,7 @@
         </w:trPr>
         <w:tc>
           <w:tcPr>
-            <w:tcW w:w="519" w:type="dxa"/>
+            <w:tcW w:w="518" w:type="dxa"/>
             <w:tcBorders>
               <w:top w:val="single" w:sz="4" w:space="0" w:color="auto"/>
               <w:left w:val="double" w:sz="6" w:space="0" w:color="auto"/>
@@ -5458,7 +5163,7 @@
         </w:tc>
         <w:tc>
           <w:tcPr>
-            <w:tcW w:w="4152" w:type="dxa"/>
+            <w:tcW w:w="4149" w:type="dxa"/>
             <w:gridSpan w:val="8"/>
             <w:tcBorders>
               <w:top w:val="single" w:sz="4" w:space="0" w:color="auto"/>
@@ -5544,14 +5249,14 @@
               <w:spacing w:after="0" w:line="240" w:lineRule="auto"/>
               <w:jc w:val="center"/>
               <w:rPr>
-                <w:rFonts w:ascii="Arial Narrow" w:hAnsi="Arial Narrow" w:cs="Traditional Arabic"/>
-                <w:b/>
-                <w:bCs/>
-              </w:rPr>
-            </w:pPr>
-            <w:r>
-              <w:rPr>
-                <w:rFonts w:ascii="Arial Narrow" w:hAnsi="Arial Narrow" w:cs="Times New Roman"/>
+                <w:rFonts w:asciiTheme="minorBidi" w:hAnsiTheme="minorBidi" w:cstheme="minorBidi"/>
+                <w:b/>
+                <w:bCs/>
+              </w:rPr>
+            </w:pPr>
+            <w:r>
+              <w:rPr>
+                <w:rFonts w:asciiTheme="minorBidi" w:hAnsiTheme="minorBidi" w:cstheme="minorBidi"/>
                 <w:b/>
                 <w:bCs/>
               </w:rPr>
@@ -5561,8 +5266,8 @@
         </w:tc>
         <w:tc>
           <w:tcPr>
-            <w:tcW w:w="4116" w:type="dxa"/>
-            <w:gridSpan w:val="9"/>
+            <w:tcW w:w="4115" w:type="dxa"/>
+            <w:gridSpan w:val="10"/>
             <w:tcBorders>
               <w:top w:val="single" w:sz="4" w:space="0" w:color="auto"/>
               <w:left w:val="single" w:sz="4" w:space="0" w:color="auto"/>
@@ -5583,15 +5288,15 @@
               <w:spacing w:after="0" w:line="240" w:lineRule="auto"/>
               <w:ind w:left="280" w:right="148" w:hanging="142"/>
               <w:rPr>
-                <w:rFonts w:ascii="Arial Narrow" w:hAnsi="Arial Narrow" w:cs="Traditional Arabic"/>
-                <w:b/>
-                <w:bCs/>
-                <w:lang w:val="id-ID"/>
-              </w:rPr>
-            </w:pPr>
-            <w:r>
-              <w:rPr>
-                <w:rFonts w:ascii="Arial Narrow" w:hAnsi="Arial Narrow" w:cs="Traditional Arabic"/>
+                <w:rFonts w:asciiTheme="minorBidi" w:hAnsiTheme="minorBidi" w:cstheme="minorBidi"/>
+                <w:b/>
+                <w:bCs/>
+                <w:lang w:val="id-ID"/>
+              </w:rPr>
+            </w:pPr>
+            <w:r>
+              <w:rPr>
+                <w:rFonts w:asciiTheme="minorBidi" w:hAnsiTheme="minorBidi" w:cstheme="minorBidi"/>
                 <w:b/>
                 <w:bCs/>
                 <w:rtl/>
@@ -5603,7 +5308,7 @@
         </w:tc>
         <w:tc>
           <w:tcPr>
-            <w:tcW w:w="419" w:type="dxa"/>
+            <w:tcW w:w="424" w:type="dxa"/>
             <w:tcBorders>
               <w:top w:val="single" w:sz="4" w:space="0" w:color="auto"/>
               <w:left w:val="single" w:sz="4" w:space="0" w:color="auto"/>
@@ -5618,7 +5323,7 @@
               <w:spacing w:after="0" w:line="240" w:lineRule="auto"/>
               <w:jc w:val="center"/>
               <w:rPr>
-                <w:rFonts w:ascii="Arial Narrow" w:hAnsi="Arial Narrow" w:cs="Traditional Arabic"/>
+                <w:rFonts w:asciiTheme="minorBidi" w:hAnsiTheme="minorBidi" w:cstheme="minorBidi"/>
                 <w:b/>
                 <w:bCs/>
               </w:rPr>
@@ -5634,7 +5339,7 @@
         </w:trPr>
         <w:tc>
           <w:tcPr>
-            <w:tcW w:w="519" w:type="dxa"/>
+            <w:tcW w:w="518" w:type="dxa"/>
             <w:tcBorders>
               <w:top w:val="single" w:sz="4" w:space="0" w:color="auto"/>
               <w:left w:val="double" w:sz="6" w:space="0" w:color="auto"/>
@@ -5655,7 +5360,7 @@
         </w:tc>
         <w:tc>
           <w:tcPr>
-            <w:tcW w:w="4152" w:type="dxa"/>
+            <w:tcW w:w="4149" w:type="dxa"/>
             <w:gridSpan w:val="8"/>
             <w:tcBorders>
               <w:top w:val="single" w:sz="4" w:space="0" w:color="auto"/>
@@ -5739,14 +5444,14 @@
               <w:spacing w:after="0" w:line="240" w:lineRule="auto"/>
               <w:jc w:val="center"/>
               <w:rPr>
-                <w:rFonts w:ascii="Arial Narrow" w:hAnsi="Arial Narrow" w:cs="Traditional Arabic"/>
-                <w:b/>
-                <w:bCs/>
-              </w:rPr>
-            </w:pPr>
-            <w:r>
-              <w:rPr>
-                <w:rFonts w:ascii="Arial Narrow" w:hAnsi="Arial Narrow" w:cs="Times New Roman"/>
+                <w:rFonts w:asciiTheme="minorBidi" w:hAnsiTheme="minorBidi" w:cstheme="minorBidi"/>
+                <w:b/>
+                <w:bCs/>
+              </w:rPr>
+            </w:pPr>
+            <w:r>
+              <w:rPr>
+                <w:rFonts w:asciiTheme="minorBidi" w:hAnsiTheme="minorBidi" w:cstheme="minorBidi"/>
                 <w:b/>
                 <w:bCs/>
               </w:rPr>
@@ -5756,8 +5461,8 @@
         </w:tc>
         <w:tc>
           <w:tcPr>
-            <w:tcW w:w="4116" w:type="dxa"/>
-            <w:gridSpan w:val="9"/>
+            <w:tcW w:w="4115" w:type="dxa"/>
+            <w:gridSpan w:val="10"/>
             <w:tcBorders>
               <w:top w:val="single" w:sz="4" w:space="0" w:color="auto"/>
               <w:left w:val="single" w:sz="4" w:space="0" w:color="auto"/>
@@ -5778,15 +5483,15 @@
               <w:spacing w:after="0" w:line="240" w:lineRule="auto"/>
               <w:ind w:left="280" w:right="148" w:hanging="142"/>
               <w:rPr>
-                <w:rFonts w:ascii="Arial Narrow" w:hAnsi="Arial Narrow" w:cs="Traditional Arabic"/>
-                <w:b/>
-                <w:bCs/>
-                <w:lang w:val="id-ID"/>
-              </w:rPr>
-            </w:pPr>
-            <w:r>
-              <w:rPr>
-                <w:rFonts w:ascii="Arial Narrow" w:hAnsi="Arial Narrow" w:cs="Traditional Arabic"/>
+                <w:rFonts w:asciiTheme="minorBidi" w:hAnsiTheme="minorBidi" w:cstheme="minorBidi"/>
+                <w:b/>
+                <w:bCs/>
+                <w:lang w:val="id-ID"/>
+              </w:rPr>
+            </w:pPr>
+            <w:r>
+              <w:rPr>
+                <w:rFonts w:asciiTheme="minorBidi" w:hAnsiTheme="minorBidi" w:cstheme="minorBidi"/>
                 <w:b/>
                 <w:bCs/>
                 <w:rtl/>
@@ -5798,7 +5503,7 @@
         </w:tc>
         <w:tc>
           <w:tcPr>
-            <w:tcW w:w="419" w:type="dxa"/>
+            <w:tcW w:w="424" w:type="dxa"/>
             <w:tcBorders>
               <w:top w:val="single" w:sz="4" w:space="0" w:color="auto"/>
               <w:left w:val="single" w:sz="4" w:space="0" w:color="auto"/>
@@ -5813,7 +5518,7 @@
               <w:spacing w:after="0" w:line="240" w:lineRule="auto"/>
               <w:jc w:val="center"/>
               <w:rPr>
-                <w:rFonts w:ascii="Arial Narrow" w:hAnsi="Arial Narrow" w:cs="Traditional Arabic"/>
+                <w:rFonts w:asciiTheme="minorBidi" w:hAnsiTheme="minorBidi" w:cstheme="minorBidi"/>
                 <w:b/>
                 <w:bCs/>
               </w:rPr>
@@ -5829,7 +5534,7 @@
         </w:trPr>
         <w:tc>
           <w:tcPr>
-            <w:tcW w:w="5670" w:type="dxa"/>
+            <w:tcW w:w="5666" w:type="dxa"/>
             <w:gridSpan w:val="10"/>
             <w:tcBorders>
               <w:top w:val="double" w:sz="6" w:space="0" w:color="auto"/>
@@ -5863,8 +5568,8 @@
         </w:tc>
         <w:tc>
           <w:tcPr>
-            <w:tcW w:w="5523" w:type="dxa"/>
-            <w:gridSpan w:val="11"/>
+            <w:tcW w:w="5527" w:type="dxa"/>
+            <w:gridSpan w:val="12"/>
             <w:tcBorders>
               <w:top w:val="double" w:sz="6" w:space="0" w:color="auto"/>
               <w:left w:val="double" w:sz="6" w:space="0" w:color="auto"/>
@@ -5880,15 +5585,15 @@
               <w:spacing w:after="0" w:line="240" w:lineRule="auto"/>
               <w:ind w:firstLine="137"/>
               <w:rPr>
-                <w:rFonts w:ascii="Arial Narrow" w:hAnsi="Arial Narrow" w:cs="Traditional Arabic"/>
-                <w:b/>
-                <w:bCs/>
-                <w:rtl/>
-              </w:rPr>
-            </w:pPr>
-            <w:r>
-              <w:rPr>
-                <w:rFonts w:ascii="Arial Narrow" w:hAnsi="Arial Narrow" w:cs="Traditional Arabic"/>
+                <w:rFonts w:asciiTheme="minorBidi" w:hAnsiTheme="minorBidi" w:cstheme="minorBidi"/>
+                <w:b/>
+                <w:bCs/>
+                <w:rtl/>
+              </w:rPr>
+            </w:pPr>
+            <w:r>
+              <w:rPr>
+                <w:rFonts w:asciiTheme="minorBidi" w:hAnsiTheme="minorBidi" w:cstheme="minorBidi"/>
                 <w:b/>
                 <w:bCs/>
                 <w:rtl/>
@@ -5906,7 +5611,7 @@
         </w:trPr>
         <w:tc>
           <w:tcPr>
-            <w:tcW w:w="519" w:type="dxa"/>
+            <w:tcW w:w="518" w:type="dxa"/>
             <w:tcBorders>
               <w:top w:val="double" w:sz="6" w:space="0" w:color="auto"/>
               <w:left w:val="double" w:sz="6" w:space="0" w:color="auto"/>
@@ -5936,7 +5641,7 @@
         </w:tc>
         <w:tc>
           <w:tcPr>
-            <w:tcW w:w="3160" w:type="dxa"/>
+            <w:tcW w:w="3157" w:type="dxa"/>
             <w:gridSpan w:val="5"/>
             <w:tcBorders>
               <w:top w:val="double" w:sz="6" w:space="0" w:color="auto"/>
@@ -6049,43 +5754,29 @@
               <w:spacing w:after="0" w:line="240" w:lineRule="auto"/>
               <w:ind w:left="283"/>
               <w:rPr>
-                <w:rFonts w:ascii="Arial Narrow" w:hAnsi="Arial Narrow" w:cs="Traditional Arabic"/>
-                <w:lang w:val="id-ID"/>
-              </w:rPr>
-            </w:pPr>
-            <w:r>
-              <w:rPr>
-                <w:rFonts w:ascii="Times New Roman" w:hAnsi="Times New Roman" w:cs="Times New Roman"/>
+                <w:rFonts w:asciiTheme="minorBidi" w:hAnsiTheme="minorBidi" w:cstheme="minorBidi"/>
+                <w:lang w:val="id-ID"/>
+              </w:rPr>
+            </w:pPr>
+            <w:r>
+              <w:rPr>
+                <w:rFonts w:asciiTheme="minorBidi" w:hAnsiTheme="minorBidi" w:cstheme="minorBidi"/>
                 <w:lang w:val="id-ID"/>
               </w:rPr>
               <w:t>${sakit</w:t>
             </w:r>
             <w:r>
               <w:rPr>
-                <w:rFonts w:ascii="Times New Roman" w:hAnsi="Times New Roman" w:cs="Times New Roman"/>
-              </w:rPr>
-              <w:t>_</w:t>
-            </w:r>
-            <w:proofErr w:type="spellStart"/>
-            <w:r>
-              <w:rPr>
-                <w:rFonts w:ascii="Times New Roman" w:hAnsi="Times New Roman" w:cs="Times New Roman"/>
-              </w:rPr>
-              <w:t>arab</w:t>
-            </w:r>
-            <w:proofErr w:type="spellEnd"/>
-            <w:r>
-              <w:rPr>
-                <w:rFonts w:ascii="Times New Roman" w:hAnsi="Times New Roman" w:cs="Times New Roman"/>
-              </w:rPr>
-              <w:t>}</w:t>
-            </w:r>
-          </w:p>
-        </w:tc>
-        <w:tc>
-          <w:tcPr>
-            <w:tcW w:w="3243" w:type="dxa"/>
-            <w:gridSpan w:val="7"/>
+                <w:rFonts w:asciiTheme="minorBidi" w:hAnsiTheme="minorBidi" w:cstheme="minorBidi"/>
+              </w:rPr>
+              <w:t>_arab}</w:t>
+            </w:r>
+          </w:p>
+        </w:tc>
+        <w:tc>
+          <w:tcPr>
+            <w:tcW w:w="3242" w:type="dxa"/>
+            <w:gridSpan w:val="8"/>
             <w:tcBorders>
               <w:top w:val="double" w:sz="6" w:space="0" w:color="auto"/>
               <w:left w:val="single" w:sz="4" w:space="0" w:color="auto"/>
@@ -6101,15 +5792,15 @@
               <w:spacing w:after="0" w:line="240" w:lineRule="auto"/>
               <w:ind w:firstLine="137"/>
               <w:rPr>
-                <w:rFonts w:ascii="Arial Narrow" w:hAnsi="Arial Narrow" w:cs="Traditional Arabic"/>
-                <w:b/>
-                <w:bCs/>
-                <w:rtl/>
-              </w:rPr>
-            </w:pPr>
-            <w:r>
-              <w:rPr>
-                <w:rFonts w:ascii="Arial Narrow" w:hAnsi="Arial Narrow" w:cs="Traditional Arabic"/>
+                <w:rFonts w:asciiTheme="minorBidi" w:hAnsiTheme="minorBidi" w:cstheme="minorBidi"/>
+                <w:b/>
+                <w:bCs/>
+                <w:rtl/>
+              </w:rPr>
+            </w:pPr>
+            <w:r>
+              <w:rPr>
+                <w:rFonts w:asciiTheme="minorBidi" w:hAnsiTheme="minorBidi" w:cstheme="minorBidi"/>
                 <w:b/>
                 <w:bCs/>
                 <w:rtl/>
@@ -6120,7 +5811,7 @@
         </w:tc>
         <w:tc>
           <w:tcPr>
-            <w:tcW w:w="442" w:type="dxa"/>
+            <w:tcW w:w="447" w:type="dxa"/>
             <w:gridSpan w:val="2"/>
             <w:tcBorders>
               <w:top w:val="double" w:sz="6" w:space="0" w:color="auto"/>
@@ -6138,15 +5829,15 @@
               <w:ind w:firstLine="137"/>
               <w:jc w:val="center"/>
               <w:rPr>
-                <w:rFonts w:ascii="Arial Narrow" w:hAnsi="Arial Narrow" w:cs="Traditional Arabic"/>
-                <w:b/>
-                <w:bCs/>
-                <w:rtl/>
-              </w:rPr>
-            </w:pPr>
-            <w:r>
-              <w:rPr>
-                <w:rFonts w:ascii="Arial Narrow" w:hAnsi="Arial Narrow" w:cs="Traditional Arabic"/>
+                <w:rFonts w:asciiTheme="minorBidi" w:hAnsiTheme="minorBidi" w:cstheme="minorBidi"/>
+                <w:b/>
+                <w:bCs/>
+                <w:rtl/>
+              </w:rPr>
+            </w:pPr>
+            <w:r>
+              <w:rPr>
+                <w:rFonts w:asciiTheme="minorBidi" w:hAnsiTheme="minorBidi" w:cstheme="minorBidi"/>
                 <w:b/>
                 <w:bCs/>
                 <w:rtl/>
@@ -6164,7 +5855,7 @@
         </w:trPr>
         <w:tc>
           <w:tcPr>
-            <w:tcW w:w="519" w:type="dxa"/>
+            <w:tcW w:w="518" w:type="dxa"/>
             <w:tcBorders>
               <w:top w:val="single" w:sz="4" w:space="0" w:color="auto"/>
               <w:left w:val="double" w:sz="6" w:space="0" w:color="auto"/>
@@ -6194,7 +5885,7 @@
         </w:tc>
         <w:tc>
           <w:tcPr>
-            <w:tcW w:w="3160" w:type="dxa"/>
+            <w:tcW w:w="3157" w:type="dxa"/>
             <w:gridSpan w:val="5"/>
             <w:tcBorders>
               <w:top w:val="single" w:sz="4" w:space="0" w:color="auto"/>
@@ -6251,19 +5942,11 @@
               </w:rPr>
               <w:t>${</w:t>
             </w:r>
-            <w:proofErr w:type="spellStart"/>
             <w:r>
               <w:rPr>
                 <w:rFonts w:ascii="Times New Roman" w:hAnsi="Times New Roman" w:cs="Times New Roman"/>
               </w:rPr>
-              <w:t>izin</w:t>
-            </w:r>
-            <w:proofErr w:type="spellEnd"/>
-            <w:r>
-              <w:rPr>
-                <w:rFonts w:ascii="Times New Roman" w:hAnsi="Times New Roman" w:cs="Times New Roman"/>
-              </w:rPr>
-              <w:t>}</w:t>
+              <w:t>izin}</w:t>
             </w:r>
           </w:p>
         </w:tc>
@@ -6313,36 +5996,28 @@
               <w:spacing w:after="0" w:line="240" w:lineRule="auto"/>
               <w:ind w:left="283"/>
               <w:rPr>
-                <w:rFonts w:ascii="Arial Narrow" w:hAnsi="Arial Narrow" w:cs="Traditional Arabic"/>
-              </w:rPr>
-            </w:pPr>
-            <w:r>
-              <w:rPr>
-                <w:rFonts w:ascii="Times New Roman" w:hAnsi="Times New Roman" w:cs="Times New Roman"/>
+                <w:rFonts w:asciiTheme="minorBidi" w:hAnsiTheme="minorBidi" w:cstheme="minorBidi"/>
+              </w:rPr>
+            </w:pPr>
+            <w:r>
+              <w:rPr>
+                <w:rFonts w:asciiTheme="minorBidi" w:hAnsiTheme="minorBidi" w:cstheme="minorBidi"/>
                 <w:lang w:val="id-ID"/>
               </w:rPr>
               <w:t>${</w:t>
             </w:r>
-            <w:proofErr w:type="spellStart"/>
-            <w:r>
-              <w:rPr>
-                <w:rFonts w:ascii="Times New Roman" w:hAnsi="Times New Roman" w:cs="Times New Roman"/>
-              </w:rPr>
-              <w:t>izin_arab</w:t>
-            </w:r>
-            <w:proofErr w:type="spellEnd"/>
-            <w:r>
-              <w:rPr>
-                <w:rFonts w:ascii="Times New Roman" w:hAnsi="Times New Roman" w:cs="Times New Roman"/>
-              </w:rPr>
-              <w:t>}</w:t>
-            </w:r>
-          </w:p>
-        </w:tc>
-        <w:tc>
-          <w:tcPr>
-            <w:tcW w:w="3243" w:type="dxa"/>
-            <w:gridSpan w:val="7"/>
+            <w:r>
+              <w:rPr>
+                <w:rFonts w:asciiTheme="minorBidi" w:hAnsiTheme="minorBidi" w:cstheme="minorBidi"/>
+              </w:rPr>
+              <w:t>izin_arab}</w:t>
+            </w:r>
+          </w:p>
+        </w:tc>
+        <w:tc>
+          <w:tcPr>
+            <w:tcW w:w="3242" w:type="dxa"/>
+            <w:gridSpan w:val="8"/>
             <w:tcBorders>
               <w:top w:val="single" w:sz="4" w:space="0" w:color="auto"/>
               <w:left w:val="single" w:sz="4" w:space="0" w:color="auto"/>
@@ -6358,15 +6033,15 @@
               <w:spacing w:after="0" w:line="240" w:lineRule="auto"/>
               <w:ind w:firstLine="137"/>
               <w:rPr>
-                <w:rFonts w:ascii="Arial Narrow" w:hAnsi="Arial Narrow" w:cs="Traditional Arabic"/>
-                <w:b/>
-                <w:bCs/>
-                <w:rtl/>
-              </w:rPr>
-            </w:pPr>
-            <w:r>
-              <w:rPr>
-                <w:rFonts w:ascii="Arial Narrow" w:hAnsi="Arial Narrow" w:cs="Traditional Arabic"/>
+                <w:rFonts w:asciiTheme="minorBidi" w:hAnsiTheme="minorBidi" w:cstheme="minorBidi"/>
+                <w:b/>
+                <w:bCs/>
+                <w:rtl/>
+              </w:rPr>
+            </w:pPr>
+            <w:r>
+              <w:rPr>
+                <w:rFonts w:asciiTheme="minorBidi" w:hAnsiTheme="minorBidi" w:cstheme="minorBidi"/>
                 <w:b/>
                 <w:bCs/>
                 <w:rtl/>
@@ -6377,7 +6052,7 @@
         </w:tc>
         <w:tc>
           <w:tcPr>
-            <w:tcW w:w="442" w:type="dxa"/>
+            <w:tcW w:w="447" w:type="dxa"/>
             <w:gridSpan w:val="2"/>
             <w:tcBorders>
               <w:top w:val="single" w:sz="4" w:space="0" w:color="auto"/>
@@ -6395,15 +6070,15 @@
               <w:ind w:firstLine="137"/>
               <w:jc w:val="center"/>
               <w:rPr>
-                <w:rFonts w:ascii="Arial Narrow" w:hAnsi="Arial Narrow" w:cs="Traditional Arabic"/>
-                <w:b/>
-                <w:bCs/>
-                <w:rtl/>
-              </w:rPr>
-            </w:pPr>
-            <w:r>
-              <w:rPr>
-                <w:rFonts w:ascii="Arial Narrow" w:hAnsi="Arial Narrow" w:cs="Traditional Arabic"/>
+                <w:rFonts w:asciiTheme="minorBidi" w:hAnsiTheme="minorBidi" w:cstheme="minorBidi"/>
+                <w:b/>
+                <w:bCs/>
+                <w:rtl/>
+              </w:rPr>
+            </w:pPr>
+            <w:r>
+              <w:rPr>
+                <w:rFonts w:asciiTheme="minorBidi" w:hAnsiTheme="minorBidi" w:cstheme="minorBidi"/>
                 <w:b/>
                 <w:bCs/>
                 <w:rtl/>
@@ -6421,7 +6096,7 @@
         </w:trPr>
         <w:tc>
           <w:tcPr>
-            <w:tcW w:w="519" w:type="dxa"/>
+            <w:tcW w:w="518" w:type="dxa"/>
             <w:tcBorders>
               <w:top w:val="single" w:sz="4" w:space="0" w:color="auto"/>
               <w:left w:val="double" w:sz="6" w:space="0" w:color="auto"/>
@@ -6451,7 +6126,7 @@
         </w:tc>
         <w:tc>
           <w:tcPr>
-            <w:tcW w:w="3160" w:type="dxa"/>
+            <w:tcW w:w="3157" w:type="dxa"/>
             <w:gridSpan w:val="5"/>
             <w:tcBorders>
               <w:top w:val="single" w:sz="4" w:space="0" w:color="auto"/>
@@ -6562,36 +6237,28 @@
               <w:spacing w:after="0" w:line="240" w:lineRule="auto"/>
               <w:ind w:left="283"/>
               <w:rPr>
-                <w:rFonts w:ascii="Arial Narrow" w:hAnsi="Arial Narrow" w:cs="Traditional Arabic"/>
-              </w:rPr>
-            </w:pPr>
-            <w:r>
-              <w:rPr>
-                <w:rFonts w:ascii="Times New Roman" w:hAnsi="Times New Roman" w:cs="Times New Roman"/>
+                <w:rFonts w:asciiTheme="minorBidi" w:hAnsiTheme="minorBidi" w:cstheme="minorBidi"/>
+              </w:rPr>
+            </w:pPr>
+            <w:r>
+              <w:rPr>
+                <w:rFonts w:asciiTheme="minorBidi" w:hAnsiTheme="minorBidi" w:cstheme="minorBidi"/>
                 <w:lang w:val="id-ID"/>
               </w:rPr>
               <w:t>${</w:t>
             </w:r>
-            <w:proofErr w:type="spellStart"/>
-            <w:r>
-              <w:rPr>
-                <w:rFonts w:ascii="Times New Roman" w:hAnsi="Times New Roman" w:cs="Times New Roman"/>
-              </w:rPr>
-              <w:t>alfa_arab</w:t>
-            </w:r>
-            <w:proofErr w:type="spellEnd"/>
-            <w:r>
-              <w:rPr>
-                <w:rFonts w:ascii="Times New Roman" w:hAnsi="Times New Roman" w:cs="Times New Roman"/>
-              </w:rPr>
-              <w:t>}</w:t>
-            </w:r>
-          </w:p>
-        </w:tc>
-        <w:tc>
-          <w:tcPr>
-            <w:tcW w:w="3243" w:type="dxa"/>
-            <w:gridSpan w:val="7"/>
+            <w:r>
+              <w:rPr>
+                <w:rFonts w:asciiTheme="minorBidi" w:hAnsiTheme="minorBidi" w:cstheme="minorBidi"/>
+              </w:rPr>
+              <w:t>alfa_arab}</w:t>
+            </w:r>
+          </w:p>
+        </w:tc>
+        <w:tc>
+          <w:tcPr>
+            <w:tcW w:w="3242" w:type="dxa"/>
+            <w:gridSpan w:val="8"/>
             <w:tcBorders>
               <w:top w:val="single" w:sz="4" w:space="0" w:color="auto"/>
               <w:left w:val="single" w:sz="4" w:space="0" w:color="auto"/>
@@ -6607,15 +6274,15 @@
               <w:spacing w:after="0" w:line="240" w:lineRule="auto"/>
               <w:ind w:firstLine="137"/>
               <w:rPr>
-                <w:rFonts w:ascii="Arial Narrow" w:hAnsi="Arial Narrow" w:cs="Traditional Arabic"/>
-                <w:b/>
-                <w:bCs/>
-                <w:rtl/>
-              </w:rPr>
-            </w:pPr>
-            <w:r>
-              <w:rPr>
-                <w:rFonts w:ascii="Arial Narrow" w:hAnsi="Arial Narrow" w:cs="Traditional Arabic"/>
+                <w:rFonts w:asciiTheme="minorBidi" w:hAnsiTheme="minorBidi" w:cstheme="minorBidi"/>
+                <w:b/>
+                <w:bCs/>
+                <w:rtl/>
+              </w:rPr>
+            </w:pPr>
+            <w:r>
+              <w:rPr>
+                <w:rFonts w:asciiTheme="minorBidi" w:hAnsiTheme="minorBidi" w:cstheme="minorBidi"/>
                 <w:b/>
                 <w:bCs/>
                 <w:rtl/>
@@ -6626,7 +6293,7 @@
         </w:tc>
         <w:tc>
           <w:tcPr>
-            <w:tcW w:w="442" w:type="dxa"/>
+            <w:tcW w:w="447" w:type="dxa"/>
             <w:gridSpan w:val="2"/>
             <w:tcBorders>
               <w:top w:val="single" w:sz="4" w:space="0" w:color="auto"/>
@@ -6644,15 +6311,15 @@
               <w:ind w:firstLine="137"/>
               <w:jc w:val="center"/>
               <w:rPr>
-                <w:rFonts w:ascii="Arial Narrow" w:hAnsi="Arial Narrow" w:cs="Traditional Arabic"/>
-                <w:b/>
-                <w:bCs/>
-                <w:rtl/>
-              </w:rPr>
-            </w:pPr>
-            <w:r>
-              <w:rPr>
-                <w:rFonts w:ascii="Arial Narrow" w:hAnsi="Arial Narrow" w:cs="Traditional Arabic"/>
+                <w:rFonts w:asciiTheme="minorBidi" w:hAnsiTheme="minorBidi" w:cstheme="minorBidi"/>
+                <w:b/>
+                <w:bCs/>
+                <w:rtl/>
+              </w:rPr>
+            </w:pPr>
+            <w:r>
+              <w:rPr>
+                <w:rFonts w:asciiTheme="minorBidi" w:hAnsiTheme="minorBidi" w:cstheme="minorBidi"/>
                 <w:b/>
                 <w:bCs/>
                 <w:rtl/>
@@ -6671,7 +6338,7 @@
         <w:tc>
           <w:tcPr>
             <w:tcW w:w="11193" w:type="dxa"/>
-            <w:gridSpan w:val="21"/>
+            <w:gridSpan w:val="22"/>
             <w:tcBorders>
               <w:top w:val="double" w:sz="6" w:space="0" w:color="auto"/>
               <w:bottom w:val="double" w:sz="6" w:space="0" w:color="auto"/>
@@ -6682,7 +6349,7 @@
             <w:pPr>
               <w:spacing w:after="0" w:line="240" w:lineRule="auto"/>
               <w:rPr>
-                <w:rFonts w:ascii="Arial Narrow" w:hAnsi="Arial Narrow" w:cs="Times New Roman"/>
+                <w:rFonts w:asciiTheme="minorBidi" w:hAnsiTheme="minorBidi" w:cstheme="minorBidi"/>
                 <w:rtl/>
                 <w:lang w:val="id-ID"/>
               </w:rPr>
@@ -6698,7 +6365,7 @@
         </w:trPr>
         <w:tc>
           <w:tcPr>
-            <w:tcW w:w="1980" w:type="dxa"/>
+            <w:tcW w:w="1977" w:type="dxa"/>
             <w:gridSpan w:val="4"/>
             <w:tcBorders>
               <w:top w:val="double" w:sz="6" w:space="0" w:color="auto"/>
@@ -6778,7 +6445,7 @@
         </w:tc>
         <w:tc>
           <w:tcPr>
-            <w:tcW w:w="1559" w:type="dxa"/>
+            <w:tcW w:w="1558" w:type="dxa"/>
             <w:gridSpan w:val="2"/>
             <w:tcBorders>
               <w:top w:val="double" w:sz="6" w:space="0" w:color="auto"/>
@@ -6925,15 +6592,15 @@
               <w:ind w:left="-108"/>
               <w:jc w:val="right"/>
               <w:rPr>
-                <w:rFonts w:ascii="Arial Narrow" w:hAnsi="Arial Narrow" w:cs="Arabic Transparent"/>
-                <w:b/>
-                <w:bCs/>
-                <w:rtl/>
-              </w:rPr>
-            </w:pPr>
-            <w:r>
-              <w:rPr>
-                <w:rFonts w:ascii="Arial Narrow" w:hAnsi="Arial Narrow" w:cs="Arabic Transparent"/>
+                <w:rFonts w:asciiTheme="minorBidi" w:hAnsiTheme="minorBidi" w:cstheme="minorBidi"/>
+                <w:b/>
+                <w:bCs/>
+                <w:rtl/>
+              </w:rPr>
+            </w:pPr>
+            <w:r>
+              <w:rPr>
+                <w:rFonts w:asciiTheme="minorBidi" w:hAnsiTheme="minorBidi" w:cstheme="minorBidi"/>
                 <w:b/>
                 <w:bCs/>
                 <w:rtl/>
@@ -6947,15 +6614,15 @@
               <w:ind w:left="-108"/>
               <w:jc w:val="right"/>
               <w:rPr>
-                <w:rFonts w:ascii="Arial Narrow" w:hAnsi="Arial Narrow" w:cs="Arabic Transparent"/>
-                <w:b/>
-                <w:bCs/>
-                <w:rtl/>
-              </w:rPr>
-            </w:pPr>
-            <w:r>
-              <w:rPr>
-                <w:rFonts w:ascii="Arial Narrow" w:hAnsi="Arial Narrow" w:cs="Arabic Transparent"/>
+                <w:rFonts w:asciiTheme="minorBidi" w:hAnsiTheme="minorBidi" w:cstheme="minorBidi"/>
+                <w:b/>
+                <w:bCs/>
+                <w:rtl/>
+              </w:rPr>
+            </w:pPr>
+            <w:r>
+              <w:rPr>
+                <w:rFonts w:asciiTheme="minorBidi" w:hAnsiTheme="minorBidi" w:cstheme="minorBidi"/>
                 <w:b/>
                 <w:bCs/>
                 <w:rtl/>
@@ -6966,7 +6633,8 @@
         </w:tc>
         <w:tc>
           <w:tcPr>
-            <w:tcW w:w="425" w:type="dxa"/>
+            <w:tcW w:w="430" w:type="dxa"/>
+            <w:gridSpan w:val="2"/>
             <w:tcBorders>
               <w:top w:val="double" w:sz="6" w:space="0" w:color="auto"/>
               <w:bottom w:val="double" w:sz="6" w:space="0" w:color="auto"/>
@@ -6978,15 +6646,15 @@
               <w:bidi/>
               <w:spacing w:after="0" w:line="240" w:lineRule="auto"/>
               <w:rPr>
-                <w:rFonts w:ascii="Arial Narrow" w:hAnsi="Arial Narrow" w:cs="Arabic Transparent"/>
-                <w:b/>
-                <w:bCs/>
-                <w:rtl/>
-              </w:rPr>
-            </w:pPr>
-            <w:r>
-              <w:rPr>
-                <w:rFonts w:ascii="Arial Narrow" w:hAnsi="Arial Narrow" w:cs="Arabic Transparent"/>
+                <w:rFonts w:asciiTheme="minorBidi" w:hAnsiTheme="minorBidi" w:cstheme="minorBidi"/>
+                <w:b/>
+                <w:bCs/>
+                <w:rtl/>
+              </w:rPr>
+            </w:pPr>
+            <w:r>
+              <w:rPr>
+                <w:rFonts w:asciiTheme="minorBidi" w:hAnsiTheme="minorBidi" w:cstheme="minorBidi"/>
                 <w:b/>
                 <w:bCs/>
                 <w:rtl/>
@@ -7000,15 +6668,15 @@
               <w:spacing w:after="0" w:line="240" w:lineRule="auto"/>
               <w:jc w:val="center"/>
               <w:rPr>
-                <w:rFonts w:ascii="Arial Narrow" w:hAnsi="Arial Narrow" w:cs="Arabic Transparent"/>
-                <w:b/>
-                <w:bCs/>
-                <w:rtl/>
-              </w:rPr>
-            </w:pPr>
-            <w:r>
-              <w:rPr>
-                <w:rFonts w:ascii="Arial Narrow" w:hAnsi="Arial Narrow" w:cs="Arabic Transparent"/>
+                <w:rFonts w:asciiTheme="minorBidi" w:hAnsiTheme="minorBidi" w:cstheme="minorBidi"/>
+                <w:b/>
+                <w:bCs/>
+                <w:rtl/>
+              </w:rPr>
+            </w:pPr>
+            <w:r>
+              <w:rPr>
+                <w:rFonts w:asciiTheme="minorBidi" w:hAnsiTheme="minorBidi" w:cstheme="minorBidi"/>
                 <w:b/>
                 <w:bCs/>
                 <w:rtl/>
@@ -7019,7 +6687,7 @@
         </w:tc>
         <w:tc>
           <w:tcPr>
-            <w:tcW w:w="1135" w:type="dxa"/>
+            <w:tcW w:w="1134" w:type="dxa"/>
             <w:gridSpan w:val="2"/>
             <w:tcBorders>
               <w:top w:val="double" w:sz="6" w:space="0" w:color="auto"/>
@@ -7034,15 +6702,15 @@
               <w:ind w:left="-108"/>
               <w:jc w:val="right"/>
               <w:rPr>
-                <w:rFonts w:ascii="Arial Narrow" w:hAnsi="Arial Narrow" w:cs="Arabic Transparent"/>
-                <w:b/>
-                <w:bCs/>
-                <w:rtl/>
-              </w:rPr>
-            </w:pPr>
-            <w:r>
-              <w:rPr>
-                <w:rFonts w:ascii="Arial Narrow" w:hAnsi="Arial Narrow" w:cs="Arabic Transparent"/>
+                <w:rFonts w:asciiTheme="minorBidi" w:hAnsiTheme="minorBidi" w:cstheme="minorBidi"/>
+                <w:b/>
+                <w:bCs/>
+                <w:rtl/>
+              </w:rPr>
+            </w:pPr>
+            <w:r>
+              <w:rPr>
+                <w:rFonts w:asciiTheme="minorBidi" w:hAnsiTheme="minorBidi" w:cstheme="minorBidi"/>
                 <w:b/>
                 <w:bCs/>
                 <w:rtl/>
@@ -7056,15 +6724,15 @@
               <w:ind w:left="-108"/>
               <w:jc w:val="right"/>
               <w:rPr>
-                <w:rFonts w:ascii="Arial Narrow" w:hAnsi="Arial Narrow" w:cs="Arabic Transparent"/>
-                <w:b/>
-                <w:bCs/>
-                <w:rtl/>
-              </w:rPr>
-            </w:pPr>
-            <w:r>
-              <w:rPr>
-                <w:rFonts w:ascii="Arial Narrow" w:hAnsi="Arial Narrow" w:cs="Arabic Transparent"/>
+                <w:rFonts w:asciiTheme="minorBidi" w:hAnsiTheme="minorBidi" w:cstheme="minorBidi"/>
+                <w:b/>
+                <w:bCs/>
+                <w:rtl/>
+              </w:rPr>
+            </w:pPr>
+            <w:r>
+              <w:rPr>
+                <w:rFonts w:asciiTheme="minorBidi" w:hAnsiTheme="minorBidi" w:cstheme="minorBidi"/>
                 <w:b/>
                 <w:bCs/>
                 <w:rtl/>
@@ -7089,15 +6757,15 @@
               <w:spacing w:after="0" w:line="240" w:lineRule="auto"/>
               <w:ind w:firstLine="137"/>
               <w:rPr>
-                <w:rFonts w:ascii="Arial Narrow" w:hAnsi="Arial Narrow" w:cs="Arabic Transparent"/>
-                <w:b/>
-                <w:bCs/>
-                <w:rtl/>
-              </w:rPr>
-            </w:pPr>
-            <w:r>
-              <w:rPr>
-                <w:rFonts w:ascii="Arial Narrow" w:hAnsi="Arial Narrow" w:cs="Arabic Transparent"/>
+                <w:rFonts w:asciiTheme="minorBidi" w:hAnsiTheme="minorBidi" w:cstheme="minorBidi"/>
+                <w:b/>
+                <w:bCs/>
+                <w:rtl/>
+              </w:rPr>
+            </w:pPr>
+            <w:r>
+              <w:rPr>
+                <w:rFonts w:asciiTheme="minorBidi" w:hAnsiTheme="minorBidi" w:cstheme="minorBidi"/>
                 <w:b/>
                 <w:bCs/>
                 <w:rtl/>
@@ -7111,15 +6779,15 @@
               <w:spacing w:after="0" w:line="240" w:lineRule="auto"/>
               <w:ind w:firstLine="137"/>
               <w:rPr>
-                <w:rFonts w:ascii="Arial Narrow" w:hAnsi="Arial Narrow" w:cs="Arabic Transparent"/>
-                <w:b/>
-                <w:bCs/>
-                <w:rtl/>
-              </w:rPr>
-            </w:pPr>
-            <w:r>
-              <w:rPr>
-                <w:rFonts w:ascii="Arial Narrow" w:hAnsi="Arial Narrow" w:cs="Arabic Transparent"/>
+                <w:rFonts w:asciiTheme="minorBidi" w:hAnsiTheme="minorBidi" w:cstheme="minorBidi"/>
+                <w:b/>
+                <w:bCs/>
+                <w:rtl/>
+              </w:rPr>
+            </w:pPr>
+            <w:r>
+              <w:rPr>
+                <w:rFonts w:asciiTheme="minorBidi" w:hAnsiTheme="minorBidi" w:cstheme="minorBidi"/>
                 <w:b/>
                 <w:bCs/>
                 <w:rtl/>
@@ -7145,15 +6813,15 @@
               <w:bidi/>
               <w:spacing w:after="0" w:line="240" w:lineRule="auto"/>
               <w:rPr>
-                <w:rFonts w:ascii="Arial Narrow" w:hAnsi="Arial Narrow" w:cs="Traditional Arabic"/>
-                <w:b/>
-                <w:bCs/>
-                <w:rtl/>
-              </w:rPr>
-            </w:pPr>
-            <w:r>
-              <w:rPr>
-                <w:rFonts w:ascii="Arial Narrow" w:hAnsi="Arial Narrow" w:cs="Traditional Arabic"/>
+                <w:rFonts w:asciiTheme="minorBidi" w:hAnsiTheme="minorBidi" w:cstheme="minorBidi"/>
+                <w:b/>
+                <w:bCs/>
+                <w:rtl/>
+              </w:rPr>
+            </w:pPr>
+            <w:r>
+              <w:rPr>
+                <w:rFonts w:asciiTheme="minorBidi" w:hAnsiTheme="minorBidi" w:cstheme="minorBidi"/>
                 <w:b/>
                 <w:bCs/>
                 <w:rtl/>
@@ -7162,7 +6830,7 @@
             </w:r>
             <w:r>
               <w:rPr>
-                <w:rFonts w:ascii="Arial Narrow" w:hAnsi="Arial Narrow" w:cs="Traditional Arabic"/>
+                <w:rFonts w:asciiTheme="minorBidi" w:hAnsiTheme="minorBidi" w:cstheme="minorBidi"/>
                 <w:b/>
                 <w:bCs/>
                 <w:u w:val="single"/>
@@ -7172,7 +6840,7 @@
             </w:r>
             <w:r>
               <w:rPr>
-                <w:rFonts w:ascii="Arial Narrow" w:hAnsi="Arial Narrow" w:cs="Traditional Arabic"/>
+                <w:rFonts w:asciiTheme="minorBidi" w:hAnsiTheme="minorBidi" w:cstheme="minorBidi"/>
                 <w:b/>
                 <w:bCs/>
                 <w:rtl/>
@@ -7191,7 +6859,7 @@
         <w:tc>
           <w:tcPr>
             <w:tcW w:w="11193" w:type="dxa"/>
-            <w:gridSpan w:val="21"/>
+            <w:gridSpan w:val="22"/>
             <w:tcBorders>
               <w:top w:val="double" w:sz="6" w:space="0" w:color="auto"/>
             </w:tcBorders>
@@ -7219,113 +6887,101 @@
         </w:trPr>
         <w:tc>
           <w:tcPr>
-            <w:tcW w:w="4671" w:type="dxa"/>
-            <w:gridSpan w:val="9"/>
-            <w:shd w:val="clear" w:color="auto" w:fill="auto"/>
-            <w:vAlign w:val="bottom"/>
-          </w:tcPr>
-          <w:p>
-            <w:pPr>
-              <w:spacing w:after="0" w:line="240" w:lineRule="auto"/>
-              <w:jc w:val="center"/>
-              <w:rPr>
-                <w:rFonts w:ascii="Arial Narrow" w:hAnsi="Arial Narrow" w:cs="Times New Roman"/>
-                <w:rtl/>
-              </w:rPr>
-            </w:pPr>
-          </w:p>
-        </w:tc>
-        <w:tc>
-          <w:tcPr>
-            <w:tcW w:w="6522" w:type="dxa"/>
-            <w:gridSpan w:val="12"/>
-            <w:shd w:val="clear" w:color="auto" w:fill="auto"/>
-            <w:vAlign w:val="center"/>
-          </w:tcPr>
-          <w:p>
-            <w:pPr>
+            <w:tcW w:w="7938" w:type="dxa"/>
+            <w:gridSpan w:val="14"/>
+            <w:shd w:val="clear" w:color="auto" w:fill="auto"/>
+            <w:vAlign w:val="center"/>
+          </w:tcPr>
+          <w:p>
+            <w:pPr>
+              <w:spacing w:after="0" w:line="240" w:lineRule="auto"/>
+              <w:jc w:val="right"/>
+              <w:rPr>
+                <w:rFonts w:ascii="Arial Narrow" w:hAnsi="Arial Narrow" w:cs="Times New Roman"/>
+                <w:rtl/>
+              </w:rPr>
+            </w:pPr>
+            <w:bookmarkStart w:id="0" w:name="_GoBack" w:colFirst="1" w:colLast="1"/>
+            <w:r>
+              <w:rPr>
+                <w:rFonts w:ascii="Arial Narrow" w:hAnsi="Arial Narrow" w:cstheme="minorBidi"/>
+              </w:rPr>
+              <w:t>Patean,</w:t>
+            </w:r>
+            <w:r>
+              <w:rPr>
+                <w:rFonts w:ascii="Arial Narrow" w:hAnsi="Arial Narrow" w:cstheme="minorBidi"/>
+                <w:spacing w:val="3"/>
+              </w:rPr>
+              <w:t xml:space="preserve">  ${</w:t>
+            </w:r>
+            <w:r>
+              <w:rPr>
+                <w:rFonts w:ascii="Arial Narrow" w:hAnsi="Arial Narrow" w:cstheme="minorBidi"/>
+              </w:rPr>
+              <w:t>tanggal}</w:t>
+            </w:r>
+            <w:r>
+              <w:rPr>
+                <w:rFonts w:ascii="Arial Narrow" w:hAnsi="Arial Narrow" w:cstheme="minorBidi"/>
+              </w:rPr>
+              <w:t xml:space="preserve">    </w:t>
+            </w:r>
+            <w:r>
+              <w:rPr>
+                <w:rFonts w:asciiTheme="minorBidi" w:hAnsiTheme="minorBidi" w:cstheme="minorBidi"/>
+              </w:rPr>
+              <w:t xml:space="preserve">  /</w:t>
+            </w:r>
+          </w:p>
+        </w:tc>
+        <w:tc>
+          <w:tcPr>
+            <w:tcW w:w="3255" w:type="dxa"/>
+            <w:gridSpan w:val="8"/>
+            <w:shd w:val="clear" w:color="auto" w:fill="auto"/>
+            <w:vAlign w:val="center"/>
+          </w:tcPr>
+          <w:p>
+            <w:pPr>
+              <w:bidi/>
               <w:spacing w:after="0"/>
-              <w:ind w:right="493"/>
-              <w:jc w:val="right"/>
-              <w:rPr>
-                <w:rFonts w:ascii="Arial Narrow" w:hAnsi="Arial Narrow" w:cs="Times New Roman"/>
-                <w:rtl/>
-              </w:rPr>
-            </w:pPr>
-            <w:proofErr w:type="spellStart"/>
-            <w:proofErr w:type="gramStart"/>
-            <w:r>
-              <w:rPr>
-                <w:rFonts w:ascii="Arial Narrow" w:hAnsi="Arial Narrow"/>
-              </w:rPr>
-              <w:t>Patean</w:t>
-            </w:r>
-            <w:proofErr w:type="spellEnd"/>
-            <w:r>
-              <w:rPr>
-                <w:rFonts w:ascii="Arial Narrow" w:hAnsi="Arial Narrow"/>
-              </w:rPr>
-              <w:t>,</w:t>
-            </w:r>
-            <w:r>
-              <w:rPr>
-                <w:rFonts w:ascii="Arial Narrow" w:hAnsi="Arial Narrow"/>
-                <w:spacing w:val="3"/>
-              </w:rPr>
-              <w:t xml:space="preserve">  $</w:t>
-            </w:r>
-            <w:proofErr w:type="gramEnd"/>
-            <w:r>
-              <w:rPr>
-                <w:rFonts w:ascii="Arial Narrow" w:hAnsi="Arial Narrow"/>
-                <w:spacing w:val="3"/>
-              </w:rPr>
-              <w:t>{</w:t>
-            </w:r>
-            <w:proofErr w:type="spellStart"/>
-            <w:r>
-              <w:rPr>
-                <w:rFonts w:ascii="Arial Narrow" w:hAnsi="Arial Narrow"/>
-              </w:rPr>
-              <w:t>tanggal</w:t>
-            </w:r>
-            <w:proofErr w:type="spellEnd"/>
-            <w:r>
-              <w:rPr>
-                <w:rFonts w:ascii="Arial Narrow" w:hAnsi="Arial Narrow"/>
-              </w:rPr>
-              <w:t>}  /  ${</w:t>
-            </w:r>
-            <w:proofErr w:type="spellStart"/>
-            <w:r>
-              <w:rPr>
-                <w:rFonts w:ascii="Arial Narrow" w:hAnsi="Arial Narrow"/>
-              </w:rPr>
-              <w:t>tanggal_arab</w:t>
-            </w:r>
-            <w:proofErr w:type="spellEnd"/>
-            <w:r>
-              <w:rPr>
-                <w:rFonts w:ascii="Arial Narrow" w:hAnsi="Arial Narrow"/>
-              </w:rPr>
-              <w:t xml:space="preserve">}    </w:t>
-            </w:r>
-            <w:r>
-              <w:rPr>
-                <w:rFonts w:ascii="Arial Narrow" w:hAnsi="Arial Narrow" w:cs="Times New Roman"/>
-                <w:rtl/>
-              </w:rPr>
-              <w:t xml:space="preserve"> تحريرا بفاتيان</w:t>
-            </w:r>
-            <w:r>
-              <w:rPr>
-                <w:rFonts w:ascii="Arial Narrow" w:hAnsi="Arial Narrow" w:cs="Times New Roman"/>
+              <w:ind w:left="700" w:right="283"/>
+              <w:rPr>
+                <w:rFonts w:asciiTheme="minorBidi" w:hAnsiTheme="minorBidi" w:cstheme="minorBidi"/>
+                <w:rtl/>
+              </w:rPr>
+            </w:pPr>
+            <w:r>
+              <w:rPr>
+                <w:rFonts w:asciiTheme="minorBidi" w:hAnsiTheme="minorBidi" w:cstheme="minorBidi"/>
+                <w:rtl/>
+              </w:rPr>
+              <w:t>تقريرا بفاتيان</w:t>
+            </w:r>
+            <w:r>
+              <w:rPr>
+                <w:rFonts w:asciiTheme="minorBidi" w:hAnsiTheme="minorBidi" w:cstheme="minorBidi"/>
+              </w:rPr>
+              <w:t xml:space="preserve">  </w:t>
+            </w:r>
+            <w:r>
+              <w:rPr>
+                <w:rFonts w:asciiTheme="minorBidi" w:hAnsiTheme="minorBidi" w:cstheme="minorBidi"/>
+              </w:rPr>
+              <w:lastRenderedPageBreak/>
+              <w:t>${tanggal_arab}</w:t>
+            </w:r>
+            <w:r>
+              <w:rPr>
+                <w:rFonts w:asciiTheme="minorBidi" w:hAnsiTheme="minorBidi" w:cstheme="minorBidi"/>
               </w:rPr>
               <w:t xml:space="preserve"> </w:t>
             </w:r>
           </w:p>
         </w:tc>
       </w:tr>
+      <w:bookmarkEnd w:id="0"/>
       <w:tr>
         <w:trPr>
           <w:gridAfter w:val="1"/>
@@ -7335,7 +6991,7 @@
         <w:tc>
           <w:tcPr>
             <w:tcW w:w="11193" w:type="dxa"/>
-            <w:gridSpan w:val="21"/>
+            <w:gridSpan w:val="22"/>
             <w:shd w:val="clear" w:color="auto" w:fill="auto"/>
             <w:vAlign w:val="bottom"/>
           </w:tcPr>
@@ -7344,7 +7000,7 @@
               <w:spacing w:after="0" w:line="240" w:lineRule="auto"/>
               <w:jc w:val="center"/>
               <w:rPr>
-                <w:rFonts w:ascii="Arial Narrow" w:hAnsi="Arial Narrow" w:cs="Times New Roman"/>
+                <w:rFonts w:asciiTheme="minorBidi" w:hAnsiTheme="minorBidi" w:cstheme="minorBidi"/>
                 <w:rtl/>
               </w:rPr>
             </w:pPr>
@@ -7359,7 +7015,7 @@
         </w:trPr>
         <w:tc>
           <w:tcPr>
-            <w:tcW w:w="5670" w:type="dxa"/>
+            <w:tcW w:w="5666" w:type="dxa"/>
             <w:gridSpan w:val="10"/>
             <w:shd w:val="clear" w:color="auto" w:fill="auto"/>
             <w:vAlign w:val="bottom"/>
@@ -7369,7 +7025,7 @@
               <w:spacing w:after="0" w:line="240" w:lineRule="auto"/>
               <w:jc w:val="center"/>
               <w:rPr>
-                <w:rFonts w:ascii="Arial Narrow" w:hAnsi="Arial Narrow" w:cs="Times New Roman"/>
+                <w:rFonts w:asciiTheme="minorBidi" w:hAnsiTheme="minorBidi" w:cstheme="minorBidi"/>
                 <w:b/>
                 <w:bCs/>
                 <w:u w:val="single"/>
@@ -7378,11 +7034,11 @@
             </w:pPr>
             <w:r>
               <w:rPr>
-                <w:rFonts w:ascii="Arial Narrow" w:hAnsi="Arial Narrow" w:cs="Times New Roman"/>
+                <w:rFonts w:ascii="Arial Narrow" w:hAnsi="Arial Narrow" w:cstheme="minorBidi"/>
                 <w:noProof/>
               </w:rPr>
               <w:drawing>
-                <wp:anchor distT="0" distB="0" distL="114300" distR="114300" simplePos="0" relativeHeight="251659776" behindDoc="0" locked="0" layoutInCell="1" allowOverlap="1" wp14:anchorId="34CD23C3" wp14:editId="74341F51">
+                <wp:anchor distT="0" distB="0" distL="114300" distR="114300" simplePos="0" relativeHeight="251657728" behindDoc="0" locked="0" layoutInCell="1" allowOverlap="1" wp14:anchorId="34CD23C3" wp14:editId="74341F51">
                   <wp:simplePos x="0" y="0"/>
                   <wp:positionH relativeFrom="column">
                     <wp:posOffset>1089025</wp:posOffset>
@@ -7456,20 +7112,26 @@
             </w:r>
             <w:r>
               <w:rPr>
-                <w:rFonts w:ascii="Arial Narrow" w:hAnsi="Arial Narrow" w:cs="Times New Roman"/>
+                <w:rFonts w:ascii="Arial Narrow" w:hAnsi="Arial Narrow" w:cstheme="minorBidi"/>
                 <w:lang w:val="id-ID"/>
               </w:rPr>
               <w:t>Pengasuhan</w:t>
             </w:r>
             <w:r>
               <w:rPr>
-                <w:rFonts w:ascii="Arial Narrow" w:hAnsi="Arial Narrow" w:cs="Times New Roman"/>
-              </w:rPr>
-              <w:t xml:space="preserve"> / </w:t>
-            </w:r>
-            <w:r>
-              <w:rPr>
-                <w:rFonts w:ascii="Arial Narrow" w:hAnsi="Arial Narrow" w:cs="Traditional Arabic"/>
+                <w:rFonts w:ascii="Arial Narrow" w:hAnsi="Arial Narrow" w:cstheme="minorBidi"/>
+              </w:rPr>
+              <w:t xml:space="preserve"> </w:t>
+            </w:r>
+            <w:r>
+              <w:rPr>
+                <w:rFonts w:asciiTheme="minorBidi" w:hAnsiTheme="minorBidi" w:cstheme="minorBidi"/>
+              </w:rPr>
+              <w:t xml:space="preserve">/ </w:t>
+            </w:r>
+            <w:r>
+              <w:rPr>
+                <w:rFonts w:asciiTheme="minorBidi" w:hAnsiTheme="minorBidi" w:cstheme="minorBidi"/>
                 <w:b/>
                 <w:bCs/>
                 <w:rtl/>
@@ -7480,8 +7142,8 @@
         </w:tc>
         <w:tc>
           <w:tcPr>
-            <w:tcW w:w="5523" w:type="dxa"/>
-            <w:gridSpan w:val="11"/>
+            <w:tcW w:w="5527" w:type="dxa"/>
+            <w:gridSpan w:val="12"/>
             <w:shd w:val="clear" w:color="auto" w:fill="auto"/>
           </w:tcPr>
           <w:p>
@@ -7490,14 +7152,14 @@
               <w:spacing w:after="0" w:line="240" w:lineRule="auto"/>
               <w:jc w:val="center"/>
               <w:rPr>
-                <w:rFonts w:ascii="Arial Narrow" w:hAnsi="Arial Narrow" w:cs="Times New Roman"/>
-                <w:lang w:val="id-ID"/>
-              </w:rPr>
-            </w:pPr>
-            <w:r>
-              <w:rPr>
+                <w:rFonts w:asciiTheme="minorBidi" w:hAnsiTheme="minorBidi" w:cstheme="minorBidi"/>
+                <w:lang w:val="id-ID"/>
+              </w:rPr>
+            </w:pPr>
+            <w:r>
+              <w:rPr>
+                <w:rFonts w:asciiTheme="minorBidi" w:hAnsiTheme="minorBidi" w:cstheme="minorBidi"/>
                 <w:noProof/>
-                <w:rtl/>
               </w:rPr>
               <w:pict w14:anchorId="230D204F">
                 <v:rect id="Rectangle 6" o:spid="_x0000_s1036" style="position:absolute;left:0;text-align:left;margin-left:63.8pt;margin-top:4.65pt;width:134.2pt;height:70.05pt;z-index:251660800;visibility:visible;mso-wrap-style:square;mso-width-percent:0;mso-wrap-distance-left:9pt;mso-wrap-distance-top:0;mso-wrap-distance-right:9pt;mso-wrap-distance-bottom:0;mso-position-horizontal-relative:text;mso-position-vertical-relative:text;mso-width-percent:0;mso-width-relative:margin;v-text-anchor:middle" o:gfxdata="UEsDBBQABgAIAAAAIQC2gziS/gAAAOEBAAATAAAAW0NvbnRlbnRfVHlwZXNdLnhtbJSRQU7DMBBF&#10;90jcwfIWJU67QAgl6YK0S0CoHGBkTxKLZGx5TGhvj5O2G0SRWNoz/78nu9wcxkFMGNg6quQqL6RA&#10;0s5Y6ir5vt9lD1JwBDIwOMJKHpHlpr69KfdHjyxSmriSfYz+USnWPY7AufNIadK6MEJMx9ApD/oD&#10;OlTrorhX2lFEilmcO2RdNtjC5xDF9pCuTyYBB5bi6bQ4syoJ3g9WQ0ymaiLzg5KdCXlKLjvcW893&#10;SUOqXwnz5DrgnHtJTxOsQfEKIT7DmDSUCaxw7Rqn8787ZsmRM9e2VmPeBN4uqYvTtW7jvijg9N/y&#10;JsXecLq0q+WD6m8AAAD//wMAUEsDBBQABgAIAAAAIQA4/SH/1gAAAJQBAAALAAAAX3JlbHMvLnJl&#10;bHOkkMFqwzAMhu+DvYPRfXGawxijTi+j0GvpHsDYimMaW0Yy2fr2M4PBMnrbUb/Q94l/f/hMi1qR&#10;JVI2sOt6UJgd+ZiDgffL8ekFlFSbvV0oo4EbChzGx4f9GRdb25HMsYhqlCwG5lrLq9biZkxWOiqY&#10;22YiTra2kYMu1l1tQD30/bPm3wwYN0x18gb45AdQl1tp5j/sFB2T0FQ7R0nTNEV3j6o9feQzro1i&#10;OWA14Fm+Q8a1a8+Bvu/d/dMb2JY5uiPbhG/ktn4cqGU/er3pcvwCAAD//wMAUEsDBBQABgAIAAAA&#10;IQC54faQigIAAG4FAAAOAAAAZHJzL2Uyb0RvYy54bWysVFtP2zAUfp+0/2D5fSSpSoGIFFUgpkkI&#10;EDDx7Dp2E8n28Wy3Sffrd+yk4ao9TOuDa5/Ldy75zjm/6LUiO+F8C6aixVFOiTAc6tZsKvrz6frb&#10;KSU+MFMzBUZUdC88vVh+/XLe2VLMoAFVC0cQxPiysxVtQrBllnneCM38EVhhUCnBaRbw6TZZ7ViH&#10;6FplszxfZB242jrgwnuUXg1Kukz4Ugoe7qT0IhBVUcwtpNOlcx3PbHnOyo1jtmn5mAb7hyw0aw0G&#10;naCuWGBk69oPULrlDjzIcMRBZyBly0WqAasp8nfVPDbMilQLNsfbqU3+/8Hy2929I21d0QUlhmn8&#10;RA/YNGY2SpBFbE9nfYlWj/bejS+P11hrL52O/1gF6VNL91NLRR8IR2Fxks+L/IwSjrrT07P5YhZB&#10;sxdv63z4LkCTeKmow+ipk2x348NgejCJwQxct0qhnJXKvBEgZpRkMeEhxXQLeyUG6wchsVJMapYC&#10;JI6JS+XIjiE7GOfChGJQNawWg/g4x9+Y8uSRClAGASOyxIQm7BEg8vcj9lDOaB9dRaLo5Jz/LbHB&#10;efJIkcGEyVm3BtxnAAqrGiMP9ocmDa2JXQr9uk8sSJZRsoZ6j8xwMIyMt/y6xQ90w3y4Zw5nBKcJ&#10;5z7c4SEVdBWF8UZJA+73Z/Joj9RFLSUdzlxF/a8tc4IS9cMgqc+K+TwOaXrMj09m+HCvNevXGrPV&#10;l4AfrsANY3m6RvugDlfpQD/jeljFqKhihmPsivLgDo/LMOwCXDBcrFbJDAfTsnBjHi2P4LHPkYBP&#10;/TNzdmRpQH7fwmE+WfmOrINt9DSw2gaQbWLyS1/HL4BDnag0LqC4NV6/k9XLmlz+AQAA//8DAFBL&#10;AwQUAAYACAAAACEAZ8bipNwAAAAGAQAADwAAAGRycy9kb3ducmV2LnhtbEyPQWvCQBCF74X+h2UK&#10;vdWNEkXSbCSILXisEcTbJjtNotnZkF1j/PedntrTY3iP975JN5PtxIiDbx0pmM8iEEiVMy3VCo7F&#10;x9sahA+ajO4coYIHethkz0+pToy70xeOh1ALLiGfaAVNCH0ipa8atNrPXI/E3rcbrA58DrU0g75z&#10;ue3kIopW0uqWeKHRPW4brK6Hm1Xgy3FfPPr8dDn7qsx3ZIt4/6nU68uUv4MIOIW/MPziMzpkzFS6&#10;GxkvOgX8SFCwZGFzsVrHIEpOxcs5yCyV//GzHwAAAP//AwBQSwECLQAUAAYACAAAACEAtoM4kv4A&#10;AADhAQAAEwAAAAAAAAAAAAAAAAAAAAAAW0NvbnRlbnRfVHlwZXNdLnhtbFBLAQItABQABgAIAAAA&#10;IQA4/SH/1gAAAJQBAAALAAAAAAAAAAAAAAAAAC8BAABfcmVscy8ucmVsc1BLAQItABQABgAIAAAA&#10;IQC54faQigIAAG4FAAAOAAAAAAAAAAAAAAAAAC4CAABkcnMvZTJvRG9jLnhtbFBLAQItABQABgAI&#10;AAAAIQBnxuKk3AAAAAYBAAAPAAAAAAAAAAAAAAAAAOQEAABkcnMvZG93bnJldi54bWxQSwUGAAAA&#10;AAQABADzAAAA7QUAAAAA&#10;" filled="f" stroked="f" strokeweight="2pt">
@@ -7510,7 +7172,6 @@
                             <w:color w:val="000000" w:themeColor="text1"/>
                           </w:rPr>
                         </w:pPr>
-                        <w:bookmarkStart w:id="0" w:name="_GoBack"/>
                         <w:r>
                           <w:rPr>
                             <w:rFonts w:ascii="Times New Roman" w:cs="Times New Roman"/>
@@ -7519,31 +7180,8 @@
                             <w:sz w:val="21"/>
                             <w:szCs w:val="21"/>
                           </w:rPr>
-                          <w:t>${</w:t>
+                          <w:t>${ttd}</w:t>
                         </w:r>
-                        <w:proofErr w:type="spellStart"/>
-                        <w:r>
-                          <w:rPr>
-                            <w:rFonts w:ascii="Times New Roman" w:cs="Times New Roman"/>
-                            <w:color w:val="000000" w:themeColor="text1"/>
-                            <w:spacing w:val="-4"/>
-                            <w:sz w:val="21"/>
-                            <w:szCs w:val="21"/>
-                          </w:rPr>
-                          <w:t>ttd</w:t>
-                        </w:r>
-                        <w:proofErr w:type="spellEnd"/>
-                        <w:r>
-                          <w:rPr>
-                            <w:rFonts w:ascii="Times New Roman" w:cs="Times New Roman"/>
-                            <w:color w:val="000000" w:themeColor="text1"/>
-                            <w:spacing w:val="-4"/>
-                            <w:sz w:val="21"/>
-                            <w:szCs w:val="21"/>
-                          </w:rPr>
-                          <w:t>}</w:t>
-                        </w:r>
-                        <w:bookmarkEnd w:id="0"/>
                       </w:p>
                     </w:txbxContent>
                   </v:textbox>
@@ -7552,7 +7190,7 @@
             </w:r>
             <w:r>
               <w:rPr>
-                <w:rFonts w:ascii="Arial Narrow" w:hAnsi="Arial Narrow" w:cs="Traditional Arabic"/>
+                <w:rFonts w:asciiTheme="minorBidi" w:hAnsiTheme="minorBidi" w:cstheme="minorBidi"/>
                 <w:b/>
                 <w:bCs/>
                 <w:rtl/>
@@ -7561,28 +7199,20 @@
             </w:r>
             <w:r>
               <w:rPr>
-                <w:rFonts w:ascii="Arial Narrow" w:hAnsi="Arial Narrow" w:cs="Times New Roman"/>
+                <w:rFonts w:asciiTheme="minorBidi" w:hAnsiTheme="minorBidi" w:cstheme="minorBidi"/>
                 <w:rtl/>
               </w:rPr>
               <w:t xml:space="preserve"> / </w:t>
             </w:r>
-            <w:proofErr w:type="spellStart"/>
-            <w:r>
-              <w:rPr>
-                <w:rFonts w:ascii="Arial Narrow" w:hAnsi="Arial Narrow" w:cs="Times New Roman"/>
-              </w:rPr>
-              <w:t>Wali</w:t>
-            </w:r>
-            <w:proofErr w:type="spellEnd"/>
-            <w:r>
-              <w:rPr>
-                <w:rFonts w:ascii="Arial Narrow" w:hAnsi="Arial Narrow" w:cs="Times New Roman"/>
-              </w:rPr>
-              <w:t xml:space="preserve"> </w:t>
-            </w:r>
-            <w:r>
-              <w:rPr>
-                <w:rFonts w:ascii="Arial Narrow" w:hAnsi="Arial Narrow" w:cs="Times New Roman"/>
+            <w:r>
+              <w:rPr>
+                <w:rFonts w:ascii="Arial Narrow" w:hAnsi="Arial Narrow" w:cstheme="minorBidi"/>
+              </w:rPr>
+              <w:t xml:space="preserve">Wali </w:t>
+            </w:r>
+            <w:r>
+              <w:rPr>
+                <w:rFonts w:ascii="Arial Narrow" w:hAnsi="Arial Narrow" w:cstheme="minorBidi"/>
                 <w:lang w:val="id-ID"/>
               </w:rPr>
               <w:t>Kamar</w:t>
@@ -7594,7 +7224,7 @@
               <w:spacing w:after="0" w:line="240" w:lineRule="auto"/>
               <w:jc w:val="center"/>
               <w:rPr>
-                <w:rFonts w:ascii="Arial Narrow" w:hAnsi="Arial Narrow" w:cs="Times New Roman"/>
+                <w:rFonts w:asciiTheme="minorBidi" w:hAnsiTheme="minorBidi" w:cstheme="minorBidi"/>
                 <w:rtl/>
                 <w:lang w:val="id-ID"/>
               </w:rPr>
@@ -7610,7 +7240,7 @@
         </w:trPr>
         <w:tc>
           <w:tcPr>
-            <w:tcW w:w="5670" w:type="dxa"/>
+            <w:tcW w:w="5666" w:type="dxa"/>
             <w:gridSpan w:val="10"/>
             <w:shd w:val="clear" w:color="auto" w:fill="auto"/>
             <w:vAlign w:val="center"/>
@@ -7620,7 +7250,7 @@
               <w:bidi/>
               <w:spacing w:after="0" w:line="240" w:lineRule="auto"/>
               <w:rPr>
-                <w:rFonts w:ascii="Arial Narrow" w:hAnsi="Arial Narrow" w:cs="Times New Roman"/>
+                <w:rFonts w:asciiTheme="minorBidi" w:hAnsiTheme="minorBidi" w:cstheme="minorBidi"/>
               </w:rPr>
             </w:pPr>
           </w:p>
@@ -7629,54 +7259,36 @@
               <w:bidi/>
               <w:spacing w:after="0" w:line="240" w:lineRule="auto"/>
               <w:rPr>
-                <w:rFonts w:ascii="Arial Narrow" w:hAnsi="Arial Narrow" w:cs="Times New Roman"/>
-              </w:rPr>
-            </w:pPr>
-          </w:p>
-          <w:p>
-            <w:pPr>
-              <w:spacing w:after="0" w:line="240" w:lineRule="auto"/>
-              <w:jc w:val="center"/>
-              <w:rPr>
-                <w:rFonts w:ascii="Arial Narrow" w:hAnsi="Arial Narrow" w:cs="Times New Roman"/>
-                <w:b/>
-                <w:bCs/>
-              </w:rPr>
-            </w:pPr>
-            <w:r>
-              <w:rPr>
-                <w:rFonts w:ascii="Arial Narrow" w:hAnsi="Arial Narrow" w:cs="Times New Roman"/>
-                <w:b/>
-                <w:bCs/>
-                <w:rtl/>
-              </w:rPr>
-              <w:t>محمد حفظي أنص</w:t>
-            </w:r>
-            <w:r>
-              <w:rPr>
-                <w:rFonts w:ascii="Arial Narrow" w:hAnsi="Arial Narrow" w:cs="Times New Roman" w:hint="cs"/>
-                <w:b/>
-                <w:bCs/>
-                <w:rtl/>
-              </w:rPr>
-              <w:t>ا</w:t>
-            </w:r>
-            <w:r>
-              <w:rPr>
-                <w:rFonts w:ascii="Arial Narrow" w:hAnsi="Arial Narrow" w:cs="Times New Roman"/>
-                <w:b/>
-                <w:bCs/>
-                <w:rtl/>
-              </w:rPr>
-              <w:t>ري</w:t>
-            </w:r>
-          </w:p>
-          <w:p>
-            <w:pPr>
-              <w:spacing w:after="0" w:line="240" w:lineRule="auto"/>
-              <w:jc w:val="center"/>
-              <w:rPr>
-                <w:rFonts w:ascii="Arial Narrow" w:hAnsi="Arial Narrow" w:cs="Times New Roman"/>
+                <w:rFonts w:asciiTheme="minorBidi" w:hAnsiTheme="minorBidi" w:cstheme="minorBidi"/>
+              </w:rPr>
+            </w:pPr>
+          </w:p>
+          <w:p>
+            <w:pPr>
+              <w:spacing w:after="0" w:line="240" w:lineRule="auto"/>
+              <w:jc w:val="center"/>
+              <w:rPr>
+                <w:rFonts w:asciiTheme="minorBidi" w:hAnsiTheme="minorBidi" w:cstheme="minorBidi"/>
+                <w:b/>
+                <w:bCs/>
+              </w:rPr>
+            </w:pPr>
+            <w:r>
+              <w:rPr>
+                <w:rFonts w:asciiTheme="minorBidi" w:hAnsiTheme="minorBidi" w:cstheme="minorBidi"/>
+                <w:b/>
+                <w:bCs/>
+                <w:rtl/>
+              </w:rPr>
+              <w:t>محمد حفظي أنصاري</w:t>
+            </w:r>
+          </w:p>
+          <w:p>
+            <w:pPr>
+              <w:spacing w:after="0" w:line="240" w:lineRule="auto"/>
+              <w:jc w:val="center"/>
+              <w:rPr>
+                <w:rFonts w:ascii="Arial Narrow" w:hAnsi="Arial Narrow" w:cstheme="minorBidi"/>
                 <w:b/>
                 <w:bCs/>
                 <w:u w:val="single"/>
@@ -7684,90 +7296,19 @@
             </w:pPr>
             <w:r>
               <w:rPr>
-                <w:rFonts w:ascii="Arial Narrow" w:hAnsi="Arial Narrow" w:cs="Times New Roman"/>
+                <w:rFonts w:ascii="Arial Narrow" w:hAnsi="Arial Narrow" w:cstheme="minorBidi"/>
                 <w:b/>
                 <w:bCs/>
                 <w:u w:val="single"/>
               </w:rPr>
-              <w:t xml:space="preserve">Mohamad </w:t>
-            </w:r>
-            <w:proofErr w:type="spellStart"/>
-            <w:r>
-              <w:rPr>
-                <w:rFonts w:ascii="Arial Narrow" w:hAnsi="Arial Narrow" w:cs="Times New Roman"/>
+              <w:t>Mohamad Hifdzi Ansori, S.Pd.I., M.Pd</w:t>
+            </w:r>
+            <w:r>
+              <w:rPr>
+                <w:rFonts w:ascii="Arial Narrow" w:hAnsi="Arial Narrow" w:cstheme="minorBidi"/>
                 <w:b/>
                 <w:bCs/>
                 <w:u w:val="single"/>
-              </w:rPr>
-              <w:t>Hifdzi</w:t>
-            </w:r>
-            <w:proofErr w:type="spellEnd"/>
-            <w:r>
-              <w:rPr>
-                <w:rFonts w:ascii="Arial Narrow" w:hAnsi="Arial Narrow" w:cs="Times New Roman"/>
-                <w:b/>
-                <w:bCs/>
-                <w:u w:val="single"/>
-              </w:rPr>
-              <w:t xml:space="preserve"> </w:t>
-            </w:r>
-            <w:proofErr w:type="spellStart"/>
-            <w:r>
-              <w:rPr>
-                <w:rFonts w:ascii="Arial Narrow" w:hAnsi="Arial Narrow" w:cs="Times New Roman"/>
-                <w:b/>
-                <w:bCs/>
-                <w:u w:val="single"/>
-              </w:rPr>
-              <w:t>Ansori</w:t>
-            </w:r>
-            <w:proofErr w:type="spellEnd"/>
-            <w:r>
-              <w:rPr>
-                <w:rFonts w:ascii="Arial Narrow" w:hAnsi="Arial Narrow" w:cs="Times New Roman"/>
-                <w:b/>
-                <w:bCs/>
-                <w:u w:val="single"/>
-              </w:rPr>
-              <w:t xml:space="preserve">, </w:t>
-            </w:r>
-            <w:proofErr w:type="spellStart"/>
-            <w:r>
-              <w:rPr>
-                <w:rFonts w:ascii="Arial Narrow" w:hAnsi="Arial Narrow" w:cs="Times New Roman"/>
-                <w:b/>
-                <w:bCs/>
-                <w:u w:val="single"/>
-              </w:rPr>
-              <w:t>S.Pd.I</w:t>
-            </w:r>
-            <w:proofErr w:type="spellEnd"/>
-            <w:r>
-              <w:rPr>
-                <w:rFonts w:ascii="Arial Narrow" w:hAnsi="Arial Narrow" w:cs="Times New Roman"/>
-                <w:b/>
-                <w:bCs/>
-                <w:u w:val="single"/>
-              </w:rPr>
-              <w:t xml:space="preserve">., </w:t>
-            </w:r>
-            <w:proofErr w:type="spellStart"/>
-            <w:r>
-              <w:rPr>
-                <w:rFonts w:ascii="Arial Narrow" w:hAnsi="Arial Narrow" w:cs="Times New Roman"/>
-                <w:b/>
-                <w:bCs/>
-                <w:u w:val="single"/>
-              </w:rPr>
-              <w:t>M.Pd</w:t>
-            </w:r>
-            <w:proofErr w:type="spellEnd"/>
-            <w:r>
-              <w:rPr>
-                <w:rFonts w:ascii="Arial Narrow" w:hAnsi="Arial Narrow" w:cs="Times New Roman"/>
-                <w:b/>
-                <w:bCs/>
-                <w:u w:val="single"/>
                 <w:rtl/>
               </w:rPr>
               <w:t>.</w:t>
@@ -7778,19 +7319,19 @@
               <w:spacing w:after="0" w:line="240" w:lineRule="auto"/>
               <w:jc w:val="center"/>
               <w:rPr>
-                <w:rFonts w:ascii="Arial Narrow" w:hAnsi="Arial Narrow" w:cs="Times New Roman"/>
-                <w:rtl/>
-              </w:rPr>
-            </w:pPr>
-            <w:r>
-              <w:rPr>
-                <w:rFonts w:ascii="Arial Narrow" w:hAnsi="Arial Narrow" w:cs="Times New Roman"/>
+                <w:rFonts w:asciiTheme="minorBidi" w:hAnsiTheme="minorBidi" w:cstheme="minorBidi"/>
+                <w:rtl/>
+              </w:rPr>
+            </w:pPr>
+            <w:r>
+              <w:rPr>
+                <w:rFonts w:ascii="Arial Narrow" w:hAnsi="Arial Narrow" w:cstheme="minorBidi"/>
               </w:rPr>
               <w:t xml:space="preserve">NBM. </w:t>
             </w:r>
             <w:r>
               <w:rPr>
-                <w:rFonts w:ascii="Arial Narrow" w:hAnsi="Arial Narrow" w:cs="Times New Roman"/>
+                <w:rFonts w:ascii="Arial Narrow" w:hAnsi="Arial Narrow" w:cstheme="minorBidi"/>
               </w:rPr>
               <w:t>1184010</w:t>
             </w:r>
@@ -7798,33 +7339,33 @@
         </w:tc>
         <w:tc>
           <w:tcPr>
-            <w:tcW w:w="5523" w:type="dxa"/>
-            <w:gridSpan w:val="11"/>
-            <w:shd w:val="clear" w:color="auto" w:fill="auto"/>
-            <w:vAlign w:val="center"/>
-          </w:tcPr>
-          <w:p>
-            <w:pPr>
-              <w:spacing w:after="0" w:line="240" w:lineRule="auto"/>
-              <w:jc w:val="center"/>
-              <w:rPr>
-                <w:rFonts w:ascii="Arial Narrow" w:hAnsi="Arial Narrow" w:cs="Times New Roman"/>
-                <w:lang w:val="id-ID"/>
-              </w:rPr>
-            </w:pPr>
-          </w:p>
-          <w:p>
-            <w:pPr>
-              <w:spacing w:after="0" w:line="240" w:lineRule="auto"/>
-              <w:jc w:val="center"/>
-              <w:rPr>
-                <w:rFonts w:ascii="Arial Narrow" w:hAnsi="Arial Narrow" w:cs="Times New Roman"/>
-                <w:lang w:val="id-ID"/>
-              </w:rPr>
-            </w:pPr>
-            <w:r>
-              <w:rPr>
-                <w:rFonts w:ascii="Times New Roman" w:eastAsiaTheme="minorHAnsi" w:hAnsi="Times New Roman" w:cs="Times New Roman"/>
+            <w:tcW w:w="5527" w:type="dxa"/>
+            <w:gridSpan w:val="12"/>
+            <w:shd w:val="clear" w:color="auto" w:fill="auto"/>
+            <w:vAlign w:val="center"/>
+          </w:tcPr>
+          <w:p>
+            <w:pPr>
+              <w:spacing w:after="0" w:line="240" w:lineRule="auto"/>
+              <w:jc w:val="center"/>
+              <w:rPr>
+                <w:rFonts w:asciiTheme="minorBidi" w:hAnsiTheme="minorBidi" w:cstheme="minorBidi"/>
+                <w:lang w:val="id-ID"/>
+              </w:rPr>
+            </w:pPr>
+          </w:p>
+          <w:p>
+            <w:pPr>
+              <w:spacing w:after="0" w:line="240" w:lineRule="auto"/>
+              <w:jc w:val="center"/>
+              <w:rPr>
+                <w:rFonts w:asciiTheme="minorBidi" w:hAnsiTheme="minorBidi" w:cstheme="minorBidi"/>
+                <w:lang w:val="id-ID"/>
+              </w:rPr>
+            </w:pPr>
+            <w:r>
+              <w:rPr>
+                <w:rFonts w:asciiTheme="minorBidi" w:eastAsiaTheme="minorHAnsi" w:hAnsiTheme="minorBidi" w:cstheme="minorBidi"/>
                 <w:lang w:eastAsia="en-ID"/>
               </w:rPr>
               <w:pict w14:anchorId="327EAA02">
@@ -7847,29 +7388,7 @@
                             <w:sz w:val="21"/>
                             <w:szCs w:val="21"/>
                           </w:rPr>
-                          <w:t>${</w:t>
-                        </w:r>
-                        <w:proofErr w:type="spellStart"/>
-                        <w:r>
-                          <w:rPr>
-                            <w:rFonts w:ascii="Times New Roman" w:cs="Times New Roman"/>
-                            <w:color w:val="000000" w:themeColor="text1"/>
-                            <w:spacing w:val="-4"/>
-                            <w:sz w:val="21"/>
-                            <w:szCs w:val="21"/>
-                          </w:rPr>
-                          <w:t>ttd</w:t>
-                        </w:r>
-                        <w:proofErr w:type="spellEnd"/>
-                        <w:r>
-                          <w:rPr>
-                            <w:rFonts w:ascii="Times New Roman" w:cs="Times New Roman"/>
-                            <w:color w:val="000000" w:themeColor="text1"/>
-                            <w:spacing w:val="-4"/>
-                            <w:sz w:val="21"/>
-                            <w:szCs w:val="21"/>
-                          </w:rPr>
-                          <w:t>}</w:t>
+                          <w:t>${ttd}</w:t>
                         </w:r>
                       </w:p>
                     </w:txbxContent>
@@ -7884,15 +7403,15 @@
               <w:spacing w:after="0" w:line="240" w:lineRule="auto"/>
               <w:jc w:val="center"/>
               <w:rPr>
-                <w:rFonts w:ascii="Arial Narrow" w:hAnsi="Arial Narrow" w:cs="Times New Roman"/>
-                <w:b/>
-                <w:bCs/>
-                <w:lang w:val="id-ID"/>
-              </w:rPr>
-            </w:pPr>
-            <w:r>
-              <w:rPr>
-                <w:rFonts w:ascii="Arial Narrow" w:hAnsi="Arial Narrow" w:cs="Times New Roman"/>
+                <w:rFonts w:ascii="Arial Narrow" w:hAnsi="Arial Narrow" w:cstheme="minorBidi"/>
+                <w:b/>
+                <w:bCs/>
+                <w:lang w:val="id-ID"/>
+              </w:rPr>
+            </w:pPr>
+            <w:r>
+              <w:rPr>
+                <w:rFonts w:asciiTheme="minorBidi" w:hAnsiTheme="minorBidi" w:cstheme="minorBidi"/>
                 <w:b/>
                 <w:bCs/>
                 <w:lang w:val="id-ID"/>
@@ -7901,7 +7420,7 @@
             </w:r>
             <w:r>
               <w:rPr>
-                <w:rFonts w:ascii="Arial Narrow" w:hAnsi="Arial Narrow" w:cs="Times New Roman"/>
+                <w:rFonts w:asciiTheme="minorBidi" w:hAnsiTheme="minorBidi" w:cstheme="minorBidi"/>
                 <w:b/>
                 <w:bCs/>
               </w:rPr>
@@ -7909,7 +7428,7 @@
             </w:r>
             <w:r>
               <w:rPr>
-                <w:rFonts w:ascii="Arial Narrow" w:hAnsi="Arial Narrow" w:cs="Times New Roman"/>
+                <w:rFonts w:asciiTheme="minorBidi" w:hAnsiTheme="minorBidi" w:cstheme="minorBidi"/>
                 <w:b/>
                 <w:bCs/>
                 <w:lang w:val="id-ID"/>
@@ -7922,7 +7441,7 @@
               <w:spacing w:after="0" w:line="240" w:lineRule="auto"/>
               <w:jc w:val="center"/>
               <w:rPr>
-                <w:rFonts w:ascii="Arial Narrow" w:hAnsi="Arial Narrow" w:cs="Times New Roman"/>
+                <w:rFonts w:ascii="Arial Narrow" w:hAnsi="Arial Narrow" w:cstheme="minorBidi"/>
                 <w:b/>
                 <w:bCs/>
                 <w:u w:val="single"/>
@@ -7931,7 +7450,7 @@
             </w:pPr>
             <w:r>
               <w:rPr>
-                <w:rFonts w:ascii="Arial Narrow" w:hAnsi="Arial Narrow" w:cs="Times New Roman"/>
+                <w:rFonts w:ascii="Arial Narrow" w:hAnsi="Arial Narrow" w:cstheme="minorBidi"/>
                 <w:b/>
                 <w:bCs/>
                 <w:u w:val="single"/>
@@ -7941,7 +7460,7 @@
             </w:r>
             <w:r>
               <w:rPr>
-                <w:rFonts w:ascii="Arial Narrow" w:hAnsi="Arial Narrow" w:cs="Times New Roman"/>
+                <w:rFonts w:ascii="Arial Narrow" w:hAnsi="Arial Narrow" w:cstheme="minorBidi"/>
                 <w:b/>
                 <w:bCs/>
                 <w:u w:val="single"/>
@@ -7950,7 +7469,7 @@
             </w:r>
             <w:r>
               <w:rPr>
-                <w:rFonts w:ascii="Arial Narrow" w:hAnsi="Arial Narrow" w:cs="Times New Roman"/>
+                <w:rFonts w:ascii="Arial Narrow" w:hAnsi="Arial Narrow" w:cstheme="minorBidi"/>
                 <w:b/>
                 <w:bCs/>
                 <w:u w:val="single"/>
@@ -7964,26 +7483,26 @@
               <w:spacing w:after="0" w:line="240" w:lineRule="auto"/>
               <w:jc w:val="center"/>
               <w:rPr>
-                <w:rFonts w:ascii="Arial Narrow" w:hAnsi="Arial Narrow" w:cs="Times New Roman"/>
-                <w:rtl/>
-              </w:rPr>
-            </w:pPr>
-            <w:r>
-              <w:rPr>
-                <w:rFonts w:ascii="Arial Narrow" w:hAnsi="Arial Narrow" w:cs="Times New Roman"/>
+                <w:rFonts w:asciiTheme="minorBidi" w:hAnsiTheme="minorBidi" w:cstheme="minorBidi"/>
+                <w:rtl/>
+              </w:rPr>
+            </w:pPr>
+            <w:r>
+              <w:rPr>
+                <w:rFonts w:ascii="Arial Narrow" w:hAnsi="Arial Narrow" w:cstheme="minorBidi"/>
                 <w:lang w:val="id-ID"/>
               </w:rPr>
               <w:t>NBM. ${nbm_wa</w:t>
             </w:r>
             <w:r>
               <w:rPr>
-                <w:rFonts w:ascii="Arial Narrow" w:hAnsi="Arial Narrow" w:cs="Times New Roman"/>
+                <w:rFonts w:ascii="Arial Narrow" w:hAnsi="Arial Narrow" w:cstheme="minorBidi"/>
               </w:rPr>
               <w:t>mar</w:t>
             </w:r>
             <w:r>
               <w:rPr>
-                <w:rFonts w:ascii="Arial Narrow" w:hAnsi="Arial Narrow" w:cs="Times New Roman"/>
+                <w:rFonts w:ascii="Arial Narrow" w:hAnsi="Arial Narrow" w:cstheme="minorBidi"/>
                 <w:lang w:val="id-ID"/>
               </w:rPr>
               <w:t>}</w:t>
@@ -9471,7 +8990,7 @@
 </file>
 
 <file path=customXml/itemProps1.xml><?xml version="1.0" encoding="utf-8"?>
-<ds:datastoreItem xmlns:ds="http://schemas.openxmlformats.org/officeDocument/2006/customXml" ds:itemID="{EF335430-AF09-484D-81B4-96DCE0B42638}">
+<ds:datastoreItem xmlns:ds="http://schemas.openxmlformats.org/officeDocument/2006/customXml" ds:itemID="{1852B12A-719D-406D-880D-4F3E5FDCD03C}">
   <ds:schemaRefs>
     <ds:schemaRef ds:uri="http://schemas.openxmlformats.org/officeDocument/2006/bibliography"/>
   </ds:schemaRefs>
